--- a/Fase_2/Evidencias_Proyecto/Evidencia_Documentacion/Documentos_Scrum/documento de visión y roles scrum.docx
+++ b/Fase_2/Evidencias_Proyecto/Evidencia_Documentacion/Documentos_Scrum/documento de visión y roles scrum.docx
@@ -228,7 +228,28 @@
           <w:szCs w:val="48"/>
           <w:rtl w:val="0"/>
         </w:rPr>
-        <w:t xml:space="preserve"> “HomeCount_Simulator”</w:t>
+        <w:t xml:space="preserve"> “Ho</w:t>
+      </w:r>
+      <w:r>
+        <w:rPr>
+          <w:b w:val="1"/>
+          <w:bCs w:val="1"/>
+          <w:sz w:val="48"/>
+          <w:szCs w:val="48"/>
+          <w:rtl w:val="0"/>
+        </w:rPr>
+        <w:t xml:space="preserve">use</w:t>
+      </w:r>
+      <w:r>
+        <w:rPr>
+          <w:b w:val="1"/>
+          <w:bCs w:val="1"/>
+          <w:color w:val="000000"/>
+          <w:sz w:val="48"/>
+          <w:szCs w:val="48"/>
+          <w:rtl w:val="0"/>
+        </w:rPr>
+        <w:t xml:space="preserve">Count_Simulator”</w:t>
       </w:r>
     </w:p>
     <w:p>
@@ -718,7 +739,7 @@
     </w:p>
     <w:sdt>
       <w:sdtPr>
-        <w:id w:val="123873486"/>
+        <w:id w:val="386497689"/>
         <w:docPartObj>
           <w:docPartGallery w:val="Table of Contents"/>
           <w:docPartUnique w:val="1"/>
@@ -880,7 +901,29 @@
                 <w:u w:val="none"/>
                 <w:rtl w:val="0"/>
               </w:rPr>
-              <w:t xml:space="preserve">Visión del Proyecto Scrum “HomeCount_Simulator”</w:t>
+              <w:t xml:space="preserve">Visión del Proyecto Scrum “</w:t>
+            </w:r>
+          </w:hyperlink>
+          <w:hyperlink w:anchor="_heading=h.tyjcwt">
+            <w:r>
+              <w:rPr>
+                <w:b w:val="1"/>
+                <w:bCs w:val="1"/>
+                <w:rtl w:val="0"/>
+              </w:rPr>
+              <w:t xml:space="preserve">House</w:t>
+            </w:r>
+          </w:hyperlink>
+          <w:hyperlink w:anchor="_heading=h.tyjcwt">
+            <w:r>
+              <w:rPr>
+                <w:b w:val="1"/>
+                <w:bCs w:val="1"/>
+                <w:color w:val="000000"/>
+                <w:u w:val="none"/>
+                <w:rtl w:val="0"/>
+              </w:rPr>
+              <w:t xml:space="preserve">Count_Simulator”</w:t>
               <w:tab/>
               <w:t xml:space="preserve">4</w:t>
             </w:r>
@@ -1496,10 +1539,16 @@
             </w:pPr>
             <w:r>
               <w:rPr>
-                <w:color w:val="000000"/>
-                <w:rtl w:val="0"/>
-              </w:rPr>
-              <w:t xml:space="preserve">HomeCount_Simulator</w:t>
+                <w:rtl w:val="0"/>
+              </w:rPr>
+              <w:t xml:space="preserve">House</w:t>
+            </w:r>
+            <w:r>
+              <w:rPr>
+                <w:color w:val="000000"/>
+                <w:rtl w:val="0"/>
+              </w:rPr>
+              <w:t xml:space="preserve">Count_Simulator</w:t>
             </w:r>
           </w:p>
         </w:tc>
@@ -2201,7 +2250,7 @@
         <w:rPr>
           <w:rtl w:val="0"/>
         </w:rPr>
-        <w:t xml:space="preserve">Visión del Proyecto Scrum “HomeCount_Simulator” </w:t>
+        <w:t xml:space="preserve">Visión del Proyecto Scrum “HouseCount_Simulator” </w:t>
       </w:r>
     </w:p>
     <w:p>
@@ -2280,12 +2329,12 @@
                 <wp:inline distB="0" distT="0" distL="0" distR="0">
                   <wp:extent cx="563439" cy="536924"/>
                   <wp:effectExtent b="0" l="0" r="0" t="0"/>
-                  <wp:docPr id="1035" name="image1.png"/>
+                  <wp:docPr id="1035" name="image5.png"/>
                   <a:graphic>
                     <a:graphicData uri="http://schemas.openxmlformats.org/drawingml/2006/picture">
                       <pic:pic>
                         <pic:nvPicPr>
-                          <pic:cNvPr id="0" name="image1.png"/>
+                          <pic:cNvPr id="0" name="image5.png"/>
                           <pic:cNvPicPr preferRelativeResize="0"/>
                         </pic:nvPicPr>
                         <pic:blipFill>
@@ -2373,7 +2422,7 @@
               <w:rPr>
                 <w:rtl w:val="0"/>
               </w:rPr>
-              <w:t xml:space="preserve">HomeCount busca ser una plataforma web interactiva y accesible que elimine la incertidumbre financiera en el proceso de autoconstrucción, permitiendo a los usuarios planificar y cotizar materiales ajustándose de manera exacta a las opciones disponibles según un presupuesto máximo definido.</w:t>
+              <w:t xml:space="preserve">HouseCount busca ser una plataforma web interactiva y accesible que elimine la incertidumbre financiera en el proceso de autoconstrucción, permitiendo a los usuarios planificar y cotizar materiales ajustándose de manera exacta a las opciones disponibles según un presupuesto máximo definido.</w:t>
             </w:r>
           </w:p>
           <w:p>
@@ -2589,12 +2638,12 @@
                 <wp:inline distB="0" distT="0" distL="0" distR="0">
                   <wp:extent cx="933596" cy="522814"/>
                   <wp:effectExtent b="0" l="0" r="0" t="0"/>
-                  <wp:docPr descr="Resultado de imagen para necesidades software" id="1036" name="image3.png"/>
+                  <wp:docPr descr="Resultado de imagen para necesidades software" id="1036" name="image4.png"/>
                   <a:graphic>
                     <a:graphicData uri="http://schemas.openxmlformats.org/drawingml/2006/picture">
                       <pic:pic>
                         <pic:nvPicPr>
-                          <pic:cNvPr descr="Resultado de imagen para necesidades software" id="0" name="image3.png"/>
+                          <pic:cNvPr descr="Resultado de imagen para necesidades software" id="0" name="image4.png"/>
                           <pic:cNvPicPr preferRelativeResize="0"/>
                         </pic:nvPicPr>
                         <pic:blipFill>
@@ -2691,12 +2740,12 @@
                 <wp:inline distB="0" distT="0" distL="0" distR="0">
                   <wp:extent cx="729257" cy="546239"/>
                   <wp:effectExtent b="0" l="0" r="0" t="0"/>
-                  <wp:docPr descr="Resultado de imagen para software" id="1039" name="image4.jpg"/>
+                  <wp:docPr descr="Resultado de imagen para software" id="1039" name="image3.jpg"/>
                   <a:graphic>
                     <a:graphicData uri="http://schemas.openxmlformats.org/drawingml/2006/picture">
                       <pic:pic>
                         <pic:nvPicPr>
-                          <pic:cNvPr descr="Resultado de imagen para software" id="0" name="image4.jpg"/>
+                          <pic:cNvPr descr="Resultado de imagen para software" id="0" name="image3.jpg"/>
                           <pic:cNvPicPr preferRelativeResize="0"/>
                         </pic:nvPicPr>
                         <pic:blipFill>
@@ -3918,12 +3967,12 @@
           <wp:extent cx="932815" cy="231775"/>
           <wp:effectExtent b="0" l="0" r="0" t="0"/>
           <wp:wrapSquare wrapText="bothSides" distB="0" distT="0" distL="114300" distR="114300"/>
-          <wp:docPr id="1040" name="image5.png"/>
+          <wp:docPr id="1040" name="image1.png"/>
           <a:graphic>
             <a:graphicData uri="http://schemas.openxmlformats.org/drawingml/2006/picture">
               <pic:pic>
                 <pic:nvPicPr>
-                  <pic:cNvPr id="0" name="image5.png"/>
+                  <pic:cNvPr id="0" name="image1.png"/>
                   <pic:cNvPicPr preferRelativeResize="0"/>
                 </pic:nvPicPr>
                 <pic:blipFill>

--- a/Fase_2/Evidencias_Proyecto/Evidencia_Documentacion/Documentos_Scrum/documento de visión y roles scrum.docx
+++ b/Fase_2/Evidencias_Proyecto/Evidencia_Documentacion/Documentos_Scrum/documento de visión y roles scrum.docx
@@ -1,195 +1,145 @@
 
 <file path=word/document.xml><?xml version="1.0" encoding="utf-8"?>
-<w:document xmlns:mc="http://schemas.openxmlformats.org/markup-compatibility/2006" xmlns:o="urn:schemas-microsoft-com:office:office" xmlns:r="http://schemas.openxmlformats.org/officeDocument/2006/relationships" xmlns:m="http://schemas.openxmlformats.org/officeDocument/2006/math" xmlns:v="urn:schemas-microsoft-com:vml" xmlns:wp="http://schemas.openxmlformats.org/drawingml/2006/wordprocessingDrawing" xmlns:w10="urn:schemas-microsoft-com:office:word" xmlns:w="http://schemas.openxmlformats.org/wordprocessingml/2006/main" xmlns:wne="http://schemas.microsoft.com/office/word/2006/wordml" xmlns:sl="http://schemas.openxmlformats.org/schemaLibrary/2006/main" xmlns:a="http://schemas.openxmlformats.org/drawingml/2006/main" xmlns:pic="http://schemas.openxmlformats.org/drawingml/2006/picture" xmlns:c="http://schemas.openxmlformats.org/drawingml/2006/chart" xmlns:lc="http://schemas.openxmlformats.org/drawingml/2006/lockedCanvas" xmlns:dgm="http://schemas.openxmlformats.org/drawingml/2006/diagram" xmlns:wps="http://schemas.microsoft.com/office/word/2010/wordprocessingShape" xmlns:wpg="http://schemas.microsoft.com/office/word/2010/wordprocessingGroup" xmlns:w14="http://schemas.microsoft.com/office/word/2010/wordml" xmlns:w15="http://schemas.microsoft.com/office/word/2012/wordml" xmlns:w16="http://schemas.microsoft.com/office/word/2018/wordml" xmlns:w16cex="http://schemas.microsoft.com/office/word/2018/wordml/cex" xmlns:w16cid="http://schemas.microsoft.com/office/word/2016/wordml/cid" xmlns="http://schemas.microsoft.com/office/tasks/2019/documenttasks" xmlns:cr="http://schemas.microsoft.com/office/comments/2020/reactions">
+<w:document xmlns:wpc="http://schemas.microsoft.com/office/word/2010/wordprocessingCanvas" xmlns:cx="http://schemas.microsoft.com/office/drawing/2014/chartex" xmlns:cx1="http://schemas.microsoft.com/office/drawing/2015/9/8/chartex" xmlns:cx2="http://schemas.microsoft.com/office/drawing/2015/10/21/chartex" xmlns:cx3="http://schemas.microsoft.com/office/drawing/2016/5/9/chartex" xmlns:cx4="http://schemas.microsoft.com/office/drawing/2016/5/10/chartex" xmlns:cx5="http://schemas.microsoft.com/office/drawing/2016/5/11/chartex" xmlns:cx6="http://schemas.microsoft.com/office/drawing/2016/5/12/chartex" xmlns:cx7="http://schemas.microsoft.com/office/drawing/2016/5/13/chartex" xmlns:cx8="http://schemas.microsoft.com/office/drawing/2016/5/14/chartex" xmlns:mc="http://schemas.openxmlformats.org/markup-compatibility/2006" xmlns:aink="http://schemas.microsoft.com/office/drawing/2016/ink" xmlns:am3d="http://schemas.microsoft.com/office/drawing/2017/model3d" xmlns:o="urn:schemas-microsoft-com:office:office" xmlns:oel="http://schemas.microsoft.com/office/2019/extlst" xmlns:r="http://schemas.openxmlformats.org/officeDocument/2006/relationships" xmlns:m="http://schemas.openxmlformats.org/officeDocument/2006/math" xmlns:v="urn:schemas-microsoft-com:vml" xmlns:wp14="http://schemas.microsoft.com/office/word/2010/wordprocessingDrawing" xmlns:wp="http://schemas.openxmlformats.org/drawingml/2006/wordprocessingDrawing" xmlns:w10="urn:schemas-microsoft-com:office:word" xmlns:w="http://schemas.openxmlformats.org/wordprocessingml/2006/main" xmlns:w14="http://schemas.microsoft.com/office/word/2010/wordml" xmlns:w15="http://schemas.microsoft.com/office/word/2012/wordml" xmlns:w16cex="http://schemas.microsoft.com/office/word/2018/wordml/cex" xmlns:w16cid="http://schemas.microsoft.com/office/word/2016/wordml/cid" xmlns:w16="http://schemas.microsoft.com/office/word/2018/wordml" xmlns:w16du="http://schemas.microsoft.com/office/word/2023/wordml/word16du" xmlns:w16sdtdh="http://schemas.microsoft.com/office/word/2020/wordml/sdtdatahash" xmlns:w16sdtfl="http://schemas.microsoft.com/office/word/2024/wordml/sdtformatlock" xmlns:w16se="http://schemas.microsoft.com/office/word/2015/wordml/symex" xmlns:wpg="http://schemas.microsoft.com/office/word/2010/wordprocessingGroup" xmlns:wpi="http://schemas.microsoft.com/office/word/2010/wordprocessingInk" xmlns:wne="http://schemas.microsoft.com/office/word/2006/wordml" xmlns:wps="http://schemas.microsoft.com/office/word/2010/wordprocessingShape" mc:Ignorable="w14 w15 w16se w16cid w16 w16cex w16sdtdh w16sdtfl w16du wp14">
   <w:body>
     <w:p>
       <w:pPr>
         <w:spacing w:after="0" w:line="240" w:lineRule="auto"/>
         <w:jc w:val="center"/>
         <w:rPr>
-          <w:b w:val="1"/>
-          <w:bCs w:val="1"/>
+          <w:b/>
+          <w:bCs/>
           <w:color w:val="000000"/>
           <w:sz w:val="36"/>
           <w:szCs w:val="36"/>
         </w:rPr>
       </w:pPr>
-      <w:r>
-        <w:rPr>
-          <w:rtl w:val="0"/>
-        </w:rPr>
-      </w:r>
     </w:p>
     <w:p>
       <w:pPr>
         <w:spacing w:after="0" w:line="240" w:lineRule="auto"/>
         <w:jc w:val="center"/>
         <w:rPr>
-          <w:b w:val="1"/>
-          <w:bCs w:val="1"/>
+          <w:b/>
+          <w:bCs/>
           <w:color w:val="000000"/>
           <w:sz w:val="36"/>
           <w:szCs w:val="36"/>
         </w:rPr>
       </w:pPr>
-      <w:r>
-        <w:rPr>
-          <w:rtl w:val="0"/>
-        </w:rPr>
-      </w:r>
     </w:p>
     <w:p>
       <w:pPr>
         <w:spacing w:after="0" w:line="240" w:lineRule="auto"/>
         <w:jc w:val="center"/>
         <w:rPr>
-          <w:b w:val="1"/>
-          <w:bCs w:val="1"/>
+          <w:b/>
+          <w:bCs/>
           <w:color w:val="000000"/>
           <w:sz w:val="36"/>
           <w:szCs w:val="36"/>
         </w:rPr>
       </w:pPr>
-      <w:r>
-        <w:rPr>
-          <w:rtl w:val="0"/>
-        </w:rPr>
-      </w:r>
     </w:p>
     <w:p>
       <w:pPr>
         <w:spacing w:after="0" w:line="240" w:lineRule="auto"/>
         <w:jc w:val="center"/>
         <w:rPr>
-          <w:b w:val="1"/>
-          <w:bCs w:val="1"/>
+          <w:b/>
+          <w:bCs/>
           <w:color w:val="000000"/>
           <w:sz w:val="36"/>
           <w:szCs w:val="36"/>
         </w:rPr>
       </w:pPr>
-      <w:r>
-        <w:rPr>
-          <w:rtl w:val="0"/>
-        </w:rPr>
-      </w:r>
     </w:p>
     <w:p>
       <w:pPr>
         <w:spacing w:after="0" w:line="240" w:lineRule="auto"/>
         <w:jc w:val="center"/>
         <w:rPr>
-          <w:b w:val="1"/>
-          <w:bCs w:val="1"/>
+          <w:b/>
+          <w:bCs/>
           <w:color w:val="000000"/>
           <w:sz w:val="36"/>
           <w:szCs w:val="36"/>
         </w:rPr>
       </w:pPr>
-      <w:r>
-        <w:rPr>
-          <w:rtl w:val="0"/>
-        </w:rPr>
-      </w:r>
     </w:p>
     <w:p>
       <w:pPr>
         <w:spacing w:after="0" w:line="240" w:lineRule="auto"/>
         <w:jc w:val="center"/>
         <w:rPr>
-          <w:b w:val="1"/>
-          <w:bCs w:val="1"/>
+          <w:b/>
+          <w:bCs/>
           <w:color w:val="000000"/>
           <w:sz w:val="36"/>
           <w:szCs w:val="36"/>
         </w:rPr>
       </w:pPr>
-      <w:r>
-        <w:rPr>
-          <w:rtl w:val="0"/>
-        </w:rPr>
-      </w:r>
     </w:p>
     <w:p>
       <w:pPr>
         <w:spacing w:after="0" w:line="240" w:lineRule="auto"/>
         <w:jc w:val="center"/>
         <w:rPr>
-          <w:b w:val="1"/>
-          <w:bCs w:val="1"/>
+          <w:b/>
+          <w:bCs/>
           <w:color w:val="000000"/>
           <w:sz w:val="36"/>
           <w:szCs w:val="36"/>
         </w:rPr>
       </w:pPr>
-      <w:r>
-        <w:rPr>
-          <w:rtl w:val="0"/>
-        </w:rPr>
-      </w:r>
     </w:p>
     <w:p>
       <w:pPr>
         <w:spacing w:after="0" w:line="240" w:lineRule="auto"/>
         <w:jc w:val="center"/>
         <w:rPr>
-          <w:b w:val="1"/>
-          <w:bCs w:val="1"/>
+          <w:b/>
+          <w:bCs/>
           <w:color w:val="000000"/>
           <w:sz w:val="36"/>
           <w:szCs w:val="36"/>
         </w:rPr>
       </w:pPr>
-      <w:r>
-        <w:rPr>
-          <w:rtl w:val="0"/>
-        </w:rPr>
-      </w:r>
     </w:p>
     <w:p>
       <w:pPr>
         <w:spacing w:after="0" w:line="240" w:lineRule="auto"/>
         <w:jc w:val="center"/>
         <w:rPr>
-          <w:b w:val="1"/>
-          <w:bCs w:val="1"/>
+          <w:b/>
+          <w:bCs/>
           <w:color w:val="000000"/>
           <w:sz w:val="36"/>
           <w:szCs w:val="36"/>
         </w:rPr>
       </w:pPr>
-      <w:r>
-        <w:rPr>
-          <w:rtl w:val="0"/>
-        </w:rPr>
-      </w:r>
     </w:p>
     <w:p>
       <w:pPr>
         <w:spacing w:after="0" w:line="240" w:lineRule="auto"/>
         <w:jc w:val="center"/>
         <w:rPr>
-          <w:b w:val="1"/>
-          <w:bCs w:val="1"/>
+          <w:b/>
+          <w:bCs/>
           <w:color w:val="000000"/>
           <w:sz w:val="36"/>
           <w:szCs w:val="36"/>
         </w:rPr>
       </w:pPr>
-      <w:r>
-        <w:rPr>
-          <w:rtl w:val="0"/>
-        </w:rPr>
-      </w:r>
     </w:p>
     <w:p>
       <w:pPr>
         <w:spacing w:after="0" w:line="240" w:lineRule="auto"/>
-        <w:ind w:left="1416" w:firstLine="0"/>
+        <w:ind w:left="1416"/>
         <w:jc w:val="right"/>
         <w:rPr>
-          <w:b w:val="1"/>
-          <w:bCs w:val="1"/>
+          <w:b/>
+          <w:bCs/>
           <w:color w:val="000000"/>
           <w:sz w:val="48"/>
           <w:szCs w:val="48"/>
@@ -197,14 +147,13 @@
       </w:pPr>
       <w:r>
         <w:rPr>
-          <w:b w:val="1"/>
-          <w:bCs w:val="1"/>
+          <w:b/>
+          <w:bCs/>
           <w:color w:val="000000"/>
           <w:sz w:val="48"/>
           <w:szCs w:val="48"/>
-          <w:rtl w:val="0"/>
-        </w:rPr>
-        <w:t xml:space="preserve">Documento de Visión y Roles Scrum</w:t>
+        </w:rPr>
+        <w:t>Documento de Visión y Roles Scrum</w:t>
       </w:r>
     </w:p>
     <w:p>
@@ -212,8 +161,8 @@
         <w:spacing w:after="0" w:line="240" w:lineRule="auto"/>
         <w:jc w:val="right"/>
         <w:rPr>
-          <w:b w:val="1"/>
-          <w:bCs w:val="1"/>
+          <w:b/>
+          <w:bCs/>
           <w:color w:val="000000"/>
           <w:sz w:val="48"/>
           <w:szCs w:val="48"/>
@@ -221,35 +170,54 @@
       </w:pPr>
       <w:r>
         <w:rPr>
-          <w:b w:val="1"/>
-          <w:bCs w:val="1"/>
+          <w:b/>
+          <w:bCs/>
           <w:color w:val="000000"/>
           <w:sz w:val="48"/>
           <w:szCs w:val="48"/>
-          <w:rtl w:val="0"/>
-        </w:rPr>
-        <w:t xml:space="preserve"> “Ho</w:t>
+        </w:rPr>
+        <w:t xml:space="preserve"> “</w:t>
       </w:r>
+      <w:proofErr w:type="spellStart"/>
       <w:r>
         <w:rPr>
-          <w:b w:val="1"/>
-          <w:bCs w:val="1"/>
-          <w:sz w:val="48"/>
-          <w:szCs w:val="48"/>
-          <w:rtl w:val="0"/>
-        </w:rPr>
-        <w:t xml:space="preserve">use</w:t>
-      </w:r>
-      <w:r>
-        <w:rPr>
-          <w:b w:val="1"/>
-          <w:bCs w:val="1"/>
+          <w:b/>
+          <w:bCs/>
           <w:color w:val="000000"/>
           <w:sz w:val="48"/>
           <w:szCs w:val="48"/>
-          <w:rtl w:val="0"/>
-        </w:rPr>
-        <w:t xml:space="preserve">Count_Simulator”</w:t>
+        </w:rPr>
+        <w:t>Ho</w:t>
+      </w:r>
+      <w:r>
+        <w:rPr>
+          <w:b/>
+          <w:bCs/>
+          <w:sz w:val="48"/>
+          <w:szCs w:val="48"/>
+        </w:rPr>
+        <w:t>use</w:t>
+      </w:r>
+      <w:r>
+        <w:rPr>
+          <w:b/>
+          <w:bCs/>
+          <w:color w:val="000000"/>
+          <w:sz w:val="48"/>
+          <w:szCs w:val="48"/>
+        </w:rPr>
+        <w:t>CountSimulator</w:t>
+      </w:r>
+      <w:proofErr w:type="spellEnd"/>
+      <w:r>
+        <w:rPr>
+          <w:b/>
+          <w:bCs/>
+          <w:color w:val="000000"/>
+          <w:sz w:val="48"/>
+          <w:szCs w:val="48"/>
+        </w:rPr>
+        <w:t>”</w:t>
       </w:r>
     </w:p>
     <w:p>
@@ -257,30 +225,24 @@
         <w:spacing w:after="0" w:line="240" w:lineRule="auto"/>
         <w:jc w:val="right"/>
         <w:rPr>
-          <w:b w:val="1"/>
-          <w:bCs w:val="1"/>
-          <w:i w:val="1"/>
-          <w:iCs w:val="1"/>
+          <w:b/>
+          <w:bCs/>
+          <w:i/>
+          <w:iCs/>
           <w:sz w:val="36"/>
           <w:szCs w:val="36"/>
         </w:rPr>
       </w:pPr>
       <w:r>
         <w:rPr>
-          <w:b w:val="1"/>
-          <w:bCs w:val="1"/>
-          <w:i w:val="1"/>
-          <w:iCs w:val="1"/>
+          <w:b/>
+          <w:bCs/>
+          <w:i/>
+          <w:iCs/>
           <w:sz w:val="36"/>
           <w:szCs w:val="36"/>
-          <w:rtl w:val="0"/>
-        </w:rPr>
-        <w:t xml:space="preserve">HCS 003</w:t>
-      </w:r>
-      <w:r>
-        <w:rPr>
-          <w:rtl w:val="0"/>
-        </w:rPr>
+        </w:rPr>
+        <w:t>HCS</w:t>
       </w:r>
     </w:p>
     <w:p>
@@ -288,378 +250,257 @@
         <w:spacing w:after="0" w:line="240" w:lineRule="auto"/>
         <w:jc w:val="right"/>
         <w:rPr>
-          <w:b w:val="1"/>
-          <w:bCs w:val="1"/>
-          <w:i w:val="1"/>
-          <w:iCs w:val="1"/>
+          <w:b/>
+          <w:bCs/>
+          <w:i/>
+          <w:iCs/>
           <w:sz w:val="36"/>
           <w:szCs w:val="36"/>
         </w:rPr>
       </w:pPr>
       <w:r>
         <w:rPr>
-          <w:b w:val="1"/>
-          <w:bCs w:val="1"/>
-          <w:i w:val="1"/>
-          <w:iCs w:val="1"/>
+          <w:b/>
+          <w:bCs/>
+          <w:i/>
+          <w:iCs/>
           <w:sz w:val="36"/>
           <w:szCs w:val="36"/>
-          <w:rtl w:val="0"/>
-        </w:rPr>
-        <w:t xml:space="preserve">Fecha:03/09/2026</w:t>
+        </w:rPr>
+        <w:t>Fecha:03/09/2026</w:t>
       </w:r>
-      <w:r>
-        <w:rPr>
-          <w:rtl w:val="0"/>
-        </w:rPr>
-      </w:r>
     </w:p>
     <w:p>
       <w:pPr>
         <w:spacing w:after="0" w:line="240" w:lineRule="auto"/>
         <w:rPr>
-          <w:b w:val="1"/>
-          <w:bCs w:val="1"/>
-          <w:color w:val="365f91"/>
-        </w:rPr>
-      </w:pPr>
-      <w:r>
-        <w:rPr>
-          <w:rtl w:val="0"/>
-        </w:rPr>
-      </w:r>
+          <w:b/>
+          <w:bCs/>
+          <w:color w:val="365F91"/>
+        </w:rPr>
+      </w:pPr>
     </w:p>
     <w:p>
       <w:pPr>
         <w:spacing w:after="0" w:line="240" w:lineRule="auto"/>
         <w:rPr>
-          <w:b w:val="1"/>
-          <w:bCs w:val="1"/>
-          <w:color w:val="365f91"/>
-        </w:rPr>
-      </w:pPr>
-      <w:r>
-        <w:rPr>
-          <w:rtl w:val="0"/>
-        </w:rPr>
-      </w:r>
+          <w:b/>
+          <w:bCs/>
+          <w:color w:val="365F91"/>
+        </w:rPr>
+      </w:pPr>
     </w:p>
     <w:p>
       <w:pPr>
         <w:spacing w:after="0" w:line="240" w:lineRule="auto"/>
         <w:rPr>
-          <w:b w:val="1"/>
-          <w:bCs w:val="1"/>
-          <w:color w:val="365f91"/>
-        </w:rPr>
-      </w:pPr>
-      <w:r>
-        <w:rPr>
-          <w:rtl w:val="0"/>
-        </w:rPr>
-      </w:r>
+          <w:b/>
+          <w:bCs/>
+          <w:color w:val="365F91"/>
+        </w:rPr>
+      </w:pPr>
     </w:p>
     <w:p>
       <w:pPr>
         <w:spacing w:after="0" w:line="240" w:lineRule="auto"/>
         <w:rPr>
-          <w:b w:val="1"/>
-          <w:bCs w:val="1"/>
-          <w:color w:val="365f91"/>
-        </w:rPr>
-      </w:pPr>
-      <w:r>
-        <w:rPr>
-          <w:rtl w:val="0"/>
-        </w:rPr>
-      </w:r>
+          <w:b/>
+          <w:bCs/>
+          <w:color w:val="365F91"/>
+        </w:rPr>
+      </w:pPr>
     </w:p>
     <w:p>
       <w:pPr>
         <w:spacing w:after="0" w:line="240" w:lineRule="auto"/>
         <w:rPr>
-          <w:b w:val="1"/>
-          <w:bCs w:val="1"/>
-          <w:color w:val="365f91"/>
-        </w:rPr>
-      </w:pPr>
-      <w:r>
-        <w:rPr>
-          <w:rtl w:val="0"/>
-        </w:rPr>
-      </w:r>
+          <w:b/>
+          <w:bCs/>
+          <w:color w:val="365F91"/>
+        </w:rPr>
+      </w:pPr>
     </w:p>
     <w:p>
       <w:pPr>
         <w:spacing w:after="0" w:line="240" w:lineRule="auto"/>
         <w:rPr>
-          <w:b w:val="1"/>
-          <w:bCs w:val="1"/>
-          <w:color w:val="365f91"/>
-        </w:rPr>
-      </w:pPr>
-      <w:r>
-        <w:rPr>
-          <w:rtl w:val="0"/>
-        </w:rPr>
-      </w:r>
+          <w:b/>
+          <w:bCs/>
+          <w:color w:val="365F91"/>
+        </w:rPr>
+      </w:pPr>
     </w:p>
     <w:p>
       <w:pPr>
         <w:spacing w:after="0" w:line="240" w:lineRule="auto"/>
         <w:rPr>
-          <w:b w:val="1"/>
-          <w:bCs w:val="1"/>
-          <w:color w:val="365f91"/>
-        </w:rPr>
-      </w:pPr>
-      <w:r>
-        <w:rPr>
-          <w:rtl w:val="0"/>
-        </w:rPr>
-      </w:r>
+          <w:b/>
+          <w:bCs/>
+          <w:color w:val="365F91"/>
+        </w:rPr>
+      </w:pPr>
     </w:p>
     <w:p>
       <w:pPr>
         <w:spacing w:after="0" w:line="240" w:lineRule="auto"/>
         <w:rPr>
-          <w:b w:val="1"/>
-          <w:bCs w:val="1"/>
-          <w:color w:val="365f91"/>
-        </w:rPr>
-      </w:pPr>
-      <w:r>
-        <w:rPr>
-          <w:rtl w:val="0"/>
-        </w:rPr>
-      </w:r>
+          <w:b/>
+          <w:bCs/>
+          <w:color w:val="365F91"/>
+        </w:rPr>
+      </w:pPr>
     </w:p>
     <w:p>
       <w:pPr>
         <w:spacing w:after="0" w:line="240" w:lineRule="auto"/>
         <w:rPr>
-          <w:b w:val="1"/>
-          <w:bCs w:val="1"/>
-          <w:color w:val="365f91"/>
-        </w:rPr>
-      </w:pPr>
-      <w:r>
-        <w:rPr>
-          <w:rtl w:val="0"/>
-        </w:rPr>
-      </w:r>
+          <w:b/>
+          <w:bCs/>
+          <w:color w:val="365F91"/>
+        </w:rPr>
+      </w:pPr>
     </w:p>
     <w:p>
       <w:pPr>
         <w:spacing w:after="0" w:line="240" w:lineRule="auto"/>
         <w:rPr>
-          <w:b w:val="1"/>
-          <w:bCs w:val="1"/>
-          <w:color w:val="365f91"/>
-        </w:rPr>
-      </w:pPr>
-      <w:r>
-        <w:rPr>
-          <w:rtl w:val="0"/>
-        </w:rPr>
-      </w:r>
+          <w:b/>
+          <w:bCs/>
+          <w:color w:val="365F91"/>
+        </w:rPr>
+      </w:pPr>
     </w:p>
     <w:p>
       <w:pPr>
         <w:spacing w:after="0" w:line="240" w:lineRule="auto"/>
         <w:rPr>
-          <w:b w:val="1"/>
-          <w:bCs w:val="1"/>
-          <w:color w:val="365f91"/>
-        </w:rPr>
-      </w:pPr>
-      <w:r>
-        <w:rPr>
-          <w:rtl w:val="0"/>
-        </w:rPr>
-      </w:r>
+          <w:b/>
+          <w:bCs/>
+          <w:color w:val="365F91"/>
+        </w:rPr>
+      </w:pPr>
     </w:p>
     <w:p>
       <w:pPr>
         <w:spacing w:after="0" w:line="240" w:lineRule="auto"/>
         <w:rPr>
-          <w:b w:val="1"/>
-          <w:bCs w:val="1"/>
-          <w:color w:val="365f91"/>
-        </w:rPr>
-      </w:pPr>
-      <w:r>
-        <w:rPr>
-          <w:rtl w:val="0"/>
-        </w:rPr>
-      </w:r>
+          <w:b/>
+          <w:bCs/>
+          <w:color w:val="365F91"/>
+        </w:rPr>
+      </w:pPr>
     </w:p>
     <w:p>
       <w:pPr>
         <w:spacing w:after="0" w:line="240" w:lineRule="auto"/>
         <w:rPr>
-          <w:b w:val="1"/>
-          <w:bCs w:val="1"/>
-          <w:color w:val="365f91"/>
-        </w:rPr>
-      </w:pPr>
-      <w:r>
-        <w:rPr>
-          <w:rtl w:val="0"/>
-        </w:rPr>
-      </w:r>
+          <w:b/>
+          <w:bCs/>
+          <w:color w:val="365F91"/>
+        </w:rPr>
+      </w:pPr>
     </w:p>
     <w:p>
       <w:pPr>
         <w:spacing w:after="0" w:line="240" w:lineRule="auto"/>
         <w:rPr>
-          <w:b w:val="1"/>
-          <w:bCs w:val="1"/>
-          <w:color w:val="365f91"/>
-        </w:rPr>
-      </w:pPr>
-      <w:r>
-        <w:rPr>
-          <w:rtl w:val="0"/>
-        </w:rPr>
-      </w:r>
+          <w:b/>
+          <w:bCs/>
+          <w:color w:val="365F91"/>
+        </w:rPr>
+      </w:pPr>
     </w:p>
     <w:p>
       <w:pPr>
         <w:spacing w:after="0" w:line="240" w:lineRule="auto"/>
         <w:rPr>
-          <w:b w:val="1"/>
-          <w:bCs w:val="1"/>
-          <w:color w:val="365f91"/>
-        </w:rPr>
-      </w:pPr>
-      <w:r>
-        <w:rPr>
-          <w:rtl w:val="0"/>
-        </w:rPr>
-      </w:r>
+          <w:b/>
+          <w:bCs/>
+          <w:color w:val="365F91"/>
+        </w:rPr>
+      </w:pPr>
     </w:p>
     <w:p>
       <w:pPr>
         <w:spacing w:after="0" w:line="240" w:lineRule="auto"/>
         <w:rPr>
-          <w:b w:val="1"/>
-          <w:bCs w:val="1"/>
-          <w:color w:val="365f91"/>
-        </w:rPr>
-      </w:pPr>
-      <w:r>
-        <w:rPr>
-          <w:rtl w:val="0"/>
-        </w:rPr>
-      </w:r>
+          <w:b/>
+          <w:bCs/>
+          <w:color w:val="365F91"/>
+        </w:rPr>
+      </w:pPr>
     </w:p>
     <w:p>
       <w:pPr>
         <w:spacing w:after="0" w:line="240" w:lineRule="auto"/>
         <w:rPr>
-          <w:b w:val="1"/>
-          <w:bCs w:val="1"/>
-          <w:color w:val="365f91"/>
-        </w:rPr>
-      </w:pPr>
-      <w:r>
-        <w:rPr>
-          <w:rtl w:val="0"/>
-        </w:rPr>
-      </w:r>
+          <w:b/>
+          <w:bCs/>
+          <w:color w:val="365F91"/>
+        </w:rPr>
+      </w:pPr>
     </w:p>
     <w:p>
       <w:pPr>
         <w:spacing w:after="0" w:line="240" w:lineRule="auto"/>
         <w:rPr>
-          <w:b w:val="1"/>
-          <w:bCs w:val="1"/>
-          <w:color w:val="365f91"/>
-        </w:rPr>
-      </w:pPr>
-      <w:r>
-        <w:rPr>
-          <w:rtl w:val="0"/>
-        </w:rPr>
-      </w:r>
+          <w:b/>
+          <w:bCs/>
+          <w:color w:val="365F91"/>
+        </w:rPr>
+      </w:pPr>
     </w:p>
     <w:p>
       <w:pPr>
         <w:spacing w:after="0" w:line="240" w:lineRule="auto"/>
         <w:rPr>
-          <w:b w:val="1"/>
-          <w:bCs w:val="1"/>
-          <w:color w:val="365f91"/>
-        </w:rPr>
-      </w:pPr>
-      <w:r>
-        <w:rPr>
-          <w:rtl w:val="0"/>
-        </w:rPr>
-      </w:r>
+          <w:b/>
+          <w:bCs/>
+          <w:color w:val="365F91"/>
+        </w:rPr>
+      </w:pPr>
     </w:p>
     <w:p>
       <w:pPr>
         <w:spacing w:after="0" w:line="240" w:lineRule="auto"/>
         <w:rPr>
-          <w:b w:val="1"/>
-          <w:bCs w:val="1"/>
-          <w:color w:val="365f91"/>
-        </w:rPr>
-      </w:pPr>
-      <w:r>
-        <w:rPr>
-          <w:rtl w:val="0"/>
-        </w:rPr>
-      </w:r>
+          <w:b/>
+          <w:bCs/>
+          <w:color w:val="365F91"/>
+        </w:rPr>
+      </w:pPr>
     </w:p>
     <w:p>
       <w:pPr>
         <w:spacing w:after="0" w:line="240" w:lineRule="auto"/>
         <w:rPr>
-          <w:b w:val="1"/>
-          <w:bCs w:val="1"/>
-          <w:color w:val="365f91"/>
-        </w:rPr>
-      </w:pPr>
-      <w:r>
-        <w:rPr>
-          <w:rtl w:val="0"/>
-        </w:rPr>
-      </w:r>
-    </w:p>
-    <w:p>
-      <w:pPr>
-        <w:rPr>
-          <w:b w:val="1"/>
-          <w:bCs w:val="1"/>
-          <w:color w:val="365f91"/>
+          <w:b/>
+          <w:bCs/>
+          <w:color w:val="365F91"/>
+        </w:rPr>
+      </w:pPr>
+    </w:p>
+    <w:p>
+      <w:pPr>
+        <w:rPr>
+          <w:b/>
+          <w:bCs/>
+          <w:color w:val="365F91"/>
         </w:rPr>
       </w:pPr>
       <w:r>
         <w:br w:type="page"/>
       </w:r>
-      <w:r>
-        <w:rPr>
-          <w:rtl w:val="0"/>
-        </w:rPr>
-      </w:r>
     </w:p>
     <w:p>
       <w:pPr>
         <w:spacing w:after="0" w:line="240" w:lineRule="auto"/>
         <w:rPr>
-          <w:b w:val="1"/>
-          <w:bCs w:val="1"/>
-          <w:color w:val="365f91"/>
-        </w:rPr>
-      </w:pPr>
-      <w:r>
-        <w:rPr>
-          <w:rtl w:val="0"/>
-        </w:rPr>
-      </w:r>
+          <w:b/>
+          <w:bCs/>
+          <w:color w:val="365F91"/>
+        </w:rPr>
+      </w:pPr>
     </w:p>
     <w:p>
       <w:pPr>
@@ -670,23 +511,17 @@
           <w:szCs w:val="24"/>
         </w:rPr>
       </w:pPr>
-      <w:bookmarkStart w:colFirst="0" w:colLast="0" w:name="_heading=h.gjdgxs" w:id="0"/>
+      <w:bookmarkStart w:id="0" w:name="_heading=h.gjdgxs" w:colFirst="0" w:colLast="0"/>
       <w:bookmarkEnd w:id="0"/>
       <w:r>
         <w:rPr>
-          <w:b w:val="1"/>
-          <w:bCs w:val="1"/>
-          <w:color w:val="365f91"/>
+          <w:b/>
+          <w:bCs/>
+          <w:color w:val="365F91"/>
           <w:sz w:val="32"/>
           <w:szCs w:val="32"/>
-          <w:rtl w:val="0"/>
-        </w:rPr>
-        <w:t xml:space="preserve">Tabla de contenido</w:t>
-      </w:r>
-      <w:r>
-        <w:rPr>
-          <w:rtl w:val="0"/>
-        </w:rPr>
+        </w:rPr>
+        <w:t>Tabla de contenido</w:t>
       </w:r>
     </w:p>
     <w:p>
@@ -697,28 +532,23 @@
           <w:szCs w:val="24"/>
         </w:rPr>
       </w:pPr>
-      <w:r>
-        <w:rPr>
-          <w:rtl w:val="0"/>
-        </w:rPr>
-      </w:r>
-    </w:p>
-    <w:p>
-      <w:pPr>
-        <w:keepNext w:val="1"/>
-        <w:keepLines w:val="1"/>
+    </w:p>
+    <w:p>
+      <w:pPr>
+        <w:keepNext/>
+        <w:keepLines/>
         <w:pBdr>
-          <w:top w:space="0" w:sz="0" w:val="nil"/>
-          <w:left w:space="0" w:sz="0" w:val="nil"/>
-          <w:bottom w:space="0" w:sz="0" w:val="nil"/>
-          <w:right w:space="0" w:sz="0" w:val="nil"/>
-          <w:between w:space="0" w:sz="0" w:val="nil"/>
+          <w:top w:val="nil"/>
+          <w:left w:val="nil"/>
+          <w:bottom w:val="nil"/>
+          <w:right w:val="nil"/>
+          <w:between w:val="nil"/>
         </w:pBdr>
-        <w:spacing w:after="0" w:before="480" w:lineRule="auto"/>
-        <w:rPr>
-          <w:rFonts w:ascii="Cambria" w:cs="Cambria" w:eastAsia="Cambria" w:hAnsi="Cambria"/>
-          <w:b w:val="1"/>
-          <w:bCs w:val="1"/>
+        <w:spacing w:before="480" w:after="0"/>
+        <w:rPr>
+          <w:rFonts w:ascii="Cambria" w:eastAsia="Cambria" w:hAnsi="Cambria" w:cs="Cambria"/>
+          <w:b/>
+          <w:bCs/>
           <w:color w:val="366091"/>
           <w:sz w:val="28"/>
           <w:szCs w:val="28"/>
@@ -726,15 +556,14 @@
       </w:pPr>
       <w:r>
         <w:rPr>
-          <w:rFonts w:ascii="Cambria" w:cs="Cambria" w:eastAsia="Cambria" w:hAnsi="Cambria"/>
-          <w:b w:val="1"/>
-          <w:bCs w:val="1"/>
+          <w:rFonts w:ascii="Cambria" w:eastAsia="Cambria" w:hAnsi="Cambria" w:cs="Cambria"/>
+          <w:b/>
+          <w:bCs/>
           <w:color w:val="366091"/>
           <w:sz w:val="28"/>
           <w:szCs w:val="28"/>
-          <w:rtl w:val="0"/>
-        </w:rPr>
-        <w:t xml:space="preserve">Contenido</w:t>
+        </w:rPr>
+        <w:t>Contenido</w:t>
       </w:r>
     </w:p>
     <w:sdt>
@@ -742,7 +571,7 @@
         <w:id w:val="386497689"/>
         <w:docPartObj>
           <w:docPartGallery w:val="Table of Contents"/>
-          <w:docPartUnique w:val="1"/>
+          <w:docPartUnique/>
         </w:docPartObj>
       </w:sdtPr>
       <w:sdtContent>
@@ -752,38 +581,41 @@
             <w:tabs>
               <w:tab w:val="right" w:leader="dot" w:pos="12000"/>
             </w:tabs>
-            <w:spacing w:after="0" w:before="60" w:line="240" w:lineRule="auto"/>
+            <w:spacing w:before="60" w:after="0" w:line="240" w:lineRule="auto"/>
             <w:rPr>
-              <w:b w:val="1"/>
-              <w:bCs w:val="1"/>
+              <w:b/>
+              <w:bCs/>
               <w:color w:val="000000"/>
-              <w:u w:val="none"/>
             </w:rPr>
           </w:pPr>
           <w:r>
             <w:fldChar w:fldCharType="begin"/>
+          </w:r>
+          <w:r>
             <w:instrText xml:space="preserve"> TOC \h \u \z \t "Heading 1,1,Heading 2,2,Heading 3,3,Heading 4,4,Heading 5,5,Heading 6,6,"</w:instrText>
+          </w:r>
+          <w:r>
             <w:fldChar w:fldCharType="separate"/>
           </w:r>
           <w:hyperlink w:anchor="_heading=h.1fob9te">
             <w:r>
               <w:rPr>
-                <w:b w:val="1"/>
-                <w:bCs w:val="1"/>
-                <w:color w:val="000000"/>
-                <w:u w:val="none"/>
-                <w:rtl w:val="0"/>
-              </w:rPr>
-              <w:t xml:space="preserve">Datos del documento</w:t>
+                <w:b/>
+                <w:bCs/>
+                <w:color w:val="000000"/>
+              </w:rPr>
+              <w:t>Datos del documento</w:t>
+            </w:r>
+            <w:r>
+              <w:rPr>
+                <w:b/>
+                <w:bCs/>
+                <w:color w:val="000000"/>
+              </w:rPr>
               <w:tab/>
-              <w:t xml:space="preserve">2</w:t>
+              <w:t>2</w:t>
             </w:r>
           </w:hyperlink>
-          <w:r>
-            <w:rPr>
-              <w:rtl w:val="0"/>
-            </w:rPr>
-          </w:r>
         </w:p>
         <w:p>
           <w:pPr>
@@ -791,30 +623,27 @@
             <w:tabs>
               <w:tab w:val="right" w:leader="dot" w:pos="12000"/>
             </w:tabs>
-            <w:spacing w:after="0" w:before="60" w:line="240" w:lineRule="auto"/>
-            <w:ind w:left="360" w:firstLine="0"/>
+            <w:spacing w:before="60" w:after="0" w:line="240" w:lineRule="auto"/>
+            <w:ind w:left="360"/>
             <w:rPr>
               <w:color w:val="000000"/>
-              <w:u w:val="none"/>
             </w:rPr>
           </w:pPr>
           <w:hyperlink w:anchor="_heading=h.u3obpg9nm76h">
             <w:r>
               <w:rPr>
                 <w:color w:val="000000"/>
-                <w:u w:val="none"/>
-                <w:rtl w:val="0"/>
-              </w:rPr>
-              <w:t xml:space="preserve">Histórico de Revisiones</w:t>
+              </w:rPr>
+              <w:t>Histórico de Revisiones</w:t>
+            </w:r>
+            <w:r>
+              <w:rPr>
+                <w:color w:val="000000"/>
+              </w:rPr>
               <w:tab/>
-              <w:t xml:space="preserve">2</w:t>
+              <w:t>2</w:t>
             </w:r>
           </w:hyperlink>
-          <w:r>
-            <w:rPr>
-              <w:rtl w:val="0"/>
-            </w:rPr>
-          </w:r>
         </w:p>
         <w:p>
           <w:pPr>
@@ -822,30 +651,27 @@
             <w:tabs>
               <w:tab w:val="right" w:leader="dot" w:pos="12000"/>
             </w:tabs>
-            <w:spacing w:after="0" w:before="60" w:line="240" w:lineRule="auto"/>
-            <w:ind w:left="360" w:firstLine="0"/>
+            <w:spacing w:before="60" w:after="0" w:line="240" w:lineRule="auto"/>
+            <w:ind w:left="360"/>
             <w:rPr>
               <w:color w:val="000000"/>
-              <w:u w:val="none"/>
             </w:rPr>
           </w:pPr>
           <w:hyperlink w:anchor="_heading=h.3znysh7">
             <w:r>
               <w:rPr>
                 <w:color w:val="000000"/>
-                <w:u w:val="none"/>
-                <w:rtl w:val="0"/>
-              </w:rPr>
-              <w:t xml:space="preserve">Información del Proyecto</w:t>
+              </w:rPr>
+              <w:t>Información del Proyecto</w:t>
+            </w:r>
+            <w:r>
+              <w:rPr>
+                <w:color w:val="000000"/>
+              </w:rPr>
               <w:tab/>
-              <w:t xml:space="preserve">2</w:t>
+              <w:t>2</w:t>
             </w:r>
           </w:hyperlink>
-          <w:r>
-            <w:rPr>
-              <w:rtl w:val="0"/>
-            </w:rPr>
-          </w:r>
         </w:p>
         <w:p>
           <w:pPr>
@@ -853,30 +679,27 @@
             <w:tabs>
               <w:tab w:val="right" w:leader="dot" w:pos="12000"/>
             </w:tabs>
-            <w:spacing w:after="0" w:before="60" w:line="240" w:lineRule="auto"/>
-            <w:ind w:left="360" w:firstLine="0"/>
+            <w:spacing w:before="60" w:after="0" w:line="240" w:lineRule="auto"/>
+            <w:ind w:left="360"/>
             <w:rPr>
               <w:color w:val="000000"/>
-              <w:u w:val="none"/>
             </w:rPr>
           </w:pPr>
           <w:hyperlink w:anchor="_heading=h.umb33wg9l3bg">
             <w:r>
               <w:rPr>
                 <w:color w:val="000000"/>
-                <w:u w:val="none"/>
-                <w:rtl w:val="0"/>
-              </w:rPr>
-              <w:t xml:space="preserve">Integrantes</w:t>
+              </w:rPr>
+              <w:t>Integrantes</w:t>
+            </w:r>
+            <w:r>
+              <w:rPr>
+                <w:color w:val="000000"/>
+              </w:rPr>
               <w:tab/>
-              <w:t xml:space="preserve">2</w:t>
+              <w:t>2</w:t>
             </w:r>
           </w:hyperlink>
-          <w:r>
-            <w:rPr>
-              <w:rtl w:val="0"/>
-            </w:rPr>
-          </w:r>
         </w:p>
         <w:p>
           <w:pPr>
@@ -884,55 +707,51 @@
             <w:tabs>
               <w:tab w:val="right" w:leader="dot" w:pos="12000"/>
             </w:tabs>
-            <w:spacing w:after="0" w:before="60" w:line="240" w:lineRule="auto"/>
+            <w:spacing w:before="60" w:after="0" w:line="240" w:lineRule="auto"/>
             <w:rPr>
-              <w:b w:val="1"/>
-              <w:bCs w:val="1"/>
+              <w:b/>
+              <w:bCs/>
               <w:color w:val="000000"/>
-              <w:u w:val="none"/>
             </w:rPr>
           </w:pPr>
           <w:hyperlink w:anchor="_heading=h.tyjcwt">
             <w:r>
               <w:rPr>
-                <w:b w:val="1"/>
-                <w:bCs w:val="1"/>
-                <w:color w:val="000000"/>
-                <w:u w:val="none"/>
-                <w:rtl w:val="0"/>
-              </w:rPr>
-              <w:t xml:space="preserve">Visión del Proyecto Scrum “</w:t>
+                <w:b/>
+                <w:bCs/>
+                <w:color w:val="000000"/>
+              </w:rPr>
+              <w:t>Visión del Proyecto Scrum “</w:t>
             </w:r>
           </w:hyperlink>
           <w:hyperlink w:anchor="_heading=h.tyjcwt">
             <w:r>
               <w:rPr>
-                <w:b w:val="1"/>
-                <w:bCs w:val="1"/>
-                <w:rtl w:val="0"/>
-              </w:rPr>
-              <w:t xml:space="preserve">House</w:t>
+                <w:b/>
+                <w:bCs/>
+              </w:rPr>
+              <w:t>House</w:t>
             </w:r>
           </w:hyperlink>
           <w:hyperlink w:anchor="_heading=h.tyjcwt">
             <w:r>
               <w:rPr>
-                <w:b w:val="1"/>
-                <w:bCs w:val="1"/>
-                <w:color w:val="000000"/>
-                <w:u w:val="none"/>
-                <w:rtl w:val="0"/>
-              </w:rPr>
-              <w:t xml:space="preserve">Count_Simulator”</w:t>
+                <w:b/>
+                <w:bCs/>
+                <w:color w:val="000000"/>
+              </w:rPr>
+              <w:t>Count_Simulator”</w:t>
+            </w:r>
+            <w:r>
+              <w:rPr>
+                <w:b/>
+                <w:bCs/>
+                <w:color w:val="000000"/>
+              </w:rPr>
               <w:tab/>
-              <w:t xml:space="preserve">4</w:t>
+              <w:t>4</w:t>
             </w:r>
           </w:hyperlink>
-          <w:r>
-            <w:rPr>
-              <w:rtl w:val="0"/>
-            </w:rPr>
-          </w:r>
         </w:p>
         <w:p>
           <w:pPr>
@@ -940,33 +759,32 @@
             <w:tabs>
               <w:tab w:val="right" w:leader="dot" w:pos="12000"/>
             </w:tabs>
-            <w:spacing w:after="0" w:before="60" w:line="240" w:lineRule="auto"/>
+            <w:spacing w:before="60" w:after="0" w:line="240" w:lineRule="auto"/>
             <w:rPr>
-              <w:b w:val="1"/>
-              <w:bCs w:val="1"/>
+              <w:b/>
+              <w:bCs/>
               <w:color w:val="000000"/>
-              <w:u w:val="none"/>
             </w:rPr>
           </w:pPr>
           <w:hyperlink w:anchor="_heading=h.3dy6vkm">
             <w:r>
               <w:rPr>
-                <w:b w:val="1"/>
-                <w:bCs w:val="1"/>
-                <w:color w:val="000000"/>
-                <w:u w:val="none"/>
-                <w:rtl w:val="0"/>
-              </w:rPr>
-              <w:t xml:space="preserve">Definición de Roles</w:t>
+                <w:b/>
+                <w:bCs/>
+                <w:color w:val="000000"/>
+              </w:rPr>
+              <w:t>Definición de Roles</w:t>
+            </w:r>
+            <w:r>
+              <w:rPr>
+                <w:b/>
+                <w:bCs/>
+                <w:color w:val="000000"/>
+              </w:rPr>
               <w:tab/>
-              <w:t xml:space="preserve">5</w:t>
+              <w:t>5</w:t>
             </w:r>
           </w:hyperlink>
-          <w:r>
-            <w:rPr>
-              <w:rtl w:val="0"/>
-            </w:rPr>
-          </w:r>
           <w:r>
             <w:fldChar w:fldCharType="end"/>
           </w:r>
@@ -976,34 +794,25 @@
     <w:p>
       <w:pPr>
         <w:rPr>
-          <w:rFonts w:ascii="Cambria" w:cs="Cambria" w:eastAsia="Cambria" w:hAnsi="Cambria"/>
-          <w:b w:val="1"/>
-          <w:bCs w:val="1"/>
+          <w:rFonts w:ascii="Cambria" w:eastAsia="Cambria" w:hAnsi="Cambria" w:cs="Cambria"/>
+          <w:b/>
+          <w:bCs/>
           <w:color w:val="366091"/>
           <w:sz w:val="28"/>
           <w:szCs w:val="28"/>
         </w:rPr>
       </w:pPr>
-      <w:bookmarkStart w:colFirst="0" w:colLast="0" w:name="_heading=h.30j0zll" w:id="1"/>
+      <w:bookmarkStart w:id="1" w:name="_heading=h.30j0zll" w:colFirst="0" w:colLast="0"/>
       <w:bookmarkEnd w:id="1"/>
-      <w:r>
-        <w:rPr>
-          <w:rtl w:val="0"/>
-        </w:rPr>
-      </w:r>
-    </w:p>
-    <w:p>
-      <w:pPr>
-        <w:pStyle w:val="Heading1"/>
-        <w:rPr/>
-      </w:pPr>
-      <w:bookmarkStart w:colFirst="0" w:colLast="0" w:name="_heading=h.1fob9te" w:id="2"/>
+    </w:p>
+    <w:p>
+      <w:pPr>
+        <w:pStyle w:val="Ttulo1"/>
+      </w:pPr>
+      <w:bookmarkStart w:id="2" w:name="_heading=h.1fob9te" w:colFirst="0" w:colLast="0"/>
       <w:bookmarkEnd w:id="2"/>
       <w:r>
-        <w:rPr>
-          <w:rtl w:val="0"/>
-        </w:rPr>
-        <w:t xml:space="preserve">Datos del documento</w:t>
+        <w:t>Datos del documento</w:t>
       </w:r>
     </w:p>
     <w:p>
@@ -1015,89 +824,65 @@
           <w:szCs w:val="24"/>
         </w:rPr>
       </w:pPr>
-      <w:r>
-        <w:rPr>
-          <w:rtl w:val="0"/>
-        </w:rPr>
-      </w:r>
-    </w:p>
-    <w:p>
-      <w:pPr>
-        <w:pStyle w:val="Heading2"/>
-        <w:spacing w:after="0" w:line="240" w:lineRule="auto"/>
-        <w:rPr/>
-      </w:pPr>
-      <w:bookmarkStart w:colFirst="0" w:colLast="0" w:name="_heading=h.u3obpg9nm76h" w:id="3"/>
+    </w:p>
+    <w:p>
+      <w:pPr>
+        <w:pStyle w:val="Ttulo2"/>
+        <w:spacing w:line="240" w:lineRule="auto"/>
+      </w:pPr>
+      <w:bookmarkStart w:id="3" w:name="_heading=h.u3obpg9nm76h" w:colFirst="0" w:colLast="0"/>
       <w:bookmarkEnd w:id="3"/>
       <w:r>
-        <w:rPr>
-          <w:rtl w:val="0"/>
-        </w:rPr>
-        <w:t xml:space="preserve">Histórico de Revisiones</w:t>
+        <w:t>Histórico de Revisiones</w:t>
       </w:r>
     </w:p>
     <w:p>
       <w:pPr>
         <w:spacing w:after="0" w:line="240" w:lineRule="auto"/>
         <w:rPr>
-          <w:b w:val="1"/>
-          <w:bCs w:val="1"/>
+          <w:b/>
+          <w:bCs/>
           <w:sz w:val="24"/>
           <w:szCs w:val="24"/>
         </w:rPr>
       </w:pPr>
-      <w:r>
-        <w:rPr>
-          <w:rtl w:val="0"/>
-        </w:rPr>
-      </w:r>
     </w:p>
     <w:tbl>
       <w:tblPr>
-        <w:tblStyle w:val="Table1"/>
-        <w:tblW w:w="8828.0" w:type="dxa"/>
-        <w:jc w:val="left"/>
+        <w:tblStyle w:val="a4"/>
+        <w:tblW w:w="8828" w:type="dxa"/>
+        <w:tblInd w:w="0" w:type="dxa"/>
         <w:tblBorders>
-          <w:top w:color="000000" w:space="0" w:sz="4" w:val="single"/>
-          <w:left w:color="000000" w:space="0" w:sz="4" w:val="single"/>
-          <w:bottom w:color="000000" w:space="0" w:sz="4" w:val="single"/>
-          <w:right w:color="000000" w:space="0" w:sz="4" w:val="single"/>
-          <w:insideH w:color="000000" w:space="0" w:sz="4" w:val="single"/>
-          <w:insideV w:color="000000" w:space="0" w:sz="4" w:val="single"/>
+          <w:top w:val="single" w:sz="4" w:space="0" w:color="000000"/>
+          <w:left w:val="single" w:sz="4" w:space="0" w:color="000000"/>
+          <w:bottom w:val="single" w:sz="4" w:space="0" w:color="000000"/>
+          <w:right w:val="single" w:sz="4" w:space="0" w:color="000000"/>
+          <w:insideH w:val="single" w:sz="4" w:space="0" w:color="000000"/>
+          <w:insideV w:val="single" w:sz="4" w:space="0" w:color="000000"/>
         </w:tblBorders>
         <w:tblLayout w:type="fixed"/>
-        <w:tblLook w:val="0400"/>
+        <w:tblLook w:val="0400" w:firstRow="0" w:lastRow="0" w:firstColumn="0" w:lastColumn="0" w:noHBand="0" w:noVBand="1"/>
       </w:tblPr>
       <w:tblGrid>
         <w:gridCol w:w="1796"/>
         <w:gridCol w:w="1790"/>
         <w:gridCol w:w="3049"/>
         <w:gridCol w:w="2193"/>
-        <w:tblGridChange w:id="0">
-          <w:tblGrid>
-            <w:gridCol w:w="1796"/>
-            <w:gridCol w:w="1790"/>
-            <w:gridCol w:w="3049"/>
-            <w:gridCol w:w="2193"/>
-          </w:tblGrid>
-        </w:tblGridChange>
       </w:tblGrid>
       <w:tr>
-        <w:trPr>
-          <w:cantSplit w:val="0"/>
-          <w:tblHeader w:val="0"/>
-        </w:trPr>
-        <w:tc>
-          <w:tcPr/>
+        <w:tc>
+          <w:tcPr>
+            <w:tcW w:w="1796" w:type="dxa"/>
+          </w:tcPr>
           <w:p>
             <w:pPr>
               <w:tabs>
-                <w:tab w:val="left" w:leader="none" w:pos="1276"/>
+                <w:tab w:val="left" w:pos="1276"/>
               </w:tabs>
               <w:jc w:val="center"/>
               <w:rPr>
-                <w:b w:val="1"/>
-                <w:bCs w:val="1"/>
+                <w:b/>
+                <w:bCs/>
                 <w:color w:val="000000"/>
                 <w:sz w:val="24"/>
                 <w:szCs w:val="24"/>
@@ -1105,28 +890,29 @@
             </w:pPr>
             <w:r>
               <w:rPr>
-                <w:b w:val="1"/>
-                <w:bCs w:val="1"/>
+                <w:b/>
+                <w:bCs/>
                 <w:color w:val="000000"/>
                 <w:sz w:val="24"/>
                 <w:szCs w:val="24"/>
-                <w:rtl w:val="0"/>
-              </w:rPr>
-              <w:t xml:space="preserve">Versión</w:t>
-            </w:r>
-          </w:p>
-        </w:tc>
-        <w:tc>
-          <w:tcPr/>
+              </w:rPr>
+              <w:t>Versión</w:t>
+            </w:r>
+          </w:p>
+        </w:tc>
+        <w:tc>
+          <w:tcPr>
+            <w:tcW w:w="1790" w:type="dxa"/>
+          </w:tcPr>
           <w:p>
             <w:pPr>
               <w:tabs>
-                <w:tab w:val="left" w:leader="none" w:pos="1276"/>
+                <w:tab w:val="left" w:pos="1276"/>
               </w:tabs>
               <w:jc w:val="center"/>
               <w:rPr>
-                <w:b w:val="1"/>
-                <w:bCs w:val="1"/>
+                <w:b/>
+                <w:bCs/>
                 <w:color w:val="000000"/>
                 <w:sz w:val="24"/>
                 <w:szCs w:val="24"/>
@@ -1134,28 +920,29 @@
             </w:pPr>
             <w:r>
               <w:rPr>
-                <w:b w:val="1"/>
-                <w:bCs w:val="1"/>
+                <w:b/>
+                <w:bCs/>
                 <w:color w:val="000000"/>
                 <w:sz w:val="24"/>
                 <w:szCs w:val="24"/>
-                <w:rtl w:val="0"/>
-              </w:rPr>
-              <w:t xml:space="preserve">Fecha</w:t>
-            </w:r>
-          </w:p>
-        </w:tc>
-        <w:tc>
-          <w:tcPr/>
+              </w:rPr>
+              <w:t>Fecha</w:t>
+            </w:r>
+          </w:p>
+        </w:tc>
+        <w:tc>
+          <w:tcPr>
+            <w:tcW w:w="3049" w:type="dxa"/>
+          </w:tcPr>
           <w:p>
             <w:pPr>
               <w:tabs>
-                <w:tab w:val="left" w:leader="none" w:pos="1276"/>
+                <w:tab w:val="left" w:pos="1276"/>
               </w:tabs>
               <w:jc w:val="center"/>
               <w:rPr>
-                <w:b w:val="1"/>
-                <w:bCs w:val="1"/>
+                <w:b/>
+                <w:bCs/>
                 <w:color w:val="000000"/>
                 <w:sz w:val="24"/>
                 <w:szCs w:val="24"/>
@@ -1163,28 +950,29 @@
             </w:pPr>
             <w:r>
               <w:rPr>
-                <w:b w:val="1"/>
-                <w:bCs w:val="1"/>
+                <w:b/>
+                <w:bCs/>
                 <w:color w:val="000000"/>
                 <w:sz w:val="24"/>
                 <w:szCs w:val="24"/>
-                <w:rtl w:val="0"/>
-              </w:rPr>
-              <w:t xml:space="preserve">Descripción/cambio</w:t>
-            </w:r>
-          </w:p>
-        </w:tc>
-        <w:tc>
-          <w:tcPr/>
+              </w:rPr>
+              <w:t>Descripción/cambio</w:t>
+            </w:r>
+          </w:p>
+        </w:tc>
+        <w:tc>
+          <w:tcPr>
+            <w:tcW w:w="2193" w:type="dxa"/>
+          </w:tcPr>
           <w:p>
             <w:pPr>
               <w:tabs>
-                <w:tab w:val="left" w:leader="none" w:pos="1276"/>
+                <w:tab w:val="left" w:pos="1276"/>
               </w:tabs>
               <w:jc w:val="center"/>
               <w:rPr>
-                <w:b w:val="1"/>
-                <w:bCs w:val="1"/>
+                <w:b/>
+                <w:bCs/>
                 <w:color w:val="000000"/>
                 <w:sz w:val="24"/>
                 <w:szCs w:val="24"/>
@@ -1192,39 +980,35 @@
             </w:pPr>
             <w:r>
               <w:rPr>
-                <w:b w:val="1"/>
-                <w:bCs w:val="1"/>
+                <w:b/>
+                <w:bCs/>
                 <w:sz w:val="24"/>
                 <w:szCs w:val="24"/>
-                <w:rtl w:val="0"/>
-              </w:rPr>
-              <w:t xml:space="preserve">A</w:t>
-            </w:r>
-            <w:r>
-              <w:rPr>
-                <w:b w:val="1"/>
-                <w:bCs w:val="1"/>
+              </w:rPr>
+              <w:t>A</w:t>
+            </w:r>
+            <w:r>
+              <w:rPr>
+                <w:b/>
+                <w:bCs/>
                 <w:color w:val="000000"/>
                 <w:sz w:val="24"/>
                 <w:szCs w:val="24"/>
-                <w:rtl w:val="0"/>
-              </w:rPr>
-              <w:t xml:space="preserve">utor</w:t>
+              </w:rPr>
+              <w:t>utor</w:t>
             </w:r>
           </w:p>
         </w:tc>
       </w:tr>
       <w:tr>
-        <w:trPr>
-          <w:cantSplit w:val="0"/>
-          <w:tblHeader w:val="0"/>
-        </w:trPr>
-        <w:tc>
-          <w:tcPr/>
+        <w:tc>
+          <w:tcPr>
+            <w:tcW w:w="1796" w:type="dxa"/>
+          </w:tcPr>
           <w:p>
             <w:pPr>
               <w:tabs>
-                <w:tab w:val="left" w:leader="none" w:pos="1276"/>
+                <w:tab w:val="left" w:pos="1276"/>
               </w:tabs>
               <w:rPr>
                 <w:color w:val="000000"/>
@@ -1237,18 +1021,19 @@
                 <w:color w:val="000000"/>
                 <w:sz w:val="24"/>
                 <w:szCs w:val="24"/>
-                <w:rtl w:val="0"/>
-              </w:rPr>
-              <w:t xml:space="preserve">1.0.1</w:t>
-            </w:r>
-          </w:p>
-        </w:tc>
-        <w:tc>
-          <w:tcPr/>
+              </w:rPr>
+              <w:t>1.0.1</w:t>
+            </w:r>
+          </w:p>
+        </w:tc>
+        <w:tc>
+          <w:tcPr>
+            <w:tcW w:w="1790" w:type="dxa"/>
+          </w:tcPr>
           <w:p>
             <w:pPr>
               <w:tabs>
-                <w:tab w:val="left" w:leader="none" w:pos="1276"/>
+                <w:tab w:val="left" w:pos="1276"/>
               </w:tabs>
               <w:rPr>
                 <w:color w:val="000000"/>
@@ -1261,18 +1046,19 @@
                 <w:color w:val="000000"/>
                 <w:sz w:val="24"/>
                 <w:szCs w:val="24"/>
-                <w:rtl w:val="0"/>
-              </w:rPr>
-              <w:t xml:space="preserve">03-09-2026</w:t>
-            </w:r>
-          </w:p>
-        </w:tc>
-        <w:tc>
-          <w:tcPr/>
+              </w:rPr>
+              <w:t>03-09-2026</w:t>
+            </w:r>
+          </w:p>
+        </w:tc>
+        <w:tc>
+          <w:tcPr>
+            <w:tcW w:w="3049" w:type="dxa"/>
+          </w:tcPr>
           <w:p>
             <w:pPr>
               <w:tabs>
-                <w:tab w:val="left" w:leader="none" w:pos="1276"/>
+                <w:tab w:val="left" w:pos="1276"/>
               </w:tabs>
               <w:rPr>
                 <w:color w:val="000000"/>
@@ -1285,31 +1071,26 @@
                 <w:color w:val="000000"/>
                 <w:sz w:val="24"/>
                 <w:szCs w:val="24"/>
-                <w:rtl w:val="0"/>
-              </w:rPr>
-              <w:t xml:space="preserve">Ingesta de roles</w:t>
+              </w:rPr>
+              <w:t>Ingesta de roles</w:t>
             </w:r>
             <w:r>
               <w:rPr>
                 <w:sz w:val="24"/>
                 <w:szCs w:val="24"/>
-                <w:rtl w:val="0"/>
               </w:rPr>
               <w:t xml:space="preserve"> scrum</w:t>
             </w:r>
-            <w:r>
-              <w:rPr>
-                <w:rtl w:val="0"/>
-              </w:rPr>
-            </w:r>
-          </w:p>
-        </w:tc>
-        <w:tc>
-          <w:tcPr/>
+          </w:p>
+        </w:tc>
+        <w:tc>
+          <w:tcPr>
+            <w:tcW w:w="2193" w:type="dxa"/>
+          </w:tcPr>
           <w:p>
             <w:pPr>
               <w:tabs>
-                <w:tab w:val="left" w:leader="none" w:pos="1276"/>
+                <w:tab w:val="left" w:pos="1276"/>
               </w:tabs>
               <w:rPr>
                 <w:color w:val="000000"/>
@@ -1322,9 +1103,8 @@
                 <w:color w:val="000000"/>
                 <w:sz w:val="24"/>
                 <w:szCs w:val="24"/>
-                <w:rtl w:val="0"/>
-              </w:rPr>
-              <w:t xml:space="preserve">Benjamín Núñez</w:t>
+              </w:rPr>
+              <w:t>Benjamín Núñez</w:t>
             </w:r>
           </w:p>
         </w:tc>
@@ -1333,7 +1113,7 @@
     <w:p>
       <w:pPr>
         <w:tabs>
-          <w:tab w:val="left" w:leader="none" w:pos="1276"/>
+          <w:tab w:val="left" w:pos="1276"/>
         </w:tabs>
         <w:rPr>
           <w:color w:val="000000"/>
@@ -1342,101 +1122,79 @@
           <w:u w:val="single"/>
         </w:rPr>
       </w:pPr>
-      <w:r>
-        <w:rPr>
-          <w:rtl w:val="0"/>
-        </w:rPr>
-      </w:r>
-    </w:p>
-    <w:p>
-      <w:pPr>
-        <w:pStyle w:val="Heading2"/>
-        <w:spacing w:after="0" w:line="240" w:lineRule="auto"/>
-        <w:rPr/>
-      </w:pPr>
-      <w:bookmarkStart w:colFirst="0" w:colLast="0" w:name="_heading=h.3znysh7" w:id="4"/>
+    </w:p>
+    <w:p>
+      <w:pPr>
+        <w:pStyle w:val="Ttulo2"/>
+        <w:spacing w:line="240" w:lineRule="auto"/>
+      </w:pPr>
+      <w:bookmarkStart w:id="4" w:name="_heading=h.3znysh7" w:colFirst="0" w:colLast="0"/>
       <w:bookmarkEnd w:id="4"/>
       <w:r>
-        <w:rPr>
-          <w:rtl w:val="0"/>
-        </w:rPr>
-        <w:t xml:space="preserve">Información del Proyecto</w:t>
+        <w:t>Información del Proyecto</w:t>
       </w:r>
     </w:p>
     <w:p>
       <w:pPr>
         <w:spacing w:after="0" w:line="240" w:lineRule="auto"/>
         <w:rPr>
-          <w:b w:val="1"/>
-          <w:bCs w:val="1"/>
+          <w:b/>
+          <w:bCs/>
           <w:sz w:val="24"/>
           <w:szCs w:val="24"/>
         </w:rPr>
       </w:pPr>
-      <w:bookmarkStart w:colFirst="0" w:colLast="0" w:name="_heading=h.rkjpelxy4hz3" w:id="5"/>
+      <w:bookmarkStart w:id="5" w:name="_heading=h.rkjpelxy4hz3" w:colFirst="0" w:colLast="0"/>
       <w:bookmarkEnd w:id="5"/>
-      <w:r>
-        <w:rPr>
-          <w:rtl w:val="0"/>
-        </w:rPr>
-      </w:r>
     </w:p>
     <w:tbl>
       <w:tblPr>
-        <w:tblStyle w:val="Table2"/>
-        <w:tblW w:w="8720.0" w:type="dxa"/>
-        <w:jc w:val="left"/>
-        <w:tblInd w:w="108.0" w:type="dxa"/>
+        <w:tblStyle w:val="a5"/>
+        <w:tblW w:w="8720" w:type="dxa"/>
+        <w:tblInd w:w="108" w:type="dxa"/>
         <w:tblBorders>
-          <w:top w:color="000000" w:space="0" w:sz="4" w:val="single"/>
-          <w:left w:color="000000" w:space="0" w:sz="4" w:val="single"/>
-          <w:bottom w:color="000000" w:space="0" w:sz="4" w:val="single"/>
-          <w:right w:color="000000" w:space="0" w:sz="4" w:val="single"/>
-          <w:insideH w:color="000000" w:space="0" w:sz="4" w:val="single"/>
-          <w:insideV w:color="000000" w:space="0" w:sz="4" w:val="single"/>
+          <w:top w:val="single" w:sz="4" w:space="0" w:color="000000"/>
+          <w:left w:val="single" w:sz="4" w:space="0" w:color="000000"/>
+          <w:bottom w:val="single" w:sz="4" w:space="0" w:color="000000"/>
+          <w:right w:val="single" w:sz="4" w:space="0" w:color="000000"/>
+          <w:insideH w:val="single" w:sz="4" w:space="0" w:color="000000"/>
+          <w:insideV w:val="single" w:sz="4" w:space="0" w:color="000000"/>
         </w:tblBorders>
         <w:tblLayout w:type="fixed"/>
-        <w:tblLook w:val="0400"/>
+        <w:tblLook w:val="0400" w:firstRow="0" w:lastRow="0" w:firstColumn="0" w:lastColumn="0" w:noHBand="0" w:noVBand="1"/>
       </w:tblPr>
       <w:tblGrid>
         <w:gridCol w:w="3071"/>
         <w:gridCol w:w="5649"/>
-        <w:tblGridChange w:id="0">
-          <w:tblGrid>
-            <w:gridCol w:w="3071"/>
-            <w:gridCol w:w="5649"/>
-          </w:tblGrid>
-        </w:tblGridChange>
       </w:tblGrid>
       <w:tr>
-        <w:trPr>
-          <w:cantSplit w:val="0"/>
-          <w:tblHeader w:val="0"/>
-        </w:trPr>
-        <w:tc>
-          <w:tcPr/>
+        <w:tc>
+          <w:tcPr>
+            <w:tcW w:w="3071" w:type="dxa"/>
+          </w:tcPr>
           <w:p>
             <w:pPr>
               <w:spacing w:after="0" w:line="240" w:lineRule="auto"/>
               <w:rPr>
-                <w:b w:val="1"/>
-                <w:bCs w:val="1"/>
-                <w:color w:val="000000"/>
-              </w:rPr>
-            </w:pPr>
-            <w:r>
-              <w:rPr>
-                <w:b w:val="1"/>
-                <w:bCs w:val="1"/>
-                <w:color w:val="000000"/>
-                <w:rtl w:val="0"/>
-              </w:rPr>
-              <w:t xml:space="preserve">Organización</w:t>
-            </w:r>
-          </w:p>
-        </w:tc>
-        <w:tc>
-          <w:tcPr/>
+                <w:b/>
+                <w:bCs/>
+                <w:color w:val="000000"/>
+              </w:rPr>
+            </w:pPr>
+            <w:r>
+              <w:rPr>
+                <w:b/>
+                <w:bCs/>
+                <w:color w:val="000000"/>
+              </w:rPr>
+              <w:t>Organización</w:t>
+            </w:r>
+          </w:p>
+        </w:tc>
+        <w:tc>
+          <w:tcPr>
+            <w:tcW w:w="5649" w:type="dxa"/>
+          </w:tcPr>
           <w:p>
             <w:pPr>
               <w:spacing w:after="0" w:line="240" w:lineRule="auto"/>
@@ -1447,42 +1205,87 @@
             <w:r>
               <w:rPr>
                 <w:color w:val="000000"/>
-                <w:rtl w:val="0"/>
-              </w:rPr>
-              <w:t xml:space="preserve">Duoc UC. Escuela de Informática y Telecomunicaciones</w:t>
+              </w:rPr>
+              <w:t>Duoc UC. Escuela de Informática y Telecomunicaciones</w:t>
+            </w:r>
+          </w:p>
+        </w:tc>
+      </w:tr>
+      <w:tr>
+        <w:tc>
+          <w:tcPr>
+            <w:tcW w:w="3071" w:type="dxa"/>
+          </w:tcPr>
+          <w:p>
+            <w:pPr>
+              <w:spacing w:after="0" w:line="240" w:lineRule="auto"/>
+              <w:rPr>
+                <w:b/>
+                <w:bCs/>
+                <w:color w:val="000000"/>
+              </w:rPr>
+            </w:pPr>
+            <w:r>
+              <w:rPr>
+                <w:b/>
+                <w:bCs/>
+                <w:color w:val="000000"/>
+              </w:rPr>
+              <w:t>Sección</w:t>
+            </w:r>
+          </w:p>
+        </w:tc>
+        <w:tc>
+          <w:tcPr>
+            <w:tcW w:w="5649" w:type="dxa"/>
+          </w:tcPr>
+          <w:p>
+            <w:pPr>
+              <w:spacing w:after="0" w:line="240" w:lineRule="auto"/>
+              <w:rPr>
+                <w:color w:val="000000"/>
+              </w:rPr>
+            </w:pPr>
+            <w:r>
+              <w:rPr>
+                <w:color w:val="000000"/>
+              </w:rPr>
+              <w:t>Capstone_001D</w:t>
             </w:r>
           </w:p>
         </w:tc>
       </w:tr>
       <w:tr>
         <w:trPr>
-          <w:cantSplit w:val="0"/>
-          <w:tblHeader w:val="0"/>
+          <w:trHeight w:val="283"/>
         </w:trPr>
         <w:tc>
-          <w:tcPr/>
+          <w:tcPr>
+            <w:tcW w:w="3071" w:type="dxa"/>
+          </w:tcPr>
           <w:p>
             <w:pPr>
               <w:spacing w:after="0" w:line="240" w:lineRule="auto"/>
               <w:rPr>
-                <w:b w:val="1"/>
-                <w:bCs w:val="1"/>
-                <w:color w:val="000000"/>
-              </w:rPr>
-            </w:pPr>
-            <w:r>
-              <w:rPr>
-                <w:b w:val="1"/>
-                <w:bCs w:val="1"/>
-                <w:color w:val="000000"/>
-                <w:rtl w:val="0"/>
-              </w:rPr>
-              <w:t xml:space="preserve">Sección</w:t>
-            </w:r>
-          </w:p>
-        </w:tc>
-        <w:tc>
-          <w:tcPr/>
+                <w:b/>
+                <w:bCs/>
+                <w:color w:val="000000"/>
+              </w:rPr>
+            </w:pPr>
+            <w:r>
+              <w:rPr>
+                <w:b/>
+                <w:bCs/>
+                <w:color w:val="000000"/>
+              </w:rPr>
+              <w:t>Proyecto (Nombre)</w:t>
+            </w:r>
+          </w:p>
+        </w:tc>
+        <w:tc>
+          <w:tcPr>
+            <w:tcW w:w="5649" w:type="dxa"/>
+          </w:tcPr>
           <w:p>
             <w:pPr>
               <w:spacing w:after="0" w:line="240" w:lineRule="auto"/>
@@ -1490,46 +1293,48 @@
                 <w:color w:val="000000"/>
               </w:rPr>
             </w:pPr>
-            <w:r>
-              <w:rPr>
-                <w:color w:val="000000"/>
-                <w:rtl w:val="0"/>
-              </w:rPr>
-              <w:t xml:space="preserve">Capstone_001D</w:t>
-            </w:r>
+            <w:proofErr w:type="spellStart"/>
+            <w:r>
+              <w:t>House</w:t>
+            </w:r>
+            <w:r>
+              <w:rPr>
+                <w:color w:val="000000"/>
+              </w:rPr>
+              <w:t>CountSimulator</w:t>
+            </w:r>
+            <w:proofErr w:type="spellEnd"/>
           </w:p>
         </w:tc>
       </w:tr>
       <w:tr>
-        <w:trPr>
-          <w:cantSplit w:val="0"/>
-          <w:trHeight w:val="283.5546875" w:hRule="atLeast"/>
-          <w:tblHeader w:val="0"/>
-        </w:trPr>
-        <w:tc>
-          <w:tcPr/>
+        <w:tc>
+          <w:tcPr>
+            <w:tcW w:w="3071" w:type="dxa"/>
+          </w:tcPr>
           <w:p>
             <w:pPr>
               <w:spacing w:after="0" w:line="240" w:lineRule="auto"/>
               <w:rPr>
-                <w:b w:val="1"/>
-                <w:bCs w:val="1"/>
-                <w:color w:val="000000"/>
-              </w:rPr>
-            </w:pPr>
-            <w:r>
-              <w:rPr>
-                <w:b w:val="1"/>
-                <w:bCs w:val="1"/>
-                <w:color w:val="000000"/>
-                <w:rtl w:val="0"/>
-              </w:rPr>
-              <w:t xml:space="preserve">Proyecto (Nombre)</w:t>
-            </w:r>
-          </w:p>
-        </w:tc>
-        <w:tc>
-          <w:tcPr/>
+                <w:b/>
+                <w:bCs/>
+                <w:color w:val="000000"/>
+              </w:rPr>
+            </w:pPr>
+            <w:r>
+              <w:rPr>
+                <w:b/>
+                <w:bCs/>
+                <w:color w:val="000000"/>
+              </w:rPr>
+              <w:t>Fecha de Inicio</w:t>
+            </w:r>
+          </w:p>
+        </w:tc>
+        <w:tc>
+          <w:tcPr>
+            <w:tcW w:w="5649" w:type="dxa"/>
+          </w:tcPr>
           <w:p>
             <w:pPr>
               <w:spacing w:after="0" w:line="240" w:lineRule="auto"/>
@@ -1539,49 +1344,41 @@
             </w:pPr>
             <w:r>
               <w:rPr>
-                <w:rtl w:val="0"/>
-              </w:rPr>
-              <w:t xml:space="preserve">House</w:t>
-            </w:r>
-            <w:r>
-              <w:rPr>
-                <w:color w:val="000000"/>
-                <w:rtl w:val="0"/>
-              </w:rPr>
-              <w:t xml:space="preserve">Count_Simulator</w:t>
+                <w:color w:val="000000"/>
+              </w:rPr>
+              <w:t>11-08-2026</w:t>
             </w:r>
           </w:p>
         </w:tc>
       </w:tr>
       <w:tr>
-        <w:trPr>
-          <w:cantSplit w:val="0"/>
-          <w:tblHeader w:val="0"/>
-        </w:trPr>
-        <w:tc>
-          <w:tcPr/>
+        <w:tc>
+          <w:tcPr>
+            <w:tcW w:w="3071" w:type="dxa"/>
+          </w:tcPr>
           <w:p>
             <w:pPr>
               <w:spacing w:after="0" w:line="240" w:lineRule="auto"/>
               <w:rPr>
-                <w:b w:val="1"/>
-                <w:bCs w:val="1"/>
-                <w:color w:val="000000"/>
-              </w:rPr>
-            </w:pPr>
-            <w:r>
-              <w:rPr>
-                <w:b w:val="1"/>
-                <w:bCs w:val="1"/>
-                <w:color w:val="000000"/>
-                <w:rtl w:val="0"/>
-              </w:rPr>
-              <w:t xml:space="preserve">Fecha de Inicio</w:t>
-            </w:r>
-          </w:p>
-        </w:tc>
-        <w:tc>
-          <w:tcPr/>
+                <w:b/>
+                <w:bCs/>
+                <w:color w:val="000000"/>
+              </w:rPr>
+            </w:pPr>
+            <w:r>
+              <w:rPr>
+                <w:b/>
+                <w:bCs/>
+                <w:color w:val="000000"/>
+              </w:rPr>
+              <w:t>Fecha de Término</w:t>
+            </w:r>
+          </w:p>
+        </w:tc>
+        <w:tc>
+          <w:tcPr>
+            <w:tcW w:w="5649" w:type="dxa"/>
+          </w:tcPr>
           <w:p>
             <w:pPr>
               <w:spacing w:after="0" w:line="240" w:lineRule="auto"/>
@@ -1590,44 +1387,39 @@
               </w:rPr>
             </w:pPr>
             <w:r>
-              <w:rPr>
-                <w:color w:val="000000"/>
-                <w:rtl w:val="0"/>
-              </w:rPr>
-              <w:t xml:space="preserve">11-08-2026</w:t>
+              <w:t>22-12-2026</w:t>
             </w:r>
           </w:p>
         </w:tc>
       </w:tr>
       <w:tr>
-        <w:trPr>
-          <w:cantSplit w:val="0"/>
-          <w:tblHeader w:val="0"/>
-        </w:trPr>
-        <w:tc>
-          <w:tcPr/>
+        <w:tc>
+          <w:tcPr>
+            <w:tcW w:w="3071" w:type="dxa"/>
+          </w:tcPr>
           <w:p>
             <w:pPr>
               <w:spacing w:after="0" w:line="240" w:lineRule="auto"/>
               <w:rPr>
-                <w:b w:val="1"/>
-                <w:bCs w:val="1"/>
-                <w:color w:val="000000"/>
-              </w:rPr>
-            </w:pPr>
-            <w:r>
-              <w:rPr>
-                <w:b w:val="1"/>
-                <w:bCs w:val="1"/>
-                <w:color w:val="000000"/>
-                <w:rtl w:val="0"/>
-              </w:rPr>
-              <w:t xml:space="preserve">Fecha de Término</w:t>
-            </w:r>
-          </w:p>
-        </w:tc>
-        <w:tc>
-          <w:tcPr/>
+                <w:b/>
+                <w:bCs/>
+                <w:color w:val="000000"/>
+              </w:rPr>
+            </w:pPr>
+            <w:r>
+              <w:rPr>
+                <w:b/>
+                <w:bCs/>
+                <w:color w:val="000000"/>
+              </w:rPr>
+              <w:t>Patrocinador principal</w:t>
+            </w:r>
+          </w:p>
+        </w:tc>
+        <w:tc>
+          <w:tcPr>
+            <w:tcW w:w="5649" w:type="dxa"/>
+          </w:tcPr>
           <w:p>
             <w:pPr>
               <w:spacing w:after="0" w:line="240" w:lineRule="auto"/>
@@ -1636,48 +1428,45 @@
               </w:rPr>
             </w:pPr>
             <w:r>
-              <w:rPr>
-                <w:rtl w:val="0"/>
-              </w:rPr>
-              <w:t xml:space="preserve">22-12-2026</w:t>
-            </w:r>
-            <w:r>
-              <w:rPr>
-                <w:rtl w:val="0"/>
-              </w:rPr>
+              <w:t xml:space="preserve">Alejandro </w:t>
+            </w:r>
+            <w:r>
+              <w:t>C</w:t>
+            </w:r>
+            <w:r>
+              <w:t>asellas y Carlos Márquez</w:t>
             </w:r>
           </w:p>
         </w:tc>
       </w:tr>
       <w:tr>
-        <w:trPr>
-          <w:cantSplit w:val="0"/>
-          <w:tblHeader w:val="0"/>
-        </w:trPr>
-        <w:tc>
-          <w:tcPr/>
+        <w:tc>
+          <w:tcPr>
+            <w:tcW w:w="3071" w:type="dxa"/>
+          </w:tcPr>
           <w:p>
             <w:pPr>
               <w:spacing w:after="0" w:line="240" w:lineRule="auto"/>
               <w:rPr>
-                <w:b w:val="1"/>
-                <w:bCs w:val="1"/>
-                <w:color w:val="000000"/>
-              </w:rPr>
-            </w:pPr>
-            <w:r>
-              <w:rPr>
-                <w:b w:val="1"/>
-                <w:bCs w:val="1"/>
-                <w:color w:val="000000"/>
-                <w:rtl w:val="0"/>
-              </w:rPr>
-              <w:t xml:space="preserve">Patrocinador principal</w:t>
-            </w:r>
-          </w:p>
-        </w:tc>
-        <w:tc>
-          <w:tcPr/>
+                <w:b/>
+                <w:bCs/>
+                <w:color w:val="000000"/>
+              </w:rPr>
+            </w:pPr>
+            <w:r>
+              <w:rPr>
+                <w:b/>
+                <w:bCs/>
+                <w:color w:val="000000"/>
+              </w:rPr>
+              <w:t>Docente</w:t>
+            </w:r>
+          </w:p>
+        </w:tc>
+        <w:tc>
+          <w:tcPr>
+            <w:tcW w:w="5649" w:type="dxa"/>
+          </w:tcPr>
           <w:p>
             <w:pPr>
               <w:spacing w:after="0" w:line="240" w:lineRule="auto"/>
@@ -1686,65 +1475,19 @@
               </w:rPr>
             </w:pPr>
             <w:r>
-              <w:rPr>
-                <w:rtl w:val="0"/>
-              </w:rPr>
-              <w:t xml:space="preserve">Alejandro casellas y Carlos Márquez</w:t>
-            </w:r>
-            <w:r>
-              <w:rPr>
-                <w:rtl w:val="0"/>
-              </w:rPr>
-            </w:r>
-          </w:p>
-        </w:tc>
-      </w:tr>
-      <w:tr>
-        <w:trPr>
-          <w:cantSplit w:val="0"/>
-          <w:tblHeader w:val="0"/>
-        </w:trPr>
-        <w:tc>
-          <w:tcPr/>
-          <w:p>
-            <w:pPr>
-              <w:spacing w:after="0" w:line="240" w:lineRule="auto"/>
-              <w:rPr>
-                <w:b w:val="1"/>
-                <w:bCs w:val="1"/>
-                <w:color w:val="000000"/>
-              </w:rPr>
-            </w:pPr>
-            <w:r>
-              <w:rPr>
-                <w:b w:val="1"/>
-                <w:bCs w:val="1"/>
-                <w:color w:val="000000"/>
-                <w:rtl w:val="0"/>
-              </w:rPr>
-              <w:t xml:space="preserve">Docente</w:t>
-            </w:r>
-          </w:p>
-        </w:tc>
-        <w:tc>
-          <w:tcPr/>
-          <w:p>
-            <w:pPr>
-              <w:spacing w:after="0" w:line="240" w:lineRule="auto"/>
-              <w:rPr>
-                <w:color w:val="000000"/>
-              </w:rPr>
-            </w:pPr>
-            <w:r>
-              <w:rPr>
-                <w:rtl w:val="0"/>
-              </w:rPr>
-              <w:t xml:space="preserve">Juan Andres Hernandez Aliaga </w:t>
-            </w:r>
-            <w:r>
-              <w:rPr>
-                <w:rtl w:val="0"/>
-              </w:rPr>
+              <w:t xml:space="preserve">Juan </w:t>
+            </w:r>
+            <w:r>
+              <w:t>Andrés</w:t>
+            </w:r>
+            <w:r>
+              <w:t xml:space="preserve"> </w:t>
+            </w:r>
+            <w:r>
+              <w:t>Hernández</w:t>
+            </w:r>
+            <w:r>
+              <w:t xml:space="preserve"> Aliaga </w:t>
             </w:r>
           </w:p>
         </w:tc>
@@ -1759,156 +1502,135 @@
           <w:szCs w:val="24"/>
         </w:rPr>
       </w:pPr>
-      <w:bookmarkStart w:colFirst="0" w:colLast="0" w:name="_heading=h.2et92p0" w:id="6"/>
+      <w:bookmarkStart w:id="6" w:name="_heading=h.2et92p0" w:colFirst="0" w:colLast="0"/>
       <w:bookmarkEnd w:id="6"/>
-      <w:r>
-        <w:rPr>
-          <w:rtl w:val="0"/>
-        </w:rPr>
-      </w:r>
-    </w:p>
-    <w:p>
-      <w:pPr>
-        <w:pStyle w:val="Heading2"/>
-        <w:spacing w:after="0" w:line="240" w:lineRule="auto"/>
-        <w:rPr/>
-      </w:pPr>
-      <w:bookmarkStart w:colFirst="0" w:colLast="0" w:name="_heading=h.umb33wg9l3bg" w:id="7"/>
+    </w:p>
+    <w:p>
+      <w:pPr>
+        <w:pStyle w:val="Ttulo2"/>
+        <w:spacing w:line="240" w:lineRule="auto"/>
+      </w:pPr>
+      <w:bookmarkStart w:id="7" w:name="_heading=h.umb33wg9l3bg" w:colFirst="0" w:colLast="0"/>
       <w:bookmarkEnd w:id="7"/>
       <w:r>
-        <w:rPr>
-          <w:rtl w:val="0"/>
-        </w:rPr>
-        <w:t xml:space="preserve">Integrantes</w:t>
+        <w:t>Integrantes</w:t>
       </w:r>
     </w:p>
     <w:p>
       <w:pPr>
         <w:spacing w:after="0" w:line="240" w:lineRule="auto"/>
         <w:rPr>
-          <w:b w:val="1"/>
-          <w:bCs w:val="1"/>
+          <w:b/>
+          <w:bCs/>
           <w:sz w:val="24"/>
           <w:szCs w:val="24"/>
         </w:rPr>
       </w:pPr>
-      <w:r>
-        <w:rPr>
-          <w:rtl w:val="0"/>
-        </w:rPr>
-      </w:r>
     </w:p>
     <w:tbl>
       <w:tblPr>
-        <w:tblStyle w:val="Table3"/>
-        <w:tblW w:w="8720.0" w:type="dxa"/>
-        <w:jc w:val="left"/>
-        <w:tblInd w:w="108.0" w:type="dxa"/>
+        <w:tblStyle w:val="a6"/>
+        <w:tblW w:w="8720" w:type="dxa"/>
+        <w:tblInd w:w="108" w:type="dxa"/>
         <w:tblBorders>
-          <w:top w:color="000000" w:space="0" w:sz="4" w:val="single"/>
-          <w:left w:color="000000" w:space="0" w:sz="4" w:val="single"/>
-          <w:bottom w:color="000000" w:space="0" w:sz="4" w:val="single"/>
-          <w:right w:color="000000" w:space="0" w:sz="4" w:val="single"/>
-          <w:insideH w:color="000000" w:space="0" w:sz="4" w:val="single"/>
-          <w:insideV w:color="000000" w:space="0" w:sz="4" w:val="single"/>
+          <w:top w:val="single" w:sz="4" w:space="0" w:color="000000"/>
+          <w:left w:val="single" w:sz="4" w:space="0" w:color="000000"/>
+          <w:bottom w:val="single" w:sz="4" w:space="0" w:color="000000"/>
+          <w:right w:val="single" w:sz="4" w:space="0" w:color="000000"/>
+          <w:insideH w:val="single" w:sz="4" w:space="0" w:color="000000"/>
+          <w:insideV w:val="single" w:sz="4" w:space="0" w:color="000000"/>
         </w:tblBorders>
         <w:tblLayout w:type="fixed"/>
-        <w:tblLook w:val="0400"/>
+        <w:tblLook w:val="0400" w:firstRow="0" w:lastRow="0" w:firstColumn="0" w:lastColumn="0" w:noHBand="0" w:noVBand="1"/>
       </w:tblPr>
       <w:tblGrid>
         <w:gridCol w:w="2084"/>
         <w:gridCol w:w="3452"/>
         <w:gridCol w:w="3184"/>
-        <w:tblGridChange w:id="0">
-          <w:tblGrid>
-            <w:gridCol w:w="2084"/>
-            <w:gridCol w:w="3452"/>
-            <w:gridCol w:w="3184"/>
-          </w:tblGrid>
-        </w:tblGridChange>
       </w:tblGrid>
       <w:tr>
         <w:trPr>
-          <w:cantSplit w:val="1"/>
-          <w:tblHeader w:val="1"/>
+          <w:cantSplit/>
+          <w:tblHeader/>
         </w:trPr>
         <w:tc>
-          <w:tcPr/>
+          <w:tcPr>
+            <w:tcW w:w="2084" w:type="dxa"/>
+          </w:tcPr>
           <w:p>
             <w:pPr>
               <w:spacing w:after="0" w:line="240" w:lineRule="auto"/>
               <w:jc w:val="center"/>
               <w:rPr>
-                <w:b w:val="1"/>
-                <w:bCs w:val="1"/>
-                <w:color w:val="000000"/>
-              </w:rPr>
-            </w:pPr>
-            <w:r>
-              <w:rPr>
-                <w:b w:val="1"/>
-                <w:bCs w:val="1"/>
-                <w:color w:val="000000"/>
-                <w:rtl w:val="0"/>
-              </w:rPr>
-              <w:t xml:space="preserve">Rut</w:t>
-            </w:r>
-          </w:p>
-        </w:tc>
-        <w:tc>
-          <w:tcPr/>
+                <w:b/>
+                <w:bCs/>
+                <w:color w:val="000000"/>
+              </w:rPr>
+            </w:pPr>
+            <w:r>
+              <w:rPr>
+                <w:b/>
+                <w:bCs/>
+                <w:color w:val="000000"/>
+              </w:rPr>
+              <w:t>Rut</w:t>
+            </w:r>
+          </w:p>
+        </w:tc>
+        <w:tc>
+          <w:tcPr>
+            <w:tcW w:w="3452" w:type="dxa"/>
+          </w:tcPr>
           <w:p>
             <w:pPr>
               <w:spacing w:after="0" w:line="240" w:lineRule="auto"/>
               <w:jc w:val="center"/>
               <w:rPr>
-                <w:b w:val="1"/>
-                <w:bCs w:val="1"/>
-                <w:color w:val="000000"/>
-              </w:rPr>
-            </w:pPr>
-            <w:r>
-              <w:rPr>
-                <w:b w:val="1"/>
-                <w:bCs w:val="1"/>
-                <w:color w:val="000000"/>
-                <w:rtl w:val="0"/>
-              </w:rPr>
-              <w:t xml:space="preserve">Nombre</w:t>
-            </w:r>
-          </w:p>
-        </w:tc>
-        <w:tc>
-          <w:tcPr/>
+                <w:b/>
+                <w:bCs/>
+                <w:color w:val="000000"/>
+              </w:rPr>
+            </w:pPr>
+            <w:r>
+              <w:rPr>
+                <w:b/>
+                <w:bCs/>
+                <w:color w:val="000000"/>
+              </w:rPr>
+              <w:t>Nombre</w:t>
+            </w:r>
+          </w:p>
+        </w:tc>
+        <w:tc>
+          <w:tcPr>
+            <w:tcW w:w="3184" w:type="dxa"/>
+          </w:tcPr>
           <w:p>
             <w:pPr>
               <w:spacing w:after="0" w:line="240" w:lineRule="auto"/>
               <w:jc w:val="center"/>
               <w:rPr>
-                <w:b w:val="1"/>
-                <w:bCs w:val="1"/>
-                <w:color w:val="000000"/>
-              </w:rPr>
-            </w:pPr>
-            <w:r>
-              <w:rPr>
-                <w:b w:val="1"/>
-                <w:bCs w:val="1"/>
-                <w:color w:val="000000"/>
-                <w:rtl w:val="0"/>
-              </w:rPr>
-              <w:t xml:space="preserve">Correo</w:t>
+                <w:b/>
+                <w:bCs/>
+                <w:color w:val="000000"/>
+              </w:rPr>
+            </w:pPr>
+            <w:r>
+              <w:rPr>
+                <w:b/>
+                <w:bCs/>
+                <w:color w:val="000000"/>
+              </w:rPr>
+              <w:t>Correo</w:t>
             </w:r>
           </w:p>
         </w:tc>
       </w:tr>
       <w:tr>
-        <w:trPr>
-          <w:cantSplit w:val="0"/>
-          <w:tblHeader w:val="0"/>
-        </w:trPr>
-        <w:tc>
-          <w:tcPr/>
+        <w:tc>
+          <w:tcPr>
+            <w:tcW w:w="2084" w:type="dxa"/>
+          </w:tcPr>
           <w:p>
             <w:pPr>
               <w:spacing w:after="0" w:line="240" w:lineRule="auto"/>
@@ -1918,20 +1640,14 @@
               </w:rPr>
             </w:pPr>
             <w:r>
-              <w:rPr>
-                <w:rtl w:val="0"/>
-              </w:rPr>
-              <w:t xml:space="preserve">21.171.660-6</w:t>
-            </w:r>
-            <w:r>
-              <w:rPr>
-                <w:rtl w:val="0"/>
-              </w:rPr>
-            </w:r>
-          </w:p>
-        </w:tc>
-        <w:tc>
-          <w:tcPr/>
+              <w:t>21.171.660-6</w:t>
+            </w:r>
+          </w:p>
+        </w:tc>
+        <w:tc>
+          <w:tcPr>
+            <w:tcW w:w="3452" w:type="dxa"/>
+          </w:tcPr>
           <w:p>
             <w:pPr>
               <w:spacing w:after="0" w:line="240" w:lineRule="auto"/>
@@ -1941,54 +1657,39 @@
               </w:rPr>
             </w:pPr>
             <w:r>
-              <w:rPr>
-                <w:rtl w:val="0"/>
-              </w:rPr>
-              <w:t xml:space="preserve">Benjamin Isaac Casellas Madrid</w:t>
-            </w:r>
-            <w:r>
-              <w:rPr>
-                <w:rtl w:val="0"/>
-              </w:rPr>
-            </w:r>
-          </w:p>
-        </w:tc>
-        <w:tc>
-          <w:tcPr/>
+              <w:t>Benjamin Isaac Casellas Madrid</w:t>
+            </w:r>
+          </w:p>
+        </w:tc>
+        <w:tc>
+          <w:tcPr>
+            <w:tcW w:w="3184" w:type="dxa"/>
+          </w:tcPr>
           <w:p>
             <w:pPr>
               <w:spacing w:after="0" w:line="240" w:lineRule="auto"/>
               <w:jc w:val="center"/>
-              <w:rPr/>
-            </w:pPr>
-            <w:hyperlink r:id="rId7">
+            </w:pPr>
+            <w:hyperlink r:id="rId8">
               <w:r>
                 <w:rPr>
-                  <w:rFonts w:ascii="Roboto" w:cs="Roboto" w:eastAsia="Roboto" w:hAnsi="Roboto"/>
-                  <w:color w:val="0000ee"/>
+                  <w:rFonts w:ascii="Roboto" w:eastAsia="Roboto" w:hAnsi="Roboto" w:cs="Roboto"/>
+                  <w:color w:val="0000EE"/>
                   <w:sz w:val="18"/>
                   <w:szCs w:val="18"/>
                   <w:u w:val="single"/>
-                  <w:rtl w:val="0"/>
                 </w:rPr>
-                <w:t xml:space="preserve">be.casellas@duocuc.cl</w:t>
+                <w:t>be.casellas@duocuc.cl</w:t>
               </w:r>
             </w:hyperlink>
-            <w:r>
-              <w:rPr>
-                <w:rtl w:val="0"/>
-              </w:rPr>
-            </w:r>
           </w:p>
         </w:tc>
       </w:tr>
       <w:tr>
-        <w:trPr>
-          <w:cantSplit w:val="0"/>
-          <w:tblHeader w:val="0"/>
-        </w:trPr>
-        <w:tc>
-          <w:tcPr/>
+        <w:tc>
+          <w:tcPr>
+            <w:tcW w:w="2084" w:type="dxa"/>
+          </w:tcPr>
           <w:p>
             <w:pPr>
               <w:spacing w:after="0" w:line="240" w:lineRule="auto"/>
@@ -1998,20 +1699,14 @@
               </w:rPr>
             </w:pPr>
             <w:r>
-              <w:rPr>
-                <w:rtl w:val="0"/>
-              </w:rPr>
-              <w:t xml:space="preserve">21.440.449-4</w:t>
-            </w:r>
-            <w:r>
-              <w:rPr>
-                <w:rtl w:val="0"/>
-              </w:rPr>
-            </w:r>
-          </w:p>
-        </w:tc>
-        <w:tc>
-          <w:tcPr/>
+              <w:t>21.440.449-4</w:t>
+            </w:r>
+          </w:p>
+        </w:tc>
+        <w:tc>
+          <w:tcPr>
+            <w:tcW w:w="3452" w:type="dxa"/>
+          </w:tcPr>
           <w:p>
             <w:pPr>
               <w:spacing w:after="0" w:line="240" w:lineRule="auto"/>
@@ -2021,55 +1716,42 @@
               </w:rPr>
             </w:pPr>
             <w:r>
-              <w:rPr>
-                <w:rtl w:val="0"/>
-              </w:rPr>
-              <w:t xml:space="preserve">Lucas Ignacio Padilla Aliaga</w:t>
-            </w:r>
-            <w:r>
-              <w:rPr>
-                <w:rtl w:val="0"/>
-              </w:rPr>
-            </w:r>
-          </w:p>
-        </w:tc>
-        <w:tc>
-          <w:tcPr/>
+              <w:t>Lucas Ignacio Padilla Aliaga</w:t>
+            </w:r>
+          </w:p>
+        </w:tc>
+        <w:tc>
+          <w:tcPr>
+            <w:tcW w:w="3184" w:type="dxa"/>
+          </w:tcPr>
           <w:p>
             <w:pPr>
               <w:spacing w:after="0" w:line="240" w:lineRule="auto"/>
               <w:jc w:val="center"/>
-              <w:rPr/>
-            </w:pPr>
-            <w:hyperlink r:id="rId8">
+            </w:pPr>
+            <w:hyperlink r:id="rId9">
               <w:r>
                 <w:rPr>
-                  <w:rFonts w:ascii="Roboto" w:cs="Roboto" w:eastAsia="Roboto" w:hAnsi="Roboto"/>
-                  <w:color w:val="0000ee"/>
+                  <w:rFonts w:ascii="Roboto" w:eastAsia="Roboto" w:hAnsi="Roboto" w:cs="Roboto"/>
+                  <w:color w:val="0000EE"/>
                   <w:sz w:val="18"/>
                   <w:szCs w:val="18"/>
                   <w:u w:val="single"/>
-                  <w:rtl w:val="0"/>
                 </w:rPr>
-                <w:t xml:space="preserve">luc.padilla@duocuc.cl</w:t>
+                <w:t>luc.padilla@duocuc.cl</w:t>
               </w:r>
             </w:hyperlink>
             <w:r>
-              <w:rPr>
-                <w:rtl w:val="0"/>
-              </w:rPr>
               <w:t xml:space="preserve"> </w:t>
             </w:r>
           </w:p>
         </w:tc>
       </w:tr>
       <w:tr>
-        <w:trPr>
-          <w:cantSplit w:val="0"/>
-          <w:tblHeader w:val="0"/>
-        </w:trPr>
-        <w:tc>
-          <w:tcPr/>
+        <w:tc>
+          <w:tcPr>
+            <w:tcW w:w="2084" w:type="dxa"/>
+          </w:tcPr>
           <w:p>
             <w:pPr>
               <w:spacing w:after="0" w:line="240" w:lineRule="auto"/>
@@ -2079,20 +1761,14 @@
               </w:rPr>
             </w:pPr>
             <w:r>
-              <w:rPr>
-                <w:rtl w:val="0"/>
-              </w:rPr>
-              <w:t xml:space="preserve">21.333.703-3</w:t>
-            </w:r>
-            <w:r>
-              <w:rPr>
-                <w:rtl w:val="0"/>
-              </w:rPr>
-            </w:r>
-          </w:p>
-        </w:tc>
-        <w:tc>
-          <w:tcPr/>
+              <w:t>21.333.703-3</w:t>
+            </w:r>
+          </w:p>
+        </w:tc>
+        <w:tc>
+          <w:tcPr>
+            <w:tcW w:w="3452" w:type="dxa"/>
+          </w:tcPr>
           <w:p>
             <w:pPr>
               <w:spacing w:after="0" w:line="240" w:lineRule="auto"/>
@@ -2102,42 +1778,30 @@
               </w:rPr>
             </w:pPr>
             <w:r>
-              <w:rPr>
-                <w:rtl w:val="0"/>
-              </w:rPr>
-              <w:t xml:space="preserve">Benjamín Tomás Núñez Arancibia</w:t>
-            </w:r>
-            <w:r>
-              <w:rPr>
-                <w:rtl w:val="0"/>
-              </w:rPr>
-            </w:r>
-          </w:p>
-        </w:tc>
-        <w:tc>
-          <w:tcPr/>
+              <w:t>Benjamín Tomás Núñez Arancibia</w:t>
+            </w:r>
+          </w:p>
+        </w:tc>
+        <w:tc>
+          <w:tcPr>
+            <w:tcW w:w="3184" w:type="dxa"/>
+          </w:tcPr>
           <w:p>
             <w:pPr>
               <w:spacing w:after="0" w:line="240" w:lineRule="auto"/>
               <w:jc w:val="center"/>
-              <w:rPr/>
-            </w:pPr>
-            <w:r>
-              <w:rPr>
-                <w:rtl w:val="0"/>
-              </w:rPr>
-              <w:t xml:space="preserve">benj.nuneza@duocuc.cl</w:t>
+            </w:pPr>
+            <w:r>
+              <w:t>benj.nuneza@duocuc.cl</w:t>
             </w:r>
           </w:p>
         </w:tc>
       </w:tr>
       <w:tr>
-        <w:trPr>
-          <w:cantSplit w:val="0"/>
-          <w:tblHeader w:val="0"/>
-        </w:trPr>
-        <w:tc>
-          <w:tcPr/>
+        <w:tc>
+          <w:tcPr>
+            <w:tcW w:w="2084" w:type="dxa"/>
+          </w:tcPr>
           <w:p>
             <w:pPr>
               <w:spacing w:after="0" w:line="240" w:lineRule="auto"/>
@@ -2147,20 +1811,14 @@
               </w:rPr>
             </w:pPr>
             <w:r>
-              <w:rPr>
-                <w:rtl w:val="0"/>
-              </w:rPr>
-              <w:t xml:space="preserve">21.446.771-2</w:t>
-            </w:r>
-            <w:r>
-              <w:rPr>
-                <w:rtl w:val="0"/>
-              </w:rPr>
-            </w:r>
-          </w:p>
-        </w:tc>
-        <w:tc>
-          <w:tcPr/>
+              <w:t>21.446.771-2</w:t>
+            </w:r>
+          </w:p>
+        </w:tc>
+        <w:tc>
+          <w:tcPr>
+            <w:tcW w:w="3452" w:type="dxa"/>
+          </w:tcPr>
           <w:p>
             <w:pPr>
               <w:spacing w:after="0" w:line="240" w:lineRule="auto"/>
@@ -2170,43 +1828,35 @@
               </w:rPr>
             </w:pPr>
             <w:r>
-              <w:rPr>
-                <w:rtl w:val="0"/>
-              </w:rPr>
-              <w:t xml:space="preserve">Emilio Castro Gonzalez</w:t>
-            </w:r>
-            <w:r>
-              <w:rPr>
-                <w:rtl w:val="0"/>
-              </w:rPr>
-            </w:r>
-          </w:p>
-        </w:tc>
-        <w:tc>
-          <w:tcPr/>
+              <w:t xml:space="preserve">Emilio Castro </w:t>
+            </w:r>
+            <w:r>
+              <w:t>González</w:t>
+            </w:r>
+          </w:p>
+        </w:tc>
+        <w:tc>
+          <w:tcPr>
+            <w:tcW w:w="3184" w:type="dxa"/>
+          </w:tcPr>
           <w:p>
             <w:pPr>
               <w:spacing w:after="0" w:line="240" w:lineRule="auto"/>
               <w:jc w:val="center"/>
-              <w:rPr/>
-            </w:pPr>
-            <w:hyperlink r:id="rId9">
+            </w:pPr>
+            <w:hyperlink r:id="rId10">
               <w:r>
                 <w:rPr>
-                  <w:rFonts w:ascii="Roboto" w:cs="Roboto" w:eastAsia="Roboto" w:hAnsi="Roboto"/>
-                  <w:color w:val="0000ee"/>
+                  <w:rFonts w:ascii="Roboto" w:eastAsia="Roboto" w:hAnsi="Roboto" w:cs="Roboto"/>
+                  <w:color w:val="0000EE"/>
                   <w:sz w:val="18"/>
                   <w:szCs w:val="18"/>
                   <w:u w:val="single"/>
-                  <w:rtl w:val="0"/>
                 </w:rPr>
-                <w:t xml:space="preserve">em.castro@duocuc.cl</w:t>
+                <w:t>em.castro@duocuc.cl</w:t>
               </w:r>
             </w:hyperlink>
             <w:r>
-              <w:rPr>
-                <w:rtl w:val="0"/>
-              </w:rPr>
               <w:t xml:space="preserve"> </w:t>
             </w:r>
           </w:p>
@@ -2222,124 +1872,99 @@
           <w:u w:val="single"/>
         </w:rPr>
       </w:pPr>
-      <w:r>
-        <w:rPr>
-          <w:rtl w:val="0"/>
-        </w:rPr>
-      </w:r>
-    </w:p>
-    <w:p>
-      <w:pPr>
-        <w:pStyle w:val="Heading2"/>
-        <w:rPr/>
-      </w:pPr>
-      <w:r>
-        <w:rPr>
-          <w:rtl w:val="0"/>
-        </w:rPr>
-      </w:r>
-    </w:p>
-    <w:p>
-      <w:pPr>
-        <w:pStyle w:val="Heading1"/>
-        <w:rPr/>
-      </w:pPr>
-      <w:bookmarkStart w:colFirst="0" w:colLast="0" w:name="_heading=h.tyjcwt" w:id="8"/>
+    </w:p>
+    <w:p>
+      <w:pPr>
+        <w:pStyle w:val="Ttulo2"/>
+      </w:pPr>
+    </w:p>
+    <w:p>
+      <w:pPr>
+        <w:pStyle w:val="Ttulo1"/>
+      </w:pPr>
+      <w:bookmarkStart w:id="8" w:name="_heading=h.tyjcwt" w:colFirst="0" w:colLast="0"/>
       <w:bookmarkEnd w:id="8"/>
       <w:r>
-        <w:rPr>
-          <w:rtl w:val="0"/>
-        </w:rPr>
-        <w:t xml:space="preserve">Visión del Proyecto Scrum “HouseCount_Simulator” </w:t>
+        <w:t>Visión del Proyecto Scrum “</w:t>
       </w:r>
-    </w:p>
-    <w:p>
-      <w:pPr>
-        <w:rPr/>
-      </w:pPr>
+      <w:proofErr w:type="spellStart"/>
       <w:r>
-        <w:rPr>
-          <w:rtl w:val="0"/>
-        </w:rPr>
+        <w:t>HouseCount_Simulator</w:t>
       </w:r>
-    </w:p>
+      <w:proofErr w:type="spellEnd"/>
+      <w:r>
+        <w:t xml:space="preserve">” </w:t>
+      </w:r>
+    </w:p>
+    <w:p/>
     <w:tbl>
       <w:tblPr>
-        <w:tblStyle w:val="Table4"/>
-        <w:tblW w:w="8778.0" w:type="dxa"/>
-        <w:jc w:val="left"/>
+        <w:tblStyle w:val="a7"/>
+        <w:tblW w:w="8778" w:type="dxa"/>
+        <w:tblInd w:w="0" w:type="dxa"/>
         <w:tblBorders>
-          <w:top w:color="000000" w:space="0" w:sz="4" w:val="single"/>
-          <w:left w:color="000000" w:space="0" w:sz="4" w:val="single"/>
-          <w:bottom w:color="000000" w:space="0" w:sz="4" w:val="single"/>
-          <w:right w:color="000000" w:space="0" w:sz="4" w:val="single"/>
-          <w:insideH w:color="000000" w:space="0" w:sz="4" w:val="single"/>
-          <w:insideV w:color="000000" w:space="0" w:sz="4" w:val="single"/>
+          <w:top w:val="single" w:sz="4" w:space="0" w:color="000000"/>
+          <w:left w:val="single" w:sz="4" w:space="0" w:color="000000"/>
+          <w:bottom w:val="single" w:sz="4" w:space="0" w:color="000000"/>
+          <w:right w:val="single" w:sz="4" w:space="0" w:color="000000"/>
+          <w:insideH w:val="single" w:sz="4" w:space="0" w:color="000000"/>
+          <w:insideV w:val="single" w:sz="4" w:space="0" w:color="000000"/>
         </w:tblBorders>
         <w:tblLayout w:type="fixed"/>
-        <w:tblLook w:val="0400"/>
+        <w:tblLook w:val="0400" w:firstRow="0" w:lastRow="0" w:firstColumn="0" w:lastColumn="0" w:noHBand="0" w:noVBand="1"/>
       </w:tblPr>
       <w:tblGrid>
         <w:gridCol w:w="2194"/>
         <w:gridCol w:w="2199"/>
         <w:gridCol w:w="2195"/>
         <w:gridCol w:w="2190"/>
-        <w:tblGridChange w:id="0">
-          <w:tblGrid>
-            <w:gridCol w:w="2194"/>
-            <w:gridCol w:w="2199"/>
-            <w:gridCol w:w="2195"/>
-            <w:gridCol w:w="2190"/>
-          </w:tblGrid>
-        </w:tblGridChange>
       </w:tblGrid>
       <w:tr>
-        <w:trPr>
-          <w:cantSplit w:val="0"/>
-          <w:tblHeader w:val="0"/>
-        </w:trPr>
-        <w:tc>
-          <w:tcPr>
+        <w:tc>
+          <w:tcPr>
+            <w:tcW w:w="8778" w:type="dxa"/>
             <w:gridSpan w:val="4"/>
             <w:tcBorders>
-              <w:top w:color="000000" w:space="0" w:sz="24" w:val="single"/>
-              <w:left w:color="000000" w:space="0" w:sz="24" w:val="single"/>
-              <w:bottom w:color="000000" w:space="0" w:sz="4" w:val="single"/>
-              <w:right w:color="000000" w:space="0" w:sz="24" w:val="single"/>
+              <w:top w:val="single" w:sz="24" w:space="0" w:color="000000"/>
+              <w:left w:val="single" w:sz="24" w:space="0" w:color="000000"/>
+              <w:bottom w:val="single" w:sz="4" w:space="0" w:color="000000"/>
+              <w:right w:val="single" w:sz="24" w:space="0" w:color="000000"/>
             </w:tcBorders>
           </w:tcPr>
           <w:p>
             <w:pPr>
               <w:jc w:val="center"/>
               <w:rPr>
-                <w:b w:val="1"/>
-                <w:bCs w:val="1"/>
+                <w:b/>
+                <w:bCs/>
                 <w:sz w:val="24"/>
                 <w:szCs w:val="24"/>
               </w:rPr>
             </w:pPr>
             <w:r>
               <w:rPr>
-                <w:b w:val="1"/>
-                <w:bCs w:val="1"/>
+                <w:b/>
+                <w:bCs/>
+                <w:noProof/>
                 <w:sz w:val="24"/>
                 <w:szCs w:val="24"/>
               </w:rPr>
               <w:drawing>
-                <wp:inline distB="0" distT="0" distL="0" distR="0">
+                <wp:inline distT="0" distB="0" distL="0" distR="0" wp14:anchorId="6228288C" wp14:editId="39A86E88">
                   <wp:extent cx="563439" cy="536924"/>
-                  <wp:effectExtent b="0" l="0" r="0" t="0"/>
+                  <wp:effectExtent l="0" t="0" r="0" b="0"/>
                   <wp:docPr id="1035" name="image5.png"/>
-                  <a:graphic>
+                  <wp:cNvGraphicFramePr/>
+                  <a:graphic xmlns:a="http://schemas.openxmlformats.org/drawingml/2006/main">
                     <a:graphicData uri="http://schemas.openxmlformats.org/drawingml/2006/picture">
-                      <pic:pic>
+                      <pic:pic xmlns:pic="http://schemas.openxmlformats.org/drawingml/2006/picture">
                         <pic:nvPicPr>
                           <pic:cNvPr id="0" name="image5.png"/>
                           <pic:cNvPicPr preferRelativeResize="0"/>
                         </pic:nvPicPr>
                         <pic:blipFill>
-                          <a:blip r:embed="rId10"/>
-                          <a:srcRect b="0" l="0" r="0" t="0"/>
+                          <a:blip r:embed="rId11"/>
+                          <a:srcRect/>
                           <a:stretch>
                             <a:fillRect/>
                           </a:stretch>
@@ -2349,7 +1974,9 @@
                             <a:off x="0" y="0"/>
                             <a:ext cx="563439" cy="536924"/>
                           </a:xfrm>
-                          <a:prstGeom prst="rect"/>
+                          <a:prstGeom prst="rect">
+                            <a:avLst/>
+                          </a:prstGeom>
                           <a:ln/>
                         </pic:spPr>
                       </pic:pic>
@@ -2358,179 +1985,138 @@
                 </wp:inline>
               </w:drawing>
             </w:r>
-            <w:r>
-              <w:rPr>
-                <w:rtl w:val="0"/>
-              </w:rPr>
-            </w:r>
           </w:p>
           <w:p>
             <w:pPr>
               <w:jc w:val="center"/>
               <w:rPr>
-                <w:b w:val="1"/>
-                <w:bCs w:val="1"/>
+                <w:b/>
+                <w:bCs/>
                 <w:sz w:val="24"/>
                 <w:szCs w:val="24"/>
               </w:rPr>
             </w:pPr>
             <w:r>
               <w:rPr>
-                <w:b w:val="1"/>
-                <w:bCs w:val="1"/>
+                <w:b/>
+                <w:bCs/>
                 <w:sz w:val="24"/>
                 <w:szCs w:val="24"/>
-                <w:rtl w:val="0"/>
-              </w:rPr>
-              <w:t xml:space="preserve">Declaración de la Visión</w:t>
+              </w:rPr>
+              <w:t>Declaración de la Visión</w:t>
             </w:r>
           </w:p>
         </w:tc>
       </w:tr>
       <w:tr>
-        <w:trPr>
-          <w:cantSplit w:val="0"/>
-          <w:tblHeader w:val="0"/>
-        </w:trPr>
-        <w:tc>
-          <w:tcPr>
+        <w:tc>
+          <w:tcPr>
+            <w:tcW w:w="8778" w:type="dxa"/>
             <w:gridSpan w:val="4"/>
             <w:tcBorders>
-              <w:top w:color="000000" w:space="0" w:sz="4" w:val="single"/>
-              <w:left w:color="000000" w:space="0" w:sz="24" w:val="single"/>
-              <w:bottom w:color="000000" w:space="0" w:sz="24" w:val="single"/>
-              <w:right w:color="000000" w:space="0" w:sz="24" w:val="single"/>
+              <w:top w:val="single" w:sz="4" w:space="0" w:color="000000"/>
+              <w:left w:val="single" w:sz="24" w:space="0" w:color="000000"/>
+              <w:bottom w:val="single" w:sz="24" w:space="0" w:color="000000"/>
+              <w:right w:val="single" w:sz="24" w:space="0" w:color="000000"/>
             </w:tcBorders>
           </w:tcPr>
-          <w:p>
-            <w:pPr>
-              <w:jc w:val="left"/>
-              <w:rPr/>
-            </w:pPr>
-            <w:r>
-              <w:rPr>
-                <w:rtl w:val="0"/>
-              </w:rPr>
-            </w:r>
-          </w:p>
+          <w:p/>
           <w:p>
             <w:pPr>
               <w:jc w:val="center"/>
-              <w:rPr/>
-            </w:pPr>
-            <w:r>
-              <w:rPr>
-                <w:rtl w:val="0"/>
-              </w:rPr>
-              <w:t xml:space="preserve">HouseCount busca ser una plataforma web interactiva y accesible que elimine la incertidumbre financiera en el proceso de autoconstrucción, permitiendo a los usuarios planificar y cotizar materiales ajustándose de manera exacta a las opciones disponibles según un presupuesto máximo definido.</w:t>
-            </w:r>
-          </w:p>
-          <w:p>
-            <w:pPr>
-              <w:jc w:val="left"/>
-              <w:rPr/>
-            </w:pPr>
-            <w:r>
-              <w:rPr>
-                <w:rtl w:val="0"/>
-              </w:rPr>
-            </w:r>
-          </w:p>
+            </w:pPr>
+            <w:proofErr w:type="spellStart"/>
+            <w:r>
+              <w:t>HouseCount</w:t>
+            </w:r>
+            <w:proofErr w:type="spellEnd"/>
+            <w:r>
+              <w:t xml:space="preserve"> busca ser una plataforma web interactiva y accesible que elimine la incertidumbre financiera en el proceso de autoconstrucción, permitiendo a los usuarios planificar y cotizar materiales ajustándose de manera exacta a las opciones disponibles según un presupuesto máximo definido.</w:t>
+            </w:r>
+          </w:p>
+          <w:p/>
           <w:p>
             <w:pPr>
               <w:jc w:val="center"/>
-              <w:rPr/>
-            </w:pPr>
-            <w:r>
-              <w:rPr>
-                <w:rtl w:val="0"/>
-              </w:rPr>
-            </w:r>
+            </w:pPr>
           </w:p>
         </w:tc>
       </w:tr>
       <w:tr>
-        <w:trPr>
-          <w:cantSplit w:val="0"/>
-          <w:tblHeader w:val="0"/>
-        </w:trPr>
-        <w:tc>
-          <w:tcPr>
+        <w:tc>
+          <w:tcPr>
+            <w:tcW w:w="2194" w:type="dxa"/>
             <w:tcBorders>
-              <w:top w:color="000000" w:space="0" w:sz="24" w:val="single"/>
-              <w:left w:color="000000" w:space="0" w:sz="24" w:val="single"/>
-              <w:right w:color="000000" w:space="0" w:sz="24" w:val="single"/>
+              <w:top w:val="single" w:sz="24" w:space="0" w:color="000000"/>
+              <w:left w:val="single" w:sz="24" w:space="0" w:color="000000"/>
+              <w:right w:val="single" w:sz="24" w:space="0" w:color="000000"/>
             </w:tcBorders>
           </w:tcPr>
           <w:p>
             <w:pPr>
               <w:jc w:val="center"/>
               <w:rPr>
-                <w:b w:val="1"/>
-                <w:bCs w:val="1"/>
+                <w:b/>
+                <w:bCs/>
                 <w:sz w:val="24"/>
                 <w:szCs w:val="24"/>
               </w:rPr>
             </w:pPr>
             <w:r>
               <w:rPr>
-                <w:b w:val="1"/>
-                <w:bCs w:val="1"/>
+                <w:b/>
+                <w:bCs/>
                 <w:sz w:val="24"/>
                 <w:szCs w:val="24"/>
-                <w:rtl w:val="0"/>
-              </w:rPr>
-              <w:t xml:space="preserve">Grupo Objetivo</w:t>
+              </w:rPr>
+              <w:t>Grupo Objetivo</w:t>
             </w:r>
           </w:p>
           <w:p>
             <w:pPr>
               <w:jc w:val="center"/>
               <w:rPr>
-                <w:b w:val="1"/>
-                <w:bCs w:val="1"/>
+                <w:b/>
+                <w:bCs/>
                 <w:sz w:val="24"/>
                 <w:szCs w:val="24"/>
               </w:rPr>
             </w:pPr>
-            <w:r>
-              <w:rPr>
-                <w:rtl w:val="0"/>
-              </w:rPr>
-            </w:r>
           </w:p>
           <w:p>
             <w:pPr>
               <w:jc w:val="center"/>
               <w:rPr>
-                <w:b w:val="1"/>
-                <w:bCs w:val="1"/>
+                <w:b/>
+                <w:bCs/>
                 <w:sz w:val="24"/>
                 <w:szCs w:val="24"/>
               </w:rPr>
             </w:pPr>
             <w:r>
               <w:rPr>
-                <w:b w:val="1"/>
-                <w:bCs w:val="1"/>
+                <w:b/>
+                <w:bCs/>
+                <w:noProof/>
                 <w:sz w:val="24"/>
                 <w:szCs w:val="24"/>
               </w:rPr>
               <w:drawing>
-                <wp:inline distB="0" distT="0" distL="0" distR="0">
+                <wp:inline distT="0" distB="0" distL="0" distR="0" wp14:anchorId="0DA531EC" wp14:editId="1578EE66">
                   <wp:extent cx="541690" cy="518541"/>
-                  <wp:effectExtent b="0" l="0" r="0" t="0"/>
+                  <wp:effectExtent l="0" t="0" r="0" b="0"/>
                   <wp:docPr id="1037" name="image2.png"/>
-                  <a:graphic>
+                  <wp:cNvGraphicFramePr/>
+                  <a:graphic xmlns:a="http://schemas.openxmlformats.org/drawingml/2006/main">
                     <a:graphicData uri="http://schemas.openxmlformats.org/drawingml/2006/picture">
-                      <pic:pic>
+                      <pic:pic xmlns:pic="http://schemas.openxmlformats.org/drawingml/2006/picture">
                         <pic:nvPicPr>
                           <pic:cNvPr id="0" name="image2.png"/>
                           <pic:cNvPicPr preferRelativeResize="0"/>
                         </pic:nvPicPr>
                         <pic:blipFill>
-                          <a:blip r:embed="rId11"/>
-                          <a:srcRect b="0" l="0" r="0" t="0"/>
+                          <a:blip r:embed="rId12"/>
+                          <a:srcRect/>
                           <a:stretch>
                             <a:fillRect/>
                           </a:stretch>
@@ -2540,7 +2126,9 @@
                             <a:off x="0" y="0"/>
                             <a:ext cx="541690" cy="518541"/>
                           </a:xfrm>
-                          <a:prstGeom prst="rect"/>
+                          <a:prstGeom prst="rect">
+                            <a:avLst/>
+                          </a:prstGeom>
                           <a:ln/>
                         </pic:spPr>
                       </pic:pic>
@@ -2549,106 +2137,93 @@
                 </wp:inline>
               </w:drawing>
             </w:r>
-            <w:r>
-              <w:rPr>
-                <w:rtl w:val="0"/>
-              </w:rPr>
-            </w:r>
           </w:p>
           <w:p>
             <w:pPr>
               <w:jc w:val="center"/>
               <w:rPr>
-                <w:b w:val="1"/>
-                <w:bCs w:val="1"/>
+                <w:b/>
+                <w:bCs/>
                 <w:sz w:val="24"/>
                 <w:szCs w:val="24"/>
               </w:rPr>
             </w:pPr>
-            <w:r>
-              <w:rPr>
-                <w:rtl w:val="0"/>
-              </w:rPr>
-            </w:r>
-          </w:p>
-        </w:tc>
-        <w:tc>
-          <w:tcPr>
+          </w:p>
+        </w:tc>
+        <w:tc>
+          <w:tcPr>
+            <w:tcW w:w="2199" w:type="dxa"/>
             <w:tcBorders>
-              <w:top w:color="000000" w:space="0" w:sz="24" w:val="single"/>
-              <w:left w:color="000000" w:space="0" w:sz="24" w:val="single"/>
-              <w:right w:color="000000" w:space="0" w:sz="24" w:val="single"/>
+              <w:top w:val="single" w:sz="24" w:space="0" w:color="000000"/>
+              <w:left w:val="single" w:sz="24" w:space="0" w:color="000000"/>
+              <w:right w:val="single" w:sz="24" w:space="0" w:color="000000"/>
             </w:tcBorders>
           </w:tcPr>
           <w:p>
             <w:pPr>
               <w:jc w:val="center"/>
               <w:rPr>
-                <w:b w:val="1"/>
-                <w:bCs w:val="1"/>
+                <w:b/>
+                <w:bCs/>
                 <w:sz w:val="24"/>
                 <w:szCs w:val="24"/>
               </w:rPr>
             </w:pPr>
             <w:r>
               <w:rPr>
-                <w:b w:val="1"/>
-                <w:bCs w:val="1"/>
+                <w:b/>
+                <w:bCs/>
                 <w:sz w:val="24"/>
                 <w:szCs w:val="24"/>
-                <w:rtl w:val="0"/>
-              </w:rPr>
-              <w:t xml:space="preserve">Necesidades</w:t>
+              </w:rPr>
+              <w:t>Necesidades</w:t>
             </w:r>
           </w:p>
           <w:p>
             <w:pPr>
               <w:jc w:val="center"/>
               <w:rPr>
-                <w:b w:val="1"/>
-                <w:bCs w:val="1"/>
+                <w:b/>
+                <w:bCs/>
                 <w:sz w:val="24"/>
                 <w:szCs w:val="24"/>
               </w:rPr>
             </w:pPr>
-            <w:r>
-              <w:rPr>
-                <w:rtl w:val="0"/>
-              </w:rPr>
-            </w:r>
           </w:p>
           <w:p>
             <w:pPr>
               <w:jc w:val="center"/>
               <w:rPr>
-                <w:b w:val="1"/>
-                <w:bCs w:val="1"/>
+                <w:b/>
+                <w:bCs/>
                 <w:sz w:val="24"/>
                 <w:szCs w:val="24"/>
               </w:rPr>
             </w:pPr>
             <w:r>
               <w:rPr>
-                <w:b w:val="1"/>
-                <w:bCs w:val="1"/>
+                <w:b/>
+                <w:bCs/>
+                <w:noProof/>
                 <w:sz w:val="24"/>
                 <w:szCs w:val="24"/>
               </w:rPr>
               <w:drawing>
-                <wp:inline distB="0" distT="0" distL="0" distR="0">
+                <wp:inline distT="0" distB="0" distL="0" distR="0" wp14:anchorId="5B5E735A" wp14:editId="517C3BA8">
                   <wp:extent cx="933596" cy="522814"/>
-                  <wp:effectExtent b="0" l="0" r="0" t="0"/>
-                  <wp:docPr descr="Resultado de imagen para necesidades software" id="1036" name="image4.png"/>
-                  <a:graphic>
+                  <wp:effectExtent l="0" t="0" r="0" b="0"/>
+                  <wp:docPr id="1036" name="image4.png" descr="Resultado de imagen para necesidades software"/>
+                  <wp:cNvGraphicFramePr/>
+                  <a:graphic xmlns:a="http://schemas.openxmlformats.org/drawingml/2006/main">
                     <a:graphicData uri="http://schemas.openxmlformats.org/drawingml/2006/picture">
-                      <pic:pic>
+                      <pic:pic xmlns:pic="http://schemas.openxmlformats.org/drawingml/2006/picture">
                         <pic:nvPicPr>
-                          <pic:cNvPr descr="Resultado de imagen para necesidades software" id="0" name="image4.png"/>
+                          <pic:cNvPr id="0" name="image4.png" descr="Resultado de imagen para necesidades software"/>
                           <pic:cNvPicPr preferRelativeResize="0"/>
                         </pic:nvPicPr>
                         <pic:blipFill>
-                          <a:blip r:embed="rId12"/>
-                          <a:srcRect b="0" l="0" r="0" t="0"/>
+                          <a:blip r:embed="rId13"/>
+                          <a:srcRect/>
                           <a:stretch>
                             <a:fillRect/>
                           </a:stretch>
@@ -2658,7 +2233,9 @@
                             <a:off x="0" y="0"/>
                             <a:ext cx="933596" cy="522814"/>
                           </a:xfrm>
-                          <a:prstGeom prst="rect"/>
+                          <a:prstGeom prst="rect">
+                            <a:avLst/>
+                          </a:prstGeom>
                           <a:ln/>
                         </pic:spPr>
                       </pic:pic>
@@ -2667,90 +2244,82 @@
                 </wp:inline>
               </w:drawing>
             </w:r>
-            <w:r>
-              <w:rPr>
-                <w:rtl w:val="0"/>
-              </w:rPr>
-            </w:r>
-          </w:p>
-        </w:tc>
-        <w:tc>
-          <w:tcPr>
+          </w:p>
+        </w:tc>
+        <w:tc>
+          <w:tcPr>
+            <w:tcW w:w="2195" w:type="dxa"/>
             <w:tcBorders>
-              <w:top w:color="000000" w:space="0" w:sz="24" w:val="single"/>
-              <w:left w:color="000000" w:space="0" w:sz="24" w:val="single"/>
-              <w:right w:color="000000" w:space="0" w:sz="24" w:val="single"/>
+              <w:top w:val="single" w:sz="24" w:space="0" w:color="000000"/>
+              <w:left w:val="single" w:sz="24" w:space="0" w:color="000000"/>
+              <w:right w:val="single" w:sz="24" w:space="0" w:color="000000"/>
             </w:tcBorders>
           </w:tcPr>
           <w:p>
             <w:pPr>
               <w:jc w:val="center"/>
               <w:rPr>
-                <w:b w:val="1"/>
-                <w:bCs w:val="1"/>
+                <w:b/>
+                <w:bCs/>
                 <w:sz w:val="24"/>
                 <w:szCs w:val="24"/>
               </w:rPr>
             </w:pPr>
             <w:r>
               <w:rPr>
-                <w:b w:val="1"/>
-                <w:bCs w:val="1"/>
+                <w:b/>
+                <w:bCs/>
                 <w:sz w:val="24"/>
                 <w:szCs w:val="24"/>
-                <w:rtl w:val="0"/>
-              </w:rPr>
-              <w:t xml:space="preserve">Producto / Servicio</w:t>
+              </w:rPr>
+              <w:t>Producto / Servicio</w:t>
             </w:r>
           </w:p>
           <w:p>
             <w:pPr>
               <w:jc w:val="center"/>
               <w:rPr>
-                <w:b w:val="1"/>
-                <w:bCs w:val="1"/>
+                <w:b/>
+                <w:bCs/>
                 <w:sz w:val="24"/>
                 <w:szCs w:val="24"/>
               </w:rPr>
             </w:pPr>
-            <w:r>
-              <w:rPr>
-                <w:rtl w:val="0"/>
-              </w:rPr>
-            </w:r>
           </w:p>
           <w:p>
             <w:pPr>
               <w:jc w:val="center"/>
               <w:rPr>
-                <w:b w:val="1"/>
-                <w:bCs w:val="1"/>
+                <w:b/>
+                <w:bCs/>
                 <w:sz w:val="24"/>
                 <w:szCs w:val="24"/>
               </w:rPr>
             </w:pPr>
             <w:r>
               <w:rPr>
-                <w:b w:val="1"/>
-                <w:bCs w:val="1"/>
+                <w:b/>
+                <w:bCs/>
+                <w:noProof/>
                 <w:sz w:val="24"/>
                 <w:szCs w:val="24"/>
               </w:rPr>
               <w:drawing>
-                <wp:inline distB="0" distT="0" distL="0" distR="0">
+                <wp:inline distT="0" distB="0" distL="0" distR="0" wp14:anchorId="26096E74" wp14:editId="52DF2A7C">
                   <wp:extent cx="729257" cy="546239"/>
-                  <wp:effectExtent b="0" l="0" r="0" t="0"/>
-                  <wp:docPr descr="Resultado de imagen para software" id="1039" name="image3.jpg"/>
-                  <a:graphic>
+                  <wp:effectExtent l="0" t="0" r="0" b="0"/>
+                  <wp:docPr id="1039" name="image3.jpg" descr="Resultado de imagen para software"/>
+                  <wp:cNvGraphicFramePr/>
+                  <a:graphic xmlns:a="http://schemas.openxmlformats.org/drawingml/2006/main">
                     <a:graphicData uri="http://schemas.openxmlformats.org/drawingml/2006/picture">
-                      <pic:pic>
+                      <pic:pic xmlns:pic="http://schemas.openxmlformats.org/drawingml/2006/picture">
                         <pic:nvPicPr>
-                          <pic:cNvPr descr="Resultado de imagen para software" id="0" name="image3.jpg"/>
+                          <pic:cNvPr id="0" name="image3.jpg" descr="Resultado de imagen para software"/>
                           <pic:cNvPicPr preferRelativeResize="0"/>
                         </pic:nvPicPr>
                         <pic:blipFill>
-                          <a:blip r:embed="rId13"/>
-                          <a:srcRect b="0" l="0" r="0" t="0"/>
+                          <a:blip r:embed="rId14"/>
+                          <a:srcRect/>
                           <a:stretch>
                             <a:fillRect/>
                           </a:stretch>
@@ -2760,7 +2329,9 @@
                             <a:off x="0" y="0"/>
                             <a:ext cx="729257" cy="546239"/>
                           </a:xfrm>
-                          <a:prstGeom prst="rect"/>
+                          <a:prstGeom prst="rect">
+                            <a:avLst/>
+                          </a:prstGeom>
                           <a:ln/>
                         </pic:spPr>
                       </pic:pic>
@@ -2769,90 +2340,82 @@
                 </wp:inline>
               </w:drawing>
             </w:r>
-            <w:r>
-              <w:rPr>
-                <w:rtl w:val="0"/>
-              </w:rPr>
-            </w:r>
-          </w:p>
-        </w:tc>
-        <w:tc>
-          <w:tcPr>
+          </w:p>
+        </w:tc>
+        <w:tc>
+          <w:tcPr>
+            <w:tcW w:w="2190" w:type="dxa"/>
             <w:tcBorders>
-              <w:top w:color="000000" w:space="0" w:sz="24" w:val="single"/>
-              <w:left w:color="000000" w:space="0" w:sz="24" w:val="single"/>
-              <w:right w:color="000000" w:space="0" w:sz="24" w:val="single"/>
+              <w:top w:val="single" w:sz="24" w:space="0" w:color="000000"/>
+              <w:left w:val="single" w:sz="24" w:space="0" w:color="000000"/>
+              <w:right w:val="single" w:sz="24" w:space="0" w:color="000000"/>
             </w:tcBorders>
           </w:tcPr>
           <w:p>
             <w:pPr>
               <w:jc w:val="center"/>
               <w:rPr>
-                <w:b w:val="1"/>
-                <w:bCs w:val="1"/>
+                <w:b/>
+                <w:bCs/>
                 <w:sz w:val="24"/>
                 <w:szCs w:val="24"/>
               </w:rPr>
             </w:pPr>
             <w:r>
               <w:rPr>
-                <w:b w:val="1"/>
-                <w:bCs w:val="1"/>
+                <w:b/>
+                <w:bCs/>
                 <w:sz w:val="24"/>
                 <w:szCs w:val="24"/>
-                <w:rtl w:val="0"/>
-              </w:rPr>
-              <w:t xml:space="preserve">Valor</w:t>
+              </w:rPr>
+              <w:t>Valor</w:t>
             </w:r>
           </w:p>
           <w:p>
             <w:pPr>
               <w:jc w:val="center"/>
               <w:rPr>
-                <w:b w:val="1"/>
-                <w:bCs w:val="1"/>
+                <w:b/>
+                <w:bCs/>
                 <w:sz w:val="24"/>
                 <w:szCs w:val="24"/>
               </w:rPr>
             </w:pPr>
-            <w:r>
-              <w:rPr>
-                <w:rtl w:val="0"/>
-              </w:rPr>
-            </w:r>
           </w:p>
           <w:p>
             <w:pPr>
               <w:jc w:val="center"/>
               <w:rPr>
-                <w:b w:val="1"/>
-                <w:bCs w:val="1"/>
+                <w:b/>
+                <w:bCs/>
                 <w:sz w:val="24"/>
                 <w:szCs w:val="24"/>
               </w:rPr>
             </w:pPr>
             <w:r>
               <w:rPr>
-                <w:b w:val="1"/>
-                <w:bCs w:val="1"/>
+                <w:b/>
+                <w:bCs/>
+                <w:noProof/>
                 <w:sz w:val="24"/>
                 <w:szCs w:val="24"/>
               </w:rPr>
               <w:drawing>
-                <wp:inline distB="0" distT="0" distL="0" distR="0">
+                <wp:inline distT="0" distB="0" distL="0" distR="0" wp14:anchorId="566DC8C9" wp14:editId="4CBCBCE2">
                   <wp:extent cx="902549" cy="453373"/>
-                  <wp:effectExtent b="0" l="0" r="0" t="0"/>
+                  <wp:effectExtent l="0" t="0" r="0" b="0"/>
                   <wp:docPr id="1038" name="image6.png"/>
-                  <a:graphic>
+                  <wp:cNvGraphicFramePr/>
+                  <a:graphic xmlns:a="http://schemas.openxmlformats.org/drawingml/2006/main">
                     <a:graphicData uri="http://schemas.openxmlformats.org/drawingml/2006/picture">
-                      <pic:pic>
+                      <pic:pic xmlns:pic="http://schemas.openxmlformats.org/drawingml/2006/picture">
                         <pic:nvPicPr>
                           <pic:cNvPr id="0" name="image6.png"/>
                           <pic:cNvPicPr preferRelativeResize="0"/>
                         </pic:nvPicPr>
                         <pic:blipFill>
-                          <a:blip r:embed="rId14"/>
-                          <a:srcRect b="0" l="0" r="0" t="0"/>
+                          <a:blip r:embed="rId15"/>
+                          <a:srcRect/>
                           <a:stretch>
                             <a:fillRect/>
                           </a:stretch>
@@ -2862,7 +2425,9 @@
                             <a:off x="0" y="0"/>
                             <a:ext cx="902549" cy="453373"/>
                           </a:xfrm>
-                          <a:prstGeom prst="rect"/>
+                          <a:prstGeom prst="rect">
+                            <a:avLst/>
+                          </a:prstGeom>
                           <a:ln/>
                         </pic:spPr>
                       </pic:pic>
@@ -2871,25 +2436,17 @@
                 </wp:inline>
               </w:drawing>
             </w:r>
-            <w:r>
-              <w:rPr>
-                <w:rtl w:val="0"/>
-              </w:rPr>
-            </w:r>
           </w:p>
         </w:tc>
       </w:tr>
       <w:tr>
-        <w:trPr>
-          <w:cantSplit w:val="0"/>
-          <w:tblHeader w:val="0"/>
-        </w:trPr>
-        <w:tc>
-          <w:tcPr>
+        <w:tc>
+          <w:tcPr>
+            <w:tcW w:w="2194" w:type="dxa"/>
             <w:tcBorders>
-              <w:left w:color="000000" w:space="0" w:sz="24" w:val="single"/>
-              <w:bottom w:color="000000" w:space="0" w:sz="24" w:val="single"/>
-              <w:right w:color="000000" w:space="0" w:sz="24" w:val="single"/>
+              <w:left w:val="single" w:sz="24" w:space="0" w:color="000000"/>
+              <w:bottom w:val="single" w:sz="24" w:space="0" w:color="000000"/>
+              <w:right w:val="single" w:sz="24" w:space="0" w:color="000000"/>
             </w:tcBorders>
           </w:tcPr>
           <w:p>
@@ -2898,30 +2455,17 @@
                 <w:ilvl w:val="0"/>
                 <w:numId w:val="1"/>
               </w:numPr>
-              <w:spacing w:after="200" w:lineRule="auto"/>
-              <w:ind w:left="720" w:hanging="360"/>
-              <w:rPr>
-                <w:u w:val="none"/>
-              </w:rPr>
-            </w:pPr>
-            <w:r>
-              <w:rPr>
-                <w:rtl w:val="0"/>
-              </w:rPr>
+              <w:spacing w:after="200"/>
+            </w:pPr>
+            <w:r>
               <w:t xml:space="preserve">Familias y personas en proceso de autoconstrucción que pertenecen a sectores socioeconómicos emergentes o vulnerables y que carecen de asesoría profesional. </w:t>
             </w:r>
           </w:p>
           <w:p>
             <w:pPr>
-              <w:spacing w:after="200" w:lineRule="auto"/>
-              <w:ind w:left="720" w:firstLine="0"/>
-              <w:rPr/>
-            </w:pPr>
-            <w:r>
-              <w:rPr>
-                <w:rtl w:val="0"/>
-              </w:rPr>
-            </w:r>
+              <w:spacing w:after="200"/>
+              <w:ind w:left="720"/>
+            </w:pPr>
           </w:p>
           <w:p>
             <w:pPr>
@@ -2929,26 +2473,26 @@
                 <w:ilvl w:val="0"/>
                 <w:numId w:val="1"/>
               </w:numPr>
-              <w:ind w:left="720" w:hanging="360"/>
-              <w:rPr>
-                <w:u w:val="none"/>
-              </w:rPr>
-            </w:pPr>
-            <w:r>
-              <w:rPr>
-                <w:rtl w:val="0"/>
-              </w:rPr>
-              <w:t xml:space="preserve">Habitantes de zonas geográficas con demanda habitacional crítica y presencia de "tomas de terreno", enfocándose especialmente en las periferias de Santiago, San Antonio y Melipilla. </w:t>
+            </w:pPr>
+            <w:r>
+              <w:t xml:space="preserve">Habitantes de zonas geográficas con demanda habitacional crítica y presencia de </w:t>
+            </w:r>
+            <w:r>
+              <w:lastRenderedPageBreak/>
+              <w:t xml:space="preserve">"tomas de terreno", enfocándose especialmente en las periferias de Santiago, San Antonio y Melipilla. </w:t>
+            </w:r>
+            <w:r>
               <w:tab/>
             </w:r>
           </w:p>
         </w:tc>
         <w:tc>
           <w:tcPr>
+            <w:tcW w:w="2199" w:type="dxa"/>
             <w:tcBorders>
-              <w:left w:color="000000" w:space="0" w:sz="24" w:val="single"/>
-              <w:bottom w:color="000000" w:space="0" w:sz="24" w:val="single"/>
-              <w:right w:color="000000" w:space="0" w:sz="24" w:val="single"/>
+              <w:left w:val="single" w:sz="24" w:space="0" w:color="000000"/>
+              <w:bottom w:val="single" w:sz="24" w:space="0" w:color="000000"/>
+              <w:right w:val="single" w:sz="24" w:space="0" w:color="000000"/>
             </w:tcBorders>
           </w:tcPr>
           <w:p>
@@ -2958,28 +2502,16 @@
                 <w:numId w:val="5"/>
               </w:numPr>
               <w:spacing w:line="276" w:lineRule="auto"/>
-              <w:ind w:left="720" w:hanging="360"/>
-              <w:rPr>
-                <w:u w:val="none"/>
-              </w:rPr>
-            </w:pPr>
-            <w:r>
-              <w:rPr>
-                <w:rtl w:val="0"/>
-              </w:rPr>
-              <w:t xml:space="preserve">Falta de información técnica y financiera al momento de querer construir una vivienda propia.</w:t>
+            </w:pPr>
+            <w:r>
+              <w:lastRenderedPageBreak/>
+              <w:t>Falta de información técnica y financiera al momento de querer construir una vivienda propia.</w:t>
             </w:r>
           </w:p>
           <w:p>
             <w:pPr>
               <w:spacing w:line="276" w:lineRule="auto"/>
-              <w:rPr/>
-            </w:pPr>
-            <w:r>
-              <w:rPr>
-                <w:rtl w:val="0"/>
-              </w:rPr>
-            </w:r>
+            </w:pPr>
           </w:p>
           <w:p>
             <w:pPr>
@@ -2988,28 +2520,15 @@
                 <w:numId w:val="5"/>
               </w:numPr>
               <w:spacing w:line="276" w:lineRule="auto"/>
-              <w:ind w:left="720" w:hanging="360"/>
-              <w:rPr>
-                <w:u w:val="none"/>
-              </w:rPr>
-            </w:pPr>
-            <w:r>
-              <w:rPr>
-                <w:rtl w:val="0"/>
-              </w:rPr>
-              <w:t xml:space="preserve">Carencia de conocimientos técnicos en "cubicación" (cálculo de materiales) por parte de las familias.</w:t>
+            </w:pPr>
+            <w:r>
+              <w:t>Carencia de conocimientos técnicos en "cubicación" (cálculo de materiales) por parte de las familias.</w:t>
             </w:r>
           </w:p>
           <w:p>
             <w:pPr>
               <w:spacing w:line="276" w:lineRule="auto"/>
-              <w:rPr/>
-            </w:pPr>
-            <w:r>
-              <w:rPr>
-                <w:rtl w:val="0"/>
-              </w:rPr>
-            </w:r>
+            </w:pPr>
           </w:p>
           <w:p>
             <w:pPr>
@@ -3018,28 +2537,16 @@
                 <w:numId w:val="5"/>
               </w:numPr>
               <w:spacing w:line="276" w:lineRule="auto"/>
-              <w:ind w:left="720" w:hanging="360"/>
-              <w:rPr>
-                <w:u w:val="none"/>
-              </w:rPr>
-            </w:pPr>
-            <w:r>
-              <w:rPr>
-                <w:rtl w:val="0"/>
-              </w:rPr>
-              <w:t xml:space="preserve">Alta probabilidad de comprar mal los materiales o quedarse sin fondos a mitad de la obra debido a los recursos muy limitados.</w:t>
+            </w:pPr>
+            <w:r>
+              <w:lastRenderedPageBreak/>
+              <w:t>Alta probabilidad de comprar mal los materiales o quedarse sin fondos a mitad de la obra debido a los recursos muy limitados.</w:t>
             </w:r>
           </w:p>
           <w:p>
             <w:pPr>
               <w:spacing w:line="276" w:lineRule="auto"/>
-              <w:rPr/>
-            </w:pPr>
-            <w:r>
-              <w:rPr>
-                <w:rtl w:val="0"/>
-              </w:rPr>
-            </w:r>
+            </w:pPr>
           </w:p>
           <w:p>
             <w:pPr>
@@ -3048,181 +2555,85 @@
                 <w:numId w:val="5"/>
               </w:numPr>
               <w:spacing w:line="276" w:lineRule="auto"/>
-              <w:ind w:left="720" w:hanging="360"/>
-              <w:rPr>
-                <w:u w:val="none"/>
-              </w:rPr>
-            </w:pPr>
-            <w:r>
-              <w:rPr>
-                <w:rtl w:val="0"/>
-              </w:rPr>
-              <w:t xml:space="preserve">Necesidad urgente de evitar proyectos de vivienda y obras inconclusas.</w:t>
-            </w:r>
-          </w:p>
-        </w:tc>
-        <w:tc>
-          <w:tcPr>
+            </w:pPr>
+            <w:r>
+              <w:t>Necesidad urgente de evitar proyectos de vivienda y obras inconclusas.</w:t>
+            </w:r>
+          </w:p>
+        </w:tc>
+        <w:tc>
+          <w:tcPr>
+            <w:tcW w:w="2195" w:type="dxa"/>
             <w:tcBorders>
-              <w:left w:color="000000" w:space="0" w:sz="24" w:val="single"/>
-              <w:bottom w:color="000000" w:space="0" w:sz="24" w:val="single"/>
-              <w:right w:color="000000" w:space="0" w:sz="24" w:val="single"/>
+              <w:left w:val="single" w:sz="24" w:space="0" w:color="000000"/>
+              <w:bottom w:val="single" w:sz="24" w:space="0" w:color="000000"/>
+              <w:right w:val="single" w:sz="24" w:space="0" w:color="000000"/>
             </w:tcBorders>
           </w:tcPr>
           <w:p>
-            <w:pPr>
-              <w:rPr/>
-            </w:pPr>
-            <w:r>
-              <w:rPr>
-                <w:rtl w:val="0"/>
-              </w:rPr>
-              <w:t xml:space="preserve">1) Interfaz gráfica interactiva para diseño de hogar propio.</w:t>
-            </w:r>
-          </w:p>
-          <w:p>
-            <w:pPr>
-              <w:rPr/>
-            </w:pPr>
-            <w:r>
-              <w:rPr>
-                <w:rtl w:val="0"/>
-              </w:rPr>
-            </w:r>
-          </w:p>
-          <w:p>
-            <w:pPr>
-              <w:rPr/>
-            </w:pPr>
-            <w:r>
-              <w:rPr>
-                <w:rtl w:val="0"/>
-              </w:rPr>
+            <w:r>
+              <w:lastRenderedPageBreak/>
+              <w:t>1) Interfaz gráfica interactiva para diseño de hogar propio.</w:t>
+            </w:r>
+          </w:p>
+          <w:p/>
+          <w:p>
+            <w:r>
               <w:t xml:space="preserve">2) Motor de simulación y algoritmo de cálculo: Cruza el límite de presupuesto máximo del usuario con el inventario de materiales para ajustar las opciones en tiempo real. </w:t>
             </w:r>
           </w:p>
-          <w:p>
-            <w:pPr>
-              <w:rPr/>
-            </w:pPr>
-            <w:r>
-              <w:rPr>
-                <w:rtl w:val="0"/>
-              </w:rPr>
-            </w:r>
-          </w:p>
-          <w:p>
-            <w:pPr>
-              <w:rPr/>
-            </w:pPr>
-            <w:r>
-              <w:rPr>
-                <w:rtl w:val="0"/>
-              </w:rPr>
-              <w:t xml:space="preserve">3) Catálogo de materiales en  base de datos dedicado</w:t>
-            </w:r>
-          </w:p>
-          <w:p>
-            <w:pPr>
-              <w:rPr/>
-            </w:pPr>
-            <w:r>
-              <w:rPr>
-                <w:rtl w:val="0"/>
-              </w:rPr>
-            </w:r>
-          </w:p>
-          <w:p>
-            <w:pPr>
-              <w:rPr/>
-            </w:pPr>
-            <w:r>
-              <w:rPr>
-                <w:rtl w:val="0"/>
-              </w:rPr>
-              <w:t xml:space="preserve">4) Generación de proyección monetaria basado en la creación del hogar</w:t>
-            </w:r>
-          </w:p>
-        </w:tc>
-        <w:tc>
-          <w:tcPr>
+          <w:p/>
+          <w:p>
+            <w:r>
+              <w:t xml:space="preserve">3) Catálogo de materiales </w:t>
+            </w:r>
+            <w:r>
+              <w:t>en base</w:t>
+            </w:r>
+            <w:r>
+              <w:t xml:space="preserve"> de datos dedicado</w:t>
+            </w:r>
+          </w:p>
+          <w:p/>
+          <w:p>
+            <w:r>
+              <w:t xml:space="preserve">4) Generación de proyección monetaria </w:t>
+            </w:r>
+            <w:r>
+              <w:lastRenderedPageBreak/>
+              <w:t>basado en la creación del hogar</w:t>
+            </w:r>
+          </w:p>
+        </w:tc>
+        <w:tc>
+          <w:tcPr>
+            <w:tcW w:w="2190" w:type="dxa"/>
             <w:tcBorders>
-              <w:left w:color="000000" w:space="0" w:sz="24" w:val="single"/>
-              <w:bottom w:color="000000" w:space="0" w:sz="24" w:val="single"/>
-              <w:right w:color="000000" w:space="0" w:sz="24" w:val="single"/>
+              <w:left w:val="single" w:sz="24" w:space="0" w:color="000000"/>
+              <w:bottom w:val="single" w:sz="24" w:space="0" w:color="000000"/>
+              <w:right w:val="single" w:sz="24" w:space="0" w:color="000000"/>
             </w:tcBorders>
           </w:tcPr>
-          <w:p>
-            <w:pPr>
-              <w:rPr/>
-            </w:pPr>
-            <w:r>
-              <w:rPr>
-                <w:rtl w:val="0"/>
-              </w:rPr>
-            </w:r>
-          </w:p>
-          <w:p>
-            <w:pPr>
-              <w:rPr/>
-            </w:pPr>
-            <w:r>
-              <w:rPr>
-                <w:rtl w:val="0"/>
-              </w:rPr>
-              <w:t xml:space="preserve">Indique los beneficios del proyecto</w:t>
-            </w:r>
-          </w:p>
-          <w:p>
-            <w:pPr>
-              <w:rPr/>
-            </w:pPr>
-            <w:r>
-              <w:rPr>
-                <w:rtl w:val="0"/>
-              </w:rPr>
+          <w:p/>
+          <w:p>
+            <w:r>
+              <w:t>Indique los beneficios del proyecto</w:t>
+            </w:r>
+          </w:p>
+          <w:p>
+            <w:r>
               <w:t xml:space="preserve">. Democratiza la planificación y optimización de los recursos económicos en la construcción. </w:t>
             </w:r>
           </w:p>
-          <w:p>
-            <w:pPr>
-              <w:rPr/>
-            </w:pPr>
-            <w:r>
-              <w:rPr>
-                <w:rtl w:val="0"/>
-              </w:rPr>
-            </w:r>
-          </w:p>
-          <w:p>
-            <w:pPr>
-              <w:rPr/>
-            </w:pPr>
-            <w:r>
-              <w:rPr>
-                <w:rtl w:val="0"/>
-              </w:rPr>
+          <w:p/>
+          <w:p>
+            <w:r>
               <w:t xml:space="preserve">. Proporcionar transparencia exacta sobre lo que realmente pueden construir con su dinero </w:t>
             </w:r>
           </w:p>
-          <w:p>
-            <w:pPr>
-              <w:rPr/>
-            </w:pPr>
-            <w:r>
-              <w:rPr>
-                <w:rtl w:val="0"/>
-              </w:rPr>
-            </w:r>
-          </w:p>
-          <w:p>
-            <w:pPr>
-              <w:rPr/>
-            </w:pPr>
-            <w:r>
-              <w:rPr>
-                <w:rtl w:val="0"/>
-              </w:rPr>
+          <w:p/>
+          <w:p>
+            <w:r>
               <w:t xml:space="preserve">. Establecer las bases tecnológicas para futuras integraciones de gran valor social con fundaciones de viviendas, municipios y ferreterías locales. </w:t>
             </w:r>
           </w:p>
@@ -3231,71 +2642,48 @@
     </w:tbl>
     <w:p>
       <w:pPr>
-        <w:pStyle w:val="Heading1"/>
-        <w:rPr/>
-      </w:pPr>
-      <w:bookmarkStart w:colFirst="0" w:colLast="0" w:name="_heading=h.3dy6vkm" w:id="9"/>
+        <w:pStyle w:val="Ttulo1"/>
+      </w:pPr>
+      <w:bookmarkStart w:id="9" w:name="_heading=h.3dy6vkm" w:colFirst="0" w:colLast="0"/>
       <w:bookmarkEnd w:id="9"/>
       <w:r>
-        <w:rPr>
-          <w:rtl w:val="0"/>
-        </w:rPr>
-        <w:t xml:space="preserve">Definición de Roles</w:t>
+        <w:t>Definición de Roles</w:t>
       </w:r>
     </w:p>
-    <w:p>
-      <w:pPr>
-        <w:rPr/>
-      </w:pPr>
-      <w:r>
-        <w:rPr>
-          <w:rtl w:val="0"/>
-        </w:rPr>
-      </w:r>
-    </w:p>
+    <w:p/>
     <w:tbl>
       <w:tblPr>
-        <w:tblStyle w:val="Table5"/>
-        <w:tblW w:w="8835.0" w:type="dxa"/>
-        <w:jc w:val="left"/>
+        <w:tblStyle w:val="a8"/>
+        <w:tblW w:w="8835" w:type="dxa"/>
+        <w:tblInd w:w="0" w:type="dxa"/>
         <w:tblBorders>
-          <w:top w:color="000000" w:space="0" w:sz="4" w:val="single"/>
-          <w:left w:color="000000" w:space="0" w:sz="4" w:val="single"/>
-          <w:bottom w:color="000000" w:space="0" w:sz="4" w:val="single"/>
-          <w:right w:color="000000" w:space="0" w:sz="4" w:val="single"/>
-          <w:insideH w:color="000000" w:space="0" w:sz="4" w:val="single"/>
-          <w:insideV w:color="000000" w:space="0" w:sz="4" w:val="single"/>
+          <w:top w:val="single" w:sz="4" w:space="0" w:color="000000"/>
+          <w:left w:val="single" w:sz="4" w:space="0" w:color="000000"/>
+          <w:bottom w:val="single" w:sz="4" w:space="0" w:color="000000"/>
+          <w:right w:val="single" w:sz="4" w:space="0" w:color="000000"/>
+          <w:insideH w:val="single" w:sz="4" w:space="0" w:color="000000"/>
+          <w:insideV w:val="single" w:sz="4" w:space="0" w:color="000000"/>
         </w:tblBorders>
         <w:tblLayout w:type="fixed"/>
-        <w:tblLook w:val="0400"/>
+        <w:tblLook w:val="0400" w:firstRow="0" w:lastRow="0" w:firstColumn="0" w:lastColumn="0" w:noHBand="0" w:noVBand="1"/>
       </w:tblPr>
       <w:tblGrid>
         <w:gridCol w:w="1830"/>
         <w:gridCol w:w="4065"/>
         <w:gridCol w:w="2940"/>
-        <w:tblGridChange w:id="0">
-          <w:tblGrid>
-            <w:gridCol w:w="1830"/>
-            <w:gridCol w:w="4065"/>
-            <w:gridCol w:w="2940"/>
-          </w:tblGrid>
-        </w:tblGridChange>
       </w:tblGrid>
       <w:tr>
-        <w:trPr>
-          <w:cantSplit w:val="0"/>
-          <w:tblHeader w:val="0"/>
-        </w:trPr>
-        <w:tc>
-          <w:tcPr>
-            <w:shd w:fill="f2f2f2" w:val="clear"/>
+        <w:tc>
+          <w:tcPr>
+            <w:tcW w:w="1830" w:type="dxa"/>
+            <w:shd w:val="clear" w:color="auto" w:fill="F2F2F2"/>
           </w:tcPr>
           <w:p>
             <w:pPr>
               <w:jc w:val="center"/>
               <w:rPr>
-                <w:b w:val="1"/>
-                <w:bCs w:val="1"/>
+                <w:b/>
+                <w:bCs/>
                 <w:color w:val="000000"/>
                 <w:sz w:val="24"/>
                 <w:szCs w:val="24"/>
@@ -3303,27 +2691,27 @@
             </w:pPr>
             <w:r>
               <w:rPr>
-                <w:b w:val="1"/>
-                <w:bCs w:val="1"/>
+                <w:b/>
+                <w:bCs/>
                 <w:color w:val="000000"/>
                 <w:sz w:val="24"/>
                 <w:szCs w:val="24"/>
-                <w:rtl w:val="0"/>
-              </w:rPr>
-              <w:t xml:space="preserve">Rol</w:t>
-            </w:r>
-          </w:p>
-        </w:tc>
-        <w:tc>
-          <w:tcPr>
-            <w:shd w:fill="f2f2f2" w:val="clear"/>
+              </w:rPr>
+              <w:t>Rol</w:t>
+            </w:r>
+          </w:p>
+        </w:tc>
+        <w:tc>
+          <w:tcPr>
+            <w:tcW w:w="4065" w:type="dxa"/>
+            <w:shd w:val="clear" w:color="auto" w:fill="F2F2F2"/>
           </w:tcPr>
           <w:p>
             <w:pPr>
               <w:jc w:val="center"/>
               <w:rPr>
-                <w:b w:val="1"/>
-                <w:bCs w:val="1"/>
+                <w:b/>
+                <w:bCs/>
                 <w:color w:val="000000"/>
                 <w:sz w:val="24"/>
                 <w:szCs w:val="24"/>
@@ -3331,27 +2719,27 @@
             </w:pPr>
             <w:r>
               <w:rPr>
-                <w:b w:val="1"/>
-                <w:bCs w:val="1"/>
+                <w:b/>
+                <w:bCs/>
                 <w:color w:val="000000"/>
                 <w:sz w:val="24"/>
                 <w:szCs w:val="24"/>
-                <w:rtl w:val="0"/>
-              </w:rPr>
-              <w:t xml:space="preserve">Nombre de los integrantes</w:t>
-            </w:r>
-          </w:p>
-        </w:tc>
-        <w:tc>
-          <w:tcPr>
-            <w:shd w:fill="f2f2f2" w:val="clear"/>
+              </w:rPr>
+              <w:t>Nombre de los integrantes</w:t>
+            </w:r>
+          </w:p>
+        </w:tc>
+        <w:tc>
+          <w:tcPr>
+            <w:tcW w:w="2940" w:type="dxa"/>
+            <w:shd w:val="clear" w:color="auto" w:fill="F2F2F2"/>
           </w:tcPr>
           <w:p>
             <w:pPr>
               <w:jc w:val="center"/>
               <w:rPr>
-                <w:b w:val="1"/>
-                <w:bCs w:val="1"/>
+                <w:b/>
+                <w:bCs/>
                 <w:color w:val="000000"/>
                 <w:sz w:val="24"/>
                 <w:szCs w:val="24"/>
@@ -3359,78 +2747,65 @@
             </w:pPr>
             <w:r>
               <w:rPr>
-                <w:b w:val="1"/>
-                <w:bCs w:val="1"/>
+                <w:b/>
+                <w:bCs/>
                 <w:color w:val="000000"/>
                 <w:sz w:val="24"/>
                 <w:szCs w:val="24"/>
-                <w:rtl w:val="0"/>
-              </w:rPr>
-              <w:t xml:space="preserve">Responsabilidades</w:t>
+              </w:rPr>
+              <w:t>Responsabilidades</w:t>
             </w:r>
           </w:p>
         </w:tc>
       </w:tr>
       <w:tr>
-        <w:trPr>
-          <w:cantSplit w:val="0"/>
-          <w:tblHeader w:val="0"/>
-        </w:trPr>
-        <w:tc>
-          <w:tcPr>
+        <w:tc>
+          <w:tcPr>
+            <w:tcW w:w="1830" w:type="dxa"/>
             <w:vAlign w:val="center"/>
           </w:tcPr>
           <w:p>
             <w:pPr>
               <w:rPr>
-                <w:b w:val="1"/>
-                <w:bCs w:val="1"/>
-              </w:rPr>
-            </w:pPr>
-            <w:r>
-              <w:rPr>
-                <w:b w:val="1"/>
-                <w:bCs w:val="1"/>
-                <w:rtl w:val="0"/>
-              </w:rPr>
-              <w:t xml:space="preserve">Project Manager</w:t>
-            </w:r>
-          </w:p>
-        </w:tc>
-        <w:tc>
-          <w:tcPr>
+                <w:b/>
+                <w:bCs/>
+              </w:rPr>
+            </w:pPr>
+            <w:r>
+              <w:rPr>
+                <w:b/>
+                <w:bCs/>
+              </w:rPr>
+              <w:t>Project Manager</w:t>
+            </w:r>
+          </w:p>
+        </w:tc>
+        <w:tc>
+          <w:tcPr>
+            <w:tcW w:w="4065" w:type="dxa"/>
             <w:vAlign w:val="center"/>
           </w:tcPr>
           <w:p>
             <w:pPr>
               <w:jc w:val="center"/>
-              <w:rPr/>
-            </w:pPr>
-            <w:r>
-              <w:rPr>
-                <w:rtl w:val="0"/>
-              </w:rPr>
-              <w:t xml:space="preserve">Benjamin Isaac Casellas Madrid</w:t>
-            </w:r>
-          </w:p>
-        </w:tc>
-        <w:tc>
-          <w:tcPr/>
+            </w:pPr>
+            <w:r>
+              <w:t>Benjamin Isaac Casellas Madrid</w:t>
+            </w:r>
+          </w:p>
+        </w:tc>
+        <w:tc>
+          <w:tcPr>
+            <w:tcW w:w="2940" w:type="dxa"/>
+          </w:tcPr>
           <w:p>
             <w:pPr>
               <w:numPr>
                 <w:ilvl w:val="0"/>
                 <w:numId w:val="3"/>
               </w:numPr>
-              <w:ind w:left="720" w:hanging="360"/>
-              <w:rPr>
-                <w:u w:val="none"/>
-              </w:rPr>
-            </w:pPr>
-            <w:r>
-              <w:rPr>
-                <w:rtl w:val="0"/>
-              </w:rPr>
+            </w:pPr>
+            <w:r>
               <w:t xml:space="preserve">Levantar, definir y priorizar los requerimientos </w:t>
             </w:r>
           </w:p>
@@ -3440,15 +2815,8 @@
                 <w:ilvl w:val="0"/>
                 <w:numId w:val="3"/>
               </w:numPr>
-              <w:ind w:left="720" w:hanging="360"/>
-              <w:rPr>
-                <w:u w:val="none"/>
-              </w:rPr>
-            </w:pPr>
-            <w:r>
-              <w:rPr>
-                <w:rtl w:val="0"/>
-              </w:rPr>
+            </w:pPr>
+            <w:r>
               <w:t xml:space="preserve">Supervisar el cumplimiento de los plazos </w:t>
             </w:r>
           </w:p>
@@ -3458,80 +2826,68 @@
                 <w:ilvl w:val="0"/>
                 <w:numId w:val="3"/>
               </w:numPr>
-              <w:ind w:left="720" w:hanging="360"/>
-              <w:rPr>
-                <w:u w:val="none"/>
-              </w:rPr>
-            </w:pPr>
-            <w:r>
-              <w:rPr>
-                <w:rtl w:val="0"/>
-              </w:rPr>
+            </w:pPr>
+            <w:r>
               <w:t xml:space="preserve">Comunicación y validación continua entre el equipo técnico y los clientes </w:t>
             </w:r>
           </w:p>
         </w:tc>
       </w:tr>
       <w:tr>
-        <w:trPr>
-          <w:cantSplit w:val="0"/>
-          <w:tblHeader w:val="0"/>
-        </w:trPr>
-        <w:tc>
-          <w:tcPr>
+        <w:tc>
+          <w:tcPr>
+            <w:tcW w:w="1830" w:type="dxa"/>
             <w:vAlign w:val="center"/>
           </w:tcPr>
           <w:p>
             <w:pPr>
               <w:rPr>
-                <w:b w:val="1"/>
-                <w:bCs w:val="1"/>
-              </w:rPr>
-            </w:pPr>
-            <w:r>
-              <w:rPr>
-                <w:b w:val="1"/>
-                <w:bCs w:val="1"/>
-                <w:rtl w:val="0"/>
-              </w:rPr>
-              <w:t xml:space="preserve">Scrum Master</w:t>
-            </w:r>
-          </w:p>
-        </w:tc>
-        <w:tc>
-          <w:tcPr>
+                <w:b/>
+                <w:bCs/>
+              </w:rPr>
+            </w:pPr>
+            <w:r>
+              <w:rPr>
+                <w:b/>
+                <w:bCs/>
+              </w:rPr>
+              <w:t xml:space="preserve">Scrum </w:t>
+            </w:r>
+            <w:r>
+              <w:rPr>
+                <w:b/>
+                <w:bCs/>
+              </w:rPr>
+              <w:t>Máster</w:t>
+            </w:r>
+          </w:p>
+        </w:tc>
+        <w:tc>
+          <w:tcPr>
+            <w:tcW w:w="4065" w:type="dxa"/>
             <w:vAlign w:val="center"/>
           </w:tcPr>
           <w:p>
             <w:pPr>
               <w:jc w:val="center"/>
-              <w:rPr/>
-            </w:pPr>
-            <w:r>
-              <w:rPr>
-                <w:rtl w:val="0"/>
-              </w:rPr>
-              <w:t xml:space="preserve">Benjamín Tomás Núñez Arancibia</w:t>
-            </w:r>
-          </w:p>
-        </w:tc>
-        <w:tc>
-          <w:tcPr/>
+            </w:pPr>
+            <w:r>
+              <w:t>Benjamín Tomás Núñez Arancibia</w:t>
+            </w:r>
+          </w:p>
+        </w:tc>
+        <w:tc>
+          <w:tcPr>
+            <w:tcW w:w="2940" w:type="dxa"/>
+          </w:tcPr>
           <w:p>
             <w:pPr>
               <w:numPr>
                 <w:ilvl w:val="0"/>
                 <w:numId w:val="4"/>
               </w:numPr>
-              <w:ind w:left="720" w:hanging="360"/>
-              <w:rPr>
-                <w:u w:val="none"/>
-              </w:rPr>
-            </w:pPr>
-            <w:r>
-              <w:rPr>
-                <w:rtl w:val="0"/>
-              </w:rPr>
+            </w:pPr>
+            <w:r>
               <w:t xml:space="preserve">Liderar y coordinar las ceremonias del marco de trabajo ágil </w:t>
             </w:r>
           </w:p>
@@ -3541,15 +2897,8 @@
                 <w:ilvl w:val="0"/>
                 <w:numId w:val="4"/>
               </w:numPr>
-              <w:ind w:left="720" w:hanging="360"/>
-              <w:rPr>
-                <w:u w:val="none"/>
-              </w:rPr>
-            </w:pPr>
-            <w:r>
-              <w:rPr>
-                <w:rtl w:val="0"/>
-              </w:rPr>
+            </w:pPr>
+            <w:r>
               <w:t xml:space="preserve">Remover cualquier bloqueo técnico o administrativo </w:t>
             </w:r>
           </w:p>
@@ -3559,80 +2908,71 @@
                 <w:ilvl w:val="0"/>
                 <w:numId w:val="4"/>
               </w:numPr>
-              <w:ind w:left="720" w:hanging="360"/>
-              <w:rPr>
-                <w:u w:val="none"/>
-              </w:rPr>
-            </w:pPr>
-            <w:r>
-              <w:rPr>
-                <w:rtl w:val="0"/>
-              </w:rPr>
-              <w:t xml:space="preserve">apoyar la creación de la documentación técnica y diagramas UML </w:t>
+            </w:pPr>
+            <w:r>
+              <w:t xml:space="preserve">apoyar la creación de la documentación </w:t>
+            </w:r>
+            <w:r>
+              <w:lastRenderedPageBreak/>
+              <w:t xml:space="preserve">técnica y diagramas UML </w:t>
             </w:r>
           </w:p>
         </w:tc>
       </w:tr>
       <w:tr>
-        <w:trPr>
-          <w:cantSplit w:val="0"/>
-          <w:tblHeader w:val="0"/>
-        </w:trPr>
-        <w:tc>
-          <w:tcPr>
+        <w:tc>
+          <w:tcPr>
+            <w:tcW w:w="1830" w:type="dxa"/>
             <w:vAlign w:val="center"/>
           </w:tcPr>
           <w:p>
             <w:pPr>
               <w:rPr>
-                <w:b w:val="1"/>
-                <w:bCs w:val="1"/>
-              </w:rPr>
-            </w:pPr>
-            <w:r>
-              <w:rPr>
-                <w:b w:val="1"/>
-                <w:bCs w:val="1"/>
-                <w:rtl w:val="0"/>
-              </w:rPr>
-              <w:t xml:space="preserve">Developer</w:t>
-            </w:r>
-          </w:p>
-        </w:tc>
-        <w:tc>
-          <w:tcPr>
+                <w:b/>
+                <w:bCs/>
+              </w:rPr>
+            </w:pPr>
+            <w:proofErr w:type="spellStart"/>
+            <w:r>
+              <w:rPr>
+                <w:b/>
+                <w:bCs/>
+              </w:rPr>
+              <w:lastRenderedPageBreak/>
+              <w:t>Developer</w:t>
+            </w:r>
+            <w:proofErr w:type="spellEnd"/>
+          </w:p>
+        </w:tc>
+        <w:tc>
+          <w:tcPr>
+            <w:tcW w:w="4065" w:type="dxa"/>
             <w:vAlign w:val="center"/>
           </w:tcPr>
           <w:p>
             <w:pPr>
               <w:jc w:val="center"/>
-              <w:rPr/>
-            </w:pPr>
-            <w:r>
-              <w:rPr>
-                <w:rtl w:val="0"/>
-              </w:rPr>
-              <w:t xml:space="preserve">Emilio Castro Gonzalez</w:t>
-            </w:r>
-          </w:p>
-        </w:tc>
-        <w:tc>
-          <w:tcPr/>
+            </w:pPr>
+            <w:r>
+              <w:t xml:space="preserve">Emilio Castro </w:t>
+            </w:r>
+            <w:r>
+              <w:t>González</w:t>
+            </w:r>
+          </w:p>
+        </w:tc>
+        <w:tc>
+          <w:tcPr>
+            <w:tcW w:w="2940" w:type="dxa"/>
+          </w:tcPr>
           <w:p>
             <w:pPr>
               <w:numPr>
                 <w:ilvl w:val="0"/>
                 <w:numId w:val="6"/>
               </w:numPr>
-              <w:ind w:left="720" w:hanging="360"/>
-              <w:rPr>
-                <w:u w:val="none"/>
-              </w:rPr>
-            </w:pPr>
-            <w:r>
-              <w:rPr>
-                <w:rtl w:val="0"/>
-              </w:rPr>
+            </w:pPr>
+            <w:r>
               <w:t xml:space="preserve">Modelar y construir la estructura de la base de datos relacional </w:t>
             </w:r>
           </w:p>
@@ -3642,15 +2982,8 @@
                 <w:ilvl w:val="0"/>
                 <w:numId w:val="6"/>
               </w:numPr>
-              <w:ind w:left="720" w:hanging="360"/>
-              <w:rPr>
-                <w:u w:val="none"/>
-              </w:rPr>
-            </w:pPr>
-            <w:r>
-              <w:rPr>
-                <w:rtl w:val="0"/>
-              </w:rPr>
+            </w:pPr>
+            <w:r>
               <w:t xml:space="preserve">Programar el algoritmo central </w:t>
             </w:r>
           </w:p>
@@ -3660,80 +2993,61 @@
                 <w:ilvl w:val="0"/>
                 <w:numId w:val="6"/>
               </w:numPr>
-              <w:ind w:left="720" w:hanging="360"/>
-              <w:rPr>
-                <w:u w:val="none"/>
-              </w:rPr>
-            </w:pPr>
-            <w:r>
-              <w:rPr>
-                <w:rtl w:val="0"/>
-              </w:rPr>
+            </w:pPr>
+            <w:r>
               <w:t xml:space="preserve">Programar la interfaz visual interactiva </w:t>
             </w:r>
           </w:p>
         </w:tc>
       </w:tr>
       <w:tr>
-        <w:trPr>
-          <w:cantSplit w:val="0"/>
-          <w:tblHeader w:val="0"/>
-        </w:trPr>
-        <w:tc>
-          <w:tcPr>
+        <w:tc>
+          <w:tcPr>
+            <w:tcW w:w="1830" w:type="dxa"/>
             <w:vAlign w:val="center"/>
           </w:tcPr>
           <w:p>
             <w:pPr>
               <w:rPr>
-                <w:b w:val="1"/>
-                <w:bCs w:val="1"/>
-              </w:rPr>
-            </w:pPr>
-            <w:r>
-              <w:rPr>
-                <w:b w:val="1"/>
-                <w:bCs w:val="1"/>
-                <w:rtl w:val="0"/>
-              </w:rPr>
-              <w:t xml:space="preserve">Tester Q&amp;A</w:t>
-            </w:r>
-          </w:p>
-        </w:tc>
-        <w:tc>
-          <w:tcPr>
+                <w:b/>
+                <w:bCs/>
+              </w:rPr>
+            </w:pPr>
+            <w:r>
+              <w:rPr>
+                <w:b/>
+                <w:bCs/>
+              </w:rPr>
+              <w:t>Tester Q&amp;A</w:t>
+            </w:r>
+          </w:p>
+        </w:tc>
+        <w:tc>
+          <w:tcPr>
+            <w:tcW w:w="4065" w:type="dxa"/>
             <w:vAlign w:val="center"/>
           </w:tcPr>
           <w:p>
             <w:pPr>
               <w:jc w:val="center"/>
-              <w:rPr/>
-            </w:pPr>
-            <w:r>
-              <w:rPr>
-                <w:rtl w:val="0"/>
-              </w:rPr>
-              <w:t xml:space="preserve">Lucas Ignacio Padilla Aliaga</w:t>
-            </w:r>
-          </w:p>
-        </w:tc>
-        <w:tc>
-          <w:tcPr/>
+            </w:pPr>
+            <w:r>
+              <w:t>Lucas Ignacio Padilla Aliaga</w:t>
+            </w:r>
+          </w:p>
+        </w:tc>
+        <w:tc>
+          <w:tcPr>
+            <w:tcW w:w="2940" w:type="dxa"/>
+          </w:tcPr>
           <w:p>
             <w:pPr>
               <w:numPr>
                 <w:ilvl w:val="0"/>
                 <w:numId w:val="2"/>
               </w:numPr>
-              <w:ind w:left="720" w:hanging="360"/>
-              <w:rPr>
-                <w:u w:val="none"/>
-              </w:rPr>
-            </w:pPr>
-            <w:r>
-              <w:rPr>
-                <w:rtl w:val="0"/>
-              </w:rPr>
+            </w:pPr>
+            <w:r>
               <w:t xml:space="preserve">Estructurar casos de prueba precisos </w:t>
             </w:r>
           </w:p>
@@ -3743,15 +3057,8 @@
                 <w:ilvl w:val="0"/>
                 <w:numId w:val="2"/>
               </w:numPr>
-              <w:ind w:left="720" w:hanging="360"/>
-              <w:rPr>
-                <w:u w:val="none"/>
-              </w:rPr>
-            </w:pPr>
-            <w:r>
-              <w:rPr>
-                <w:rtl w:val="0"/>
-              </w:rPr>
+            </w:pPr>
+            <w:r>
               <w:t xml:space="preserve">Ejecutar pruebas exhaustivas para asegurar la exactitud matemática del motor de cálculo </w:t>
             </w:r>
           </w:p>
@@ -3761,116 +3068,72 @@
                 <w:ilvl w:val="0"/>
                 <w:numId w:val="2"/>
               </w:numPr>
-              <w:ind w:left="720" w:hanging="360"/>
-              <w:rPr>
-                <w:u w:val="none"/>
-              </w:rPr>
-            </w:pPr>
-            <w:r>
-              <w:rPr>
-                <w:rtl w:val="0"/>
-              </w:rPr>
+            </w:pPr>
+            <w:r>
               <w:t xml:space="preserve">Documentar y reportar errores de código o vulnerabilidades sistémicas </w:t>
             </w:r>
           </w:p>
         </w:tc>
       </w:tr>
     </w:tbl>
-    <w:p>
-      <w:pPr>
-        <w:rPr/>
-      </w:pPr>
-      <w:r>
-        <w:rPr>
-          <w:rtl w:val="0"/>
-        </w:rPr>
-      </w:r>
-    </w:p>
-    <w:p>
-      <w:pPr>
-        <w:rPr/>
-      </w:pPr>
-      <w:r>
-        <w:rPr>
-          <w:rtl w:val="0"/>
-        </w:rPr>
-      </w:r>
-    </w:p>
-    <w:p>
-      <w:pPr>
-        <w:rPr/>
-      </w:pPr>
-      <w:r>
-        <w:rPr>
-          <w:rtl w:val="0"/>
-        </w:rPr>
-      </w:r>
-    </w:p>
-    <w:p>
-      <w:pPr>
-        <w:rPr/>
-      </w:pPr>
-      <w:r>
-        <w:rPr>
-          <w:rtl w:val="0"/>
-        </w:rPr>
-      </w:r>
-    </w:p>
-    <w:p>
-      <w:pPr>
-        <w:rPr/>
-      </w:pPr>
-      <w:r>
-        <w:rPr>
-          <w:rtl w:val="0"/>
-        </w:rPr>
-      </w:r>
-    </w:p>
-    <w:p>
-      <w:pPr>
-        <w:rPr/>
-      </w:pPr>
-      <w:r>
-        <w:rPr>
-          <w:rtl w:val="0"/>
-        </w:rPr>
-      </w:r>
-    </w:p>
-    <w:p>
-      <w:pPr>
-        <w:rPr/>
-      </w:pPr>
-      <w:r>
-        <w:rPr>
-          <w:rtl w:val="0"/>
-        </w:rPr>
-      </w:r>
-    </w:p>
+    <w:p/>
+    <w:p/>
+    <w:p/>
+    <w:p/>
+    <w:p/>
+    <w:p/>
+    <w:p/>
     <w:sectPr>
-      <w:headerReference r:id="rId15" w:type="default"/>
-      <w:footerReference r:id="rId16" w:type="default"/>
-      <w:pgSz w:h="15840" w:w="12240" w:orient="portrait"/>
-      <w:pgMar w:bottom="1418" w:top="1418" w:left="1701" w:right="1701" w:header="709" w:footer="709"/>
+      <w:headerReference w:type="default" r:id="rId16"/>
+      <w:footerReference w:type="default" r:id="rId17"/>
+      <w:pgSz w:w="12240" w:h="15840"/>
+      <w:pgMar w:top="1418" w:right="1701" w:bottom="1418" w:left="1701" w:header="709" w:footer="709" w:gutter="0"/>
       <w:pgNumType w:start="1"/>
+      <w:cols w:space="720"/>
     </w:sectPr>
   </w:body>
 </w:document>
 </file>
 
+<file path=word/endnotes.xml><?xml version="1.0" encoding="utf-8"?>
+<w:endnotes xmlns:wpc="http://schemas.microsoft.com/office/word/2010/wordprocessingCanvas" xmlns:cx="http://schemas.microsoft.com/office/drawing/2014/chartex" xmlns:cx1="http://schemas.microsoft.com/office/drawing/2015/9/8/chartex" xmlns:cx2="http://schemas.microsoft.com/office/drawing/2015/10/21/chartex" xmlns:cx3="http://schemas.microsoft.com/office/drawing/2016/5/9/chartex" xmlns:cx4="http://schemas.microsoft.com/office/drawing/2016/5/10/chartex" xmlns:cx5="http://schemas.microsoft.com/office/drawing/2016/5/11/chartex" xmlns:cx6="http://schemas.microsoft.com/office/drawing/2016/5/12/chartex" xmlns:cx7="http://schemas.microsoft.com/office/drawing/2016/5/13/chartex" xmlns:cx8="http://schemas.microsoft.com/office/drawing/2016/5/14/chartex" xmlns:mc="http://schemas.openxmlformats.org/markup-compatibility/2006" xmlns:aink="http://schemas.microsoft.com/office/drawing/2016/ink" xmlns:am3d="http://schemas.microsoft.com/office/drawing/2017/model3d" xmlns:o="urn:schemas-microsoft-com:office:office" xmlns:oel="http://schemas.microsoft.com/office/2019/extlst" xmlns:r="http://schemas.openxmlformats.org/officeDocument/2006/relationships" xmlns:m="http://schemas.openxmlformats.org/officeDocument/2006/math" xmlns:v="urn:schemas-microsoft-com:vml" xmlns:wp14="http://schemas.microsoft.com/office/word/2010/wordprocessingDrawing" xmlns:wp="http://schemas.openxmlformats.org/drawingml/2006/wordprocessingDrawing" xmlns:w10="urn:schemas-microsoft-com:office:word" xmlns:w="http://schemas.openxmlformats.org/wordprocessingml/2006/main" xmlns:w14="http://schemas.microsoft.com/office/word/2010/wordml" xmlns:w15="http://schemas.microsoft.com/office/word/2012/wordml" xmlns:w16cex="http://schemas.microsoft.com/office/word/2018/wordml/cex" xmlns:w16cid="http://schemas.microsoft.com/office/word/2016/wordml/cid" xmlns:w16="http://schemas.microsoft.com/office/word/2018/wordml" xmlns:w16du="http://schemas.microsoft.com/office/word/2023/wordml/word16du" xmlns:w16sdtdh="http://schemas.microsoft.com/office/word/2020/wordml/sdtdatahash" xmlns:w16sdtfl="http://schemas.microsoft.com/office/word/2024/wordml/sdtformatlock" xmlns:w16se="http://schemas.microsoft.com/office/word/2015/wordml/symex" xmlns:wpg="http://schemas.microsoft.com/office/word/2010/wordprocessingGroup" xmlns:wpi="http://schemas.microsoft.com/office/word/2010/wordprocessingInk" xmlns:wne="http://schemas.microsoft.com/office/word/2006/wordml" xmlns:wps="http://schemas.microsoft.com/office/word/2010/wordprocessingShape" mc:Ignorable="w14 w15 w16se w16cid w16 w16cex w16sdtdh w16sdtfl w16du wp14">
+  <w:endnote w:type="separator" w:id="-1">
+    <w:p>
+      <w:pPr>
+        <w:spacing w:after="0" w:line="240" w:lineRule="auto"/>
+      </w:pPr>
+      <w:r>
+        <w:separator/>
+      </w:r>
+    </w:p>
+  </w:endnote>
+  <w:endnote w:type="continuationSeparator" w:id="0">
+    <w:p>
+      <w:pPr>
+        <w:spacing w:after="0" w:line="240" w:lineRule="auto"/>
+      </w:pPr>
+      <w:r>
+        <w:continuationSeparator/>
+      </w:r>
+    </w:p>
+  </w:endnote>
+</w:endnotes>
+</file>
+
 <file path=word/footer1.xml><?xml version="1.0" encoding="utf-8"?>
-<w:ftr xmlns:mc="http://schemas.openxmlformats.org/markup-compatibility/2006" xmlns:o="urn:schemas-microsoft-com:office:office" xmlns:r="http://schemas.openxmlformats.org/officeDocument/2006/relationships" xmlns:m="http://schemas.openxmlformats.org/officeDocument/2006/math" xmlns:v="urn:schemas-microsoft-com:vml" xmlns:wp="http://schemas.openxmlformats.org/drawingml/2006/wordprocessingDrawing" xmlns:w10="urn:schemas-microsoft-com:office:word" xmlns:w="http://schemas.openxmlformats.org/wordprocessingml/2006/main" xmlns:wne="http://schemas.microsoft.com/office/word/2006/wordml" xmlns:sl="http://schemas.openxmlformats.org/schemaLibrary/2006/main" xmlns:a="http://schemas.openxmlformats.org/drawingml/2006/main" xmlns:pic="http://schemas.openxmlformats.org/drawingml/2006/picture" xmlns:c="http://schemas.openxmlformats.org/drawingml/2006/chart" xmlns:lc="http://schemas.openxmlformats.org/drawingml/2006/lockedCanvas" xmlns:dgm="http://schemas.openxmlformats.org/drawingml/2006/diagram" xmlns:wps="http://schemas.microsoft.com/office/word/2010/wordprocessingShape" xmlns:wpg="http://schemas.microsoft.com/office/word/2010/wordprocessingGroup" xmlns:w14="http://schemas.microsoft.com/office/word/2010/wordml" xmlns:w15="http://schemas.microsoft.com/office/word/2012/wordml" xmlns:w16="http://schemas.microsoft.com/office/word/2018/wordml" xmlns:w16cex="http://schemas.microsoft.com/office/word/2018/wordml/cex" xmlns:w16cid="http://schemas.microsoft.com/office/word/2016/wordml/cid" xmlns="http://schemas.microsoft.com/office/tasks/2019/documenttasks" xmlns:cr="http://schemas.microsoft.com/office/comments/2020/reactions">
+<w:ftr xmlns:wpc="http://schemas.microsoft.com/office/word/2010/wordprocessingCanvas" xmlns:cx="http://schemas.microsoft.com/office/drawing/2014/chartex" xmlns:cx1="http://schemas.microsoft.com/office/drawing/2015/9/8/chartex" xmlns:cx2="http://schemas.microsoft.com/office/drawing/2015/10/21/chartex" xmlns:cx3="http://schemas.microsoft.com/office/drawing/2016/5/9/chartex" xmlns:cx4="http://schemas.microsoft.com/office/drawing/2016/5/10/chartex" xmlns:cx5="http://schemas.microsoft.com/office/drawing/2016/5/11/chartex" xmlns:cx6="http://schemas.microsoft.com/office/drawing/2016/5/12/chartex" xmlns:cx7="http://schemas.microsoft.com/office/drawing/2016/5/13/chartex" xmlns:cx8="http://schemas.microsoft.com/office/drawing/2016/5/14/chartex" xmlns:mc="http://schemas.openxmlformats.org/markup-compatibility/2006" xmlns:aink="http://schemas.microsoft.com/office/drawing/2016/ink" xmlns:am3d="http://schemas.microsoft.com/office/drawing/2017/model3d" xmlns:o="urn:schemas-microsoft-com:office:office" xmlns:oel="http://schemas.microsoft.com/office/2019/extlst" xmlns:r="http://schemas.openxmlformats.org/officeDocument/2006/relationships" xmlns:m="http://schemas.openxmlformats.org/officeDocument/2006/math" xmlns:v="urn:schemas-microsoft-com:vml" xmlns:wp14="http://schemas.microsoft.com/office/word/2010/wordprocessingDrawing" xmlns:wp="http://schemas.openxmlformats.org/drawingml/2006/wordprocessingDrawing" xmlns:w10="urn:schemas-microsoft-com:office:word" xmlns:w="http://schemas.openxmlformats.org/wordprocessingml/2006/main" xmlns:w14="http://schemas.microsoft.com/office/word/2010/wordml" xmlns:w15="http://schemas.microsoft.com/office/word/2012/wordml" xmlns:w16cex="http://schemas.microsoft.com/office/word/2018/wordml/cex" xmlns:w16cid="http://schemas.microsoft.com/office/word/2016/wordml/cid" xmlns:w16="http://schemas.microsoft.com/office/word/2018/wordml" xmlns:w16du="http://schemas.microsoft.com/office/word/2023/wordml/word16du" xmlns:w16sdtdh="http://schemas.microsoft.com/office/word/2020/wordml/sdtdatahash" xmlns:w16sdtfl="http://schemas.microsoft.com/office/word/2024/wordml/sdtformatlock" xmlns:w16se="http://schemas.microsoft.com/office/word/2015/wordml/symex" xmlns:wpg="http://schemas.microsoft.com/office/word/2010/wordprocessingGroup" xmlns:wpi="http://schemas.microsoft.com/office/word/2010/wordprocessingInk" xmlns:wne="http://schemas.microsoft.com/office/word/2006/wordml" xmlns:wps="http://schemas.microsoft.com/office/word/2010/wordprocessingShape" mc:Ignorable="w14 w15 w16se w16cid w16 w16cex w16sdtdh w16sdtfl w16du wp14">
   <w:p>
     <w:pPr>
       <w:pBdr>
-        <w:top w:space="0" w:sz="0" w:val="nil"/>
-        <w:left w:space="0" w:sz="0" w:val="nil"/>
-        <w:bottom w:space="0" w:sz="0" w:val="nil"/>
-        <w:right w:space="0" w:sz="0" w:val="nil"/>
-        <w:between w:space="0" w:sz="0" w:val="nil"/>
+        <w:top w:val="nil"/>
+        <w:left w:val="nil"/>
+        <w:bottom w:val="nil"/>
+        <w:right w:val="nil"/>
+        <w:between w:val="nil"/>
       </w:pBdr>
       <w:tabs>
-        <w:tab w:val="center" w:leader="none" w:pos="4419"/>
-        <w:tab w:val="right" w:leader="none" w:pos="8838"/>
+        <w:tab w:val="center" w:pos="4419"/>
+        <w:tab w:val="right" w:pos="8838"/>
       </w:tabs>
       <w:spacing w:after="0" w:line="240" w:lineRule="auto"/>
       <w:jc w:val="center"/>
@@ -3885,78 +3148,100 @@
         <w:color w:val="000000"/>
         <w:sz w:val="20"/>
         <w:szCs w:val="20"/>
-        <w:rtl w:val="0"/>
-      </w:rPr>
-      <w:t xml:space="preserve">Documento de Visión Scrum, Ingeniería de Software – DuocUC</w:t>
+      </w:rPr>
+      <w:t xml:space="preserve">Documento de Visión Scrum, Ingeniería de Software – </w:t>
+    </w:r>
+    <w:proofErr w:type="spellStart"/>
+    <w:r>
+      <w:rPr>
+        <w:color w:val="000000"/>
+        <w:sz w:val="20"/>
+        <w:szCs w:val="20"/>
+      </w:rPr>
+      <w:t>DuocUC</w:t>
+    </w:r>
+    <w:proofErr w:type="spellEnd"/>
+  </w:p>
+  <w:p>
+    <w:pPr>
+      <w:pBdr>
+        <w:top w:val="nil"/>
+        <w:left w:val="nil"/>
+        <w:bottom w:val="nil"/>
+        <w:right w:val="nil"/>
+        <w:between w:val="nil"/>
+      </w:pBdr>
+      <w:tabs>
+        <w:tab w:val="center" w:pos="4419"/>
+        <w:tab w:val="right" w:pos="8838"/>
+      </w:tabs>
+      <w:spacing w:after="0" w:line="240" w:lineRule="auto"/>
+      <w:rPr>
+        <w:color w:val="000000"/>
+      </w:rPr>
+    </w:pPr>
+  </w:p>
+</w:ftr>
+</file>
+
+<file path=word/footnotes.xml><?xml version="1.0" encoding="utf-8"?>
+<w:footnotes xmlns:wpc="http://schemas.microsoft.com/office/word/2010/wordprocessingCanvas" xmlns:cx="http://schemas.microsoft.com/office/drawing/2014/chartex" xmlns:cx1="http://schemas.microsoft.com/office/drawing/2015/9/8/chartex" xmlns:cx2="http://schemas.microsoft.com/office/drawing/2015/10/21/chartex" xmlns:cx3="http://schemas.microsoft.com/office/drawing/2016/5/9/chartex" xmlns:cx4="http://schemas.microsoft.com/office/drawing/2016/5/10/chartex" xmlns:cx5="http://schemas.microsoft.com/office/drawing/2016/5/11/chartex" xmlns:cx6="http://schemas.microsoft.com/office/drawing/2016/5/12/chartex" xmlns:cx7="http://schemas.microsoft.com/office/drawing/2016/5/13/chartex" xmlns:cx8="http://schemas.microsoft.com/office/drawing/2016/5/14/chartex" xmlns:mc="http://schemas.openxmlformats.org/markup-compatibility/2006" xmlns:aink="http://schemas.microsoft.com/office/drawing/2016/ink" xmlns:am3d="http://schemas.microsoft.com/office/drawing/2017/model3d" xmlns:o="urn:schemas-microsoft-com:office:office" xmlns:oel="http://schemas.microsoft.com/office/2019/extlst" xmlns:r="http://schemas.openxmlformats.org/officeDocument/2006/relationships" xmlns:m="http://schemas.openxmlformats.org/officeDocument/2006/math" xmlns:v="urn:schemas-microsoft-com:vml" xmlns:wp14="http://schemas.microsoft.com/office/word/2010/wordprocessingDrawing" xmlns:wp="http://schemas.openxmlformats.org/drawingml/2006/wordprocessingDrawing" xmlns:w10="urn:schemas-microsoft-com:office:word" xmlns:w="http://schemas.openxmlformats.org/wordprocessingml/2006/main" xmlns:w14="http://schemas.microsoft.com/office/word/2010/wordml" xmlns:w15="http://schemas.microsoft.com/office/word/2012/wordml" xmlns:w16cex="http://schemas.microsoft.com/office/word/2018/wordml/cex" xmlns:w16cid="http://schemas.microsoft.com/office/word/2016/wordml/cid" xmlns:w16="http://schemas.microsoft.com/office/word/2018/wordml" xmlns:w16du="http://schemas.microsoft.com/office/word/2023/wordml/word16du" xmlns:w16sdtdh="http://schemas.microsoft.com/office/word/2020/wordml/sdtdatahash" xmlns:w16sdtfl="http://schemas.microsoft.com/office/word/2024/wordml/sdtformatlock" xmlns:w16se="http://schemas.microsoft.com/office/word/2015/wordml/symex" xmlns:wpg="http://schemas.microsoft.com/office/word/2010/wordprocessingGroup" xmlns:wpi="http://schemas.microsoft.com/office/word/2010/wordprocessingInk" xmlns:wne="http://schemas.microsoft.com/office/word/2006/wordml" xmlns:wps="http://schemas.microsoft.com/office/word/2010/wordprocessingShape" mc:Ignorable="w14 w15 w16se w16cid w16 w16cex w16sdtdh w16sdtfl w16du wp14">
+  <w:footnote w:type="separator" w:id="-1">
+    <w:p>
+      <w:pPr>
+        <w:spacing w:after="0" w:line="240" w:lineRule="auto"/>
+      </w:pPr>
+      <w:r>
+        <w:separator/>
+      </w:r>
+    </w:p>
+  </w:footnote>
+  <w:footnote w:type="continuationSeparator" w:id="0">
+    <w:p>
+      <w:pPr>
+        <w:spacing w:after="0" w:line="240" w:lineRule="auto"/>
+      </w:pPr>
+      <w:r>
+        <w:continuationSeparator/>
+      </w:r>
+    </w:p>
+  </w:footnote>
+</w:footnotes>
+</file>
+
+<file path=word/header1.xml><?xml version="1.0" encoding="utf-8"?>
+<w:hdr xmlns:wpc="http://schemas.microsoft.com/office/word/2010/wordprocessingCanvas" xmlns:cx="http://schemas.microsoft.com/office/drawing/2014/chartex" xmlns:cx1="http://schemas.microsoft.com/office/drawing/2015/9/8/chartex" xmlns:cx2="http://schemas.microsoft.com/office/drawing/2015/10/21/chartex" xmlns:cx3="http://schemas.microsoft.com/office/drawing/2016/5/9/chartex" xmlns:cx4="http://schemas.microsoft.com/office/drawing/2016/5/10/chartex" xmlns:cx5="http://schemas.microsoft.com/office/drawing/2016/5/11/chartex" xmlns:cx6="http://schemas.microsoft.com/office/drawing/2016/5/12/chartex" xmlns:cx7="http://schemas.microsoft.com/office/drawing/2016/5/13/chartex" xmlns:cx8="http://schemas.microsoft.com/office/drawing/2016/5/14/chartex" xmlns:mc="http://schemas.openxmlformats.org/markup-compatibility/2006" xmlns:aink="http://schemas.microsoft.com/office/drawing/2016/ink" xmlns:am3d="http://schemas.microsoft.com/office/drawing/2017/model3d" xmlns:o="urn:schemas-microsoft-com:office:office" xmlns:oel="http://schemas.microsoft.com/office/2019/extlst" xmlns:r="http://schemas.openxmlformats.org/officeDocument/2006/relationships" xmlns:m="http://schemas.openxmlformats.org/officeDocument/2006/math" xmlns:v="urn:schemas-microsoft-com:vml" xmlns:wp14="http://schemas.microsoft.com/office/word/2010/wordprocessingDrawing" xmlns:wp="http://schemas.openxmlformats.org/drawingml/2006/wordprocessingDrawing" xmlns:w10="urn:schemas-microsoft-com:office:word" xmlns:w="http://schemas.openxmlformats.org/wordprocessingml/2006/main" xmlns:w14="http://schemas.microsoft.com/office/word/2010/wordml" xmlns:w15="http://schemas.microsoft.com/office/word/2012/wordml" xmlns:w16cex="http://schemas.microsoft.com/office/word/2018/wordml/cex" xmlns:w16cid="http://schemas.microsoft.com/office/word/2016/wordml/cid" xmlns:w16="http://schemas.microsoft.com/office/word/2018/wordml" xmlns:w16du="http://schemas.microsoft.com/office/word/2023/wordml/word16du" xmlns:w16sdtdh="http://schemas.microsoft.com/office/word/2020/wordml/sdtdatahash" xmlns:w16sdtfl="http://schemas.microsoft.com/office/word/2024/wordml/sdtformatlock" xmlns:w16se="http://schemas.microsoft.com/office/word/2015/wordml/symex" xmlns:wpg="http://schemas.microsoft.com/office/word/2010/wordprocessingGroup" xmlns:wpi="http://schemas.microsoft.com/office/word/2010/wordprocessingInk" xmlns:wne="http://schemas.microsoft.com/office/word/2006/wordml" xmlns:wps="http://schemas.microsoft.com/office/word/2010/wordprocessingShape" mc:Ignorable="w14 w15 w16se w16cid w16 w16cex w16sdtdh w16sdtfl w16du wp14">
+  <w:p>
+    <w:pPr>
+      <w:tabs>
+        <w:tab w:val="center" w:pos="4419"/>
+        <w:tab w:val="right" w:pos="8838"/>
+      </w:tabs>
+      <w:spacing w:after="0" w:line="240" w:lineRule="auto"/>
+      <w:jc w:val="right"/>
+    </w:pPr>
+    <w:r>
+      <w:t>Visión y Roles del Proyecto</w:t>
     </w:r>
   </w:p>
   <w:p>
     <w:pPr>
       <w:pBdr>
-        <w:top w:space="0" w:sz="0" w:val="nil"/>
-        <w:left w:space="0" w:sz="0" w:val="nil"/>
-        <w:bottom w:space="0" w:sz="0" w:val="nil"/>
-        <w:right w:space="0" w:sz="0" w:val="nil"/>
-        <w:between w:space="0" w:sz="0" w:val="nil"/>
+        <w:bottom w:val="single" w:sz="4" w:space="1" w:color="000000"/>
       </w:pBdr>
       <w:tabs>
-        <w:tab w:val="center" w:leader="none" w:pos="4419"/>
-        <w:tab w:val="right" w:leader="none" w:pos="8838"/>
-      </w:tabs>
-      <w:spacing w:after="0" w:line="240" w:lineRule="auto"/>
-      <w:rPr>
-        <w:color w:val="000000"/>
-      </w:rPr>
-    </w:pPr>
-    <w:r>
-      <w:rPr>
-        <w:rtl w:val="0"/>
-      </w:rPr>
-    </w:r>
-  </w:p>
-</w:ftr>
-</file>
-
-<file path=word/header1.xml><?xml version="1.0" encoding="utf-8"?>
-<w:hdr xmlns:mc="http://schemas.openxmlformats.org/markup-compatibility/2006" xmlns:o="urn:schemas-microsoft-com:office:office" xmlns:r="http://schemas.openxmlformats.org/officeDocument/2006/relationships" xmlns:m="http://schemas.openxmlformats.org/officeDocument/2006/math" xmlns:v="urn:schemas-microsoft-com:vml" xmlns:wp="http://schemas.openxmlformats.org/drawingml/2006/wordprocessingDrawing" xmlns:w10="urn:schemas-microsoft-com:office:word" xmlns:w="http://schemas.openxmlformats.org/wordprocessingml/2006/main" xmlns:wne="http://schemas.microsoft.com/office/word/2006/wordml" xmlns:sl="http://schemas.openxmlformats.org/schemaLibrary/2006/main" xmlns:a="http://schemas.openxmlformats.org/drawingml/2006/main" xmlns:pic="http://schemas.openxmlformats.org/drawingml/2006/picture" xmlns:c="http://schemas.openxmlformats.org/drawingml/2006/chart" xmlns:lc="http://schemas.openxmlformats.org/drawingml/2006/lockedCanvas" xmlns:dgm="http://schemas.openxmlformats.org/drawingml/2006/diagram" xmlns:wps="http://schemas.microsoft.com/office/word/2010/wordprocessingShape" xmlns:wpg="http://schemas.microsoft.com/office/word/2010/wordprocessingGroup" xmlns:w14="http://schemas.microsoft.com/office/word/2010/wordml" xmlns:w15="http://schemas.microsoft.com/office/word/2012/wordml" xmlns:w16="http://schemas.microsoft.com/office/word/2018/wordml" xmlns:w16cex="http://schemas.microsoft.com/office/word/2018/wordml/cex" xmlns:w16cid="http://schemas.microsoft.com/office/word/2016/wordml/cid" xmlns="http://schemas.microsoft.com/office/tasks/2019/documenttasks" xmlns:cr="http://schemas.microsoft.com/office/comments/2020/reactions">
-  <w:p>
-    <w:pPr>
-      <w:tabs>
-        <w:tab w:val="center" w:leader="none" w:pos="4419"/>
-        <w:tab w:val="right" w:leader="none" w:pos="8838"/>
+        <w:tab w:val="center" w:pos="4419"/>
+        <w:tab w:val="right" w:pos="8838"/>
       </w:tabs>
       <w:spacing w:after="0" w:line="240" w:lineRule="auto"/>
       <w:jc w:val="right"/>
-      <w:rPr/>
     </w:pPr>
     <w:r>
       <w:rPr>
-        <w:rtl w:val="0"/>
-      </w:rPr>
-      <w:t xml:space="preserve">Visión y Roles del Proyecto</w:t>
-    </w:r>
-  </w:p>
-  <w:p>
-    <w:pPr>
-      <w:pBdr>
-        <w:bottom w:color="000000" w:space="1" w:sz="4" w:val="single"/>
-      </w:pBdr>
-      <w:tabs>
-        <w:tab w:val="center" w:leader="none" w:pos="4419"/>
-        <w:tab w:val="right" w:leader="none" w:pos="8838"/>
-      </w:tabs>
-      <w:spacing w:after="0" w:line="240" w:lineRule="auto"/>
-      <w:jc w:val="right"/>
-      <w:rPr/>
-    </w:pPr>
-    <w:r>
-      <w:rPr>
-        <w:rtl w:val="0"/>
-      </w:rPr>
-    </w:r>
-    <w:r>
+        <w:noProof/>
+      </w:rPr>
       <w:drawing>
-        <wp:anchor allowOverlap="1" behindDoc="0" distB="0" distT="0" distL="114300" distR="114300" hidden="0" layoutInCell="1" locked="0" relativeHeight="0" simplePos="0">
+        <wp:anchor distT="0" distB="0" distL="114300" distR="114300" simplePos="0" relativeHeight="251658240" behindDoc="0" locked="0" layoutInCell="1" hidden="0" allowOverlap="1" wp14:anchorId="7ACB8132" wp14:editId="6C285BAA">
           <wp:simplePos x="0" y="0"/>
           <wp:positionH relativeFrom="column">
             <wp:posOffset>131977</wp:posOffset>
@@ -3965,19 +3250,20 @@
             <wp:posOffset>-152560</wp:posOffset>
           </wp:positionV>
           <wp:extent cx="932815" cy="231775"/>
-          <wp:effectExtent b="0" l="0" r="0" t="0"/>
-          <wp:wrapSquare wrapText="bothSides" distB="0" distT="0" distL="114300" distR="114300"/>
+          <wp:effectExtent l="0" t="0" r="0" b="0"/>
+          <wp:wrapSquare wrapText="bothSides" distT="0" distB="0" distL="114300" distR="114300"/>
           <wp:docPr id="1040" name="image1.png"/>
-          <a:graphic>
+          <wp:cNvGraphicFramePr/>
+          <a:graphic xmlns:a="http://schemas.openxmlformats.org/drawingml/2006/main">
             <a:graphicData uri="http://schemas.openxmlformats.org/drawingml/2006/picture">
-              <pic:pic>
+              <pic:pic xmlns:pic="http://schemas.openxmlformats.org/drawingml/2006/picture">
                 <pic:nvPicPr>
                   <pic:cNvPr id="0" name="image1.png"/>
                   <pic:cNvPicPr preferRelativeResize="0"/>
                 </pic:nvPicPr>
                 <pic:blipFill>
                   <a:blip r:embed="rId1"/>
-                  <a:srcRect b="0" l="0" r="0" t="0"/>
+                  <a:srcRect/>
                   <a:stretch>
                     <a:fillRect/>
                   </a:stretch>
@@ -3987,7 +3273,9 @@
                     <a:off x="0" y="0"/>
                     <a:ext cx="932815" cy="231775"/>
                   </a:xfrm>
-                  <a:prstGeom prst="rect"/>
+                  <a:prstGeom prst="rect">
+                    <a:avLst/>
+                  </a:prstGeom>
                   <a:ln/>
                 </pic:spPr>
               </pic:pic>
@@ -4001,8 +3289,11 @@
 </file>
 
 <file path=word/numbering.xml><?xml version="1.0" encoding="utf-8"?>
-<w:numbering xmlns:mc="http://schemas.openxmlformats.org/markup-compatibility/2006" xmlns:o="urn:schemas-microsoft-com:office:office" xmlns:r="http://schemas.openxmlformats.org/officeDocument/2006/relationships" xmlns:m="http://schemas.openxmlformats.org/officeDocument/2006/math" xmlns:v="urn:schemas-microsoft-com:vml" xmlns:wp="http://schemas.openxmlformats.org/drawingml/2006/wordprocessingDrawing" xmlns:w10="urn:schemas-microsoft-com:office:word" xmlns:w="http://schemas.openxmlformats.org/wordprocessingml/2006/main" xmlns:wne="http://schemas.microsoft.com/office/word/2006/wordml" xmlns:sl="http://schemas.openxmlformats.org/schemaLibrary/2006/main" xmlns:a="http://schemas.openxmlformats.org/drawingml/2006/main" xmlns:pic="http://schemas.openxmlformats.org/drawingml/2006/picture" xmlns:c="http://schemas.openxmlformats.org/drawingml/2006/chart" xmlns:lc="http://schemas.openxmlformats.org/drawingml/2006/lockedCanvas" xmlns:dgm="http://schemas.openxmlformats.org/drawingml/2006/diagram" xmlns:wps="http://schemas.microsoft.com/office/word/2010/wordprocessingShape" xmlns:wpg="http://schemas.microsoft.com/office/word/2010/wordprocessingGroup" xmlns:w14="http://schemas.microsoft.com/office/word/2010/wordml" xmlns:w15="http://schemas.microsoft.com/office/word/2012/wordml" xmlns:w16="http://schemas.microsoft.com/office/word/2018/wordml" xmlns:w16cex="http://schemas.microsoft.com/office/word/2018/wordml/cex" xmlns:w16cid="http://schemas.microsoft.com/office/word/2016/wordml/cid" xmlns="http://schemas.microsoft.com/office/tasks/2019/documenttasks" xmlns:cr="http://schemas.microsoft.com/office/comments/2020/reactions">
-  <w:abstractNum w:abstractNumId="1">
+<w:numbering xmlns:wpc="http://schemas.microsoft.com/office/word/2010/wordprocessingCanvas" xmlns:cx="http://schemas.microsoft.com/office/drawing/2014/chartex" xmlns:cx1="http://schemas.microsoft.com/office/drawing/2015/9/8/chartex" xmlns:cx2="http://schemas.microsoft.com/office/drawing/2015/10/21/chartex" xmlns:cx3="http://schemas.microsoft.com/office/drawing/2016/5/9/chartex" xmlns:cx4="http://schemas.microsoft.com/office/drawing/2016/5/10/chartex" xmlns:cx5="http://schemas.microsoft.com/office/drawing/2016/5/11/chartex" xmlns:cx6="http://schemas.microsoft.com/office/drawing/2016/5/12/chartex" xmlns:cx7="http://schemas.microsoft.com/office/drawing/2016/5/13/chartex" xmlns:cx8="http://schemas.microsoft.com/office/drawing/2016/5/14/chartex" xmlns:mc="http://schemas.openxmlformats.org/markup-compatibility/2006" xmlns:aink="http://schemas.microsoft.com/office/drawing/2016/ink" xmlns:am3d="http://schemas.microsoft.com/office/drawing/2017/model3d" xmlns:o="urn:schemas-microsoft-com:office:office" xmlns:oel="http://schemas.microsoft.com/office/2019/extlst" xmlns:r="http://schemas.openxmlformats.org/officeDocument/2006/relationships" xmlns:m="http://schemas.openxmlformats.org/officeDocument/2006/math" xmlns:v="urn:schemas-microsoft-com:vml" xmlns:wp14="http://schemas.microsoft.com/office/word/2010/wordprocessingDrawing" xmlns:wp="http://schemas.openxmlformats.org/drawingml/2006/wordprocessingDrawing" xmlns:w10="urn:schemas-microsoft-com:office:word" xmlns:w="http://schemas.openxmlformats.org/wordprocessingml/2006/main" xmlns:w14="http://schemas.microsoft.com/office/word/2010/wordml" xmlns:w15="http://schemas.microsoft.com/office/word/2012/wordml" xmlns:w16cex="http://schemas.microsoft.com/office/word/2018/wordml/cex" xmlns:w16cid="http://schemas.microsoft.com/office/word/2016/wordml/cid" xmlns:w16="http://schemas.microsoft.com/office/word/2018/wordml" xmlns:w16du="http://schemas.microsoft.com/office/word/2023/wordml/word16du" xmlns:w16sdtdh="http://schemas.microsoft.com/office/word/2020/wordml/sdtdatahash" xmlns:w16sdtfl="http://schemas.microsoft.com/office/word/2024/wordml/sdtformatlock" xmlns:w16se="http://schemas.microsoft.com/office/word/2015/wordml/symex" xmlns:wpg="http://schemas.microsoft.com/office/word/2010/wordprocessingGroup" xmlns:wpi="http://schemas.microsoft.com/office/word/2010/wordprocessingInk" xmlns:wne="http://schemas.microsoft.com/office/word/2006/wordml" xmlns:wps="http://schemas.microsoft.com/office/word/2010/wordprocessingShape" mc:Ignorable="w14 w15 w16se w16cid w16 w16cex w16sdtdh w16sdtfl w16du wp14">
+  <w:abstractNum w:abstractNumId="0" w15:restartNumberingAfterBreak="0">
+    <w:nsid w:val="3987373B"/>
+    <w:multiLevelType w:val="multilevel"/>
+    <w:tmpl w:val="27540E28"/>
     <w:lvl w:ilvl="0">
       <w:start w:val="1"/>
       <w:numFmt w:val="decimal"/>
@@ -4112,7 +3403,10 @@
       </w:rPr>
     </w:lvl>
   </w:abstractNum>
-  <w:abstractNum w:abstractNumId="2">
+  <w:abstractNum w:abstractNumId="1" w15:restartNumberingAfterBreak="0">
+    <w:nsid w:val="3CDC0F41"/>
+    <w:multiLevelType w:val="multilevel"/>
+    <w:tmpl w:val="D11CAC68"/>
     <w:lvl w:ilvl="0">
       <w:start w:val="1"/>
       <w:numFmt w:val="bullet"/>
@@ -4222,7 +3516,10 @@
       </w:rPr>
     </w:lvl>
   </w:abstractNum>
-  <w:abstractNum w:abstractNumId="3">
+  <w:abstractNum w:abstractNumId="2" w15:restartNumberingAfterBreak="0">
+    <w:nsid w:val="5CC65792"/>
+    <w:multiLevelType w:val="multilevel"/>
+    <w:tmpl w:val="6E6216CE"/>
     <w:lvl w:ilvl="0">
       <w:start w:val="1"/>
       <w:numFmt w:val="bullet"/>
@@ -4332,7 +3629,123 @@
       </w:rPr>
     </w:lvl>
   </w:abstractNum>
-  <w:abstractNum w:abstractNumId="4">
+  <w:abstractNum w:abstractNumId="3" w15:restartNumberingAfterBreak="0">
+    <w:nsid w:val="5DFB2F36"/>
+    <w:multiLevelType w:val="multilevel"/>
+    <w:tmpl w:val="457E84C4"/>
+    <w:lvl w:ilvl="0">
+      <w:start w:val="1"/>
+      <w:numFmt w:val="decimal"/>
+      <w:lvlText w:val="%1)"/>
+      <w:lvlJc w:val="left"/>
+      <w:pPr>
+        <w:ind w:left="720" w:hanging="360"/>
+      </w:pPr>
+      <w:rPr>
+        <w:u w:val="none"/>
+      </w:rPr>
+    </w:lvl>
+    <w:lvl w:ilvl="1">
+      <w:start w:val="1"/>
+      <w:numFmt w:val="lowerLetter"/>
+      <w:lvlText w:val="%2)"/>
+      <w:lvlJc w:val="left"/>
+      <w:pPr>
+        <w:ind w:left="1440" w:hanging="360"/>
+      </w:pPr>
+      <w:rPr>
+        <w:u w:val="none"/>
+      </w:rPr>
+    </w:lvl>
+    <w:lvl w:ilvl="2">
+      <w:start w:val="1"/>
+      <w:numFmt w:val="lowerRoman"/>
+      <w:lvlText w:val="%3)"/>
+      <w:lvlJc w:val="right"/>
+      <w:pPr>
+        <w:ind w:left="2160" w:hanging="360"/>
+      </w:pPr>
+      <w:rPr>
+        <w:u w:val="none"/>
+      </w:rPr>
+    </w:lvl>
+    <w:lvl w:ilvl="3">
+      <w:start w:val="1"/>
+      <w:numFmt w:val="decimal"/>
+      <w:lvlText w:val="(%4)"/>
+      <w:lvlJc w:val="left"/>
+      <w:pPr>
+        <w:ind w:left="2880" w:hanging="360"/>
+      </w:pPr>
+      <w:rPr>
+        <w:u w:val="none"/>
+      </w:rPr>
+    </w:lvl>
+    <w:lvl w:ilvl="4">
+      <w:start w:val="1"/>
+      <w:numFmt w:val="lowerLetter"/>
+      <w:lvlText w:val="(%5)"/>
+      <w:lvlJc w:val="left"/>
+      <w:pPr>
+        <w:ind w:left="3600" w:hanging="360"/>
+      </w:pPr>
+      <w:rPr>
+        <w:u w:val="none"/>
+      </w:rPr>
+    </w:lvl>
+    <w:lvl w:ilvl="5">
+      <w:start w:val="1"/>
+      <w:numFmt w:val="lowerRoman"/>
+      <w:lvlText w:val="(%6)"/>
+      <w:lvlJc w:val="right"/>
+      <w:pPr>
+        <w:ind w:left="4320" w:hanging="360"/>
+      </w:pPr>
+      <w:rPr>
+        <w:u w:val="none"/>
+      </w:rPr>
+    </w:lvl>
+    <w:lvl w:ilvl="6">
+      <w:start w:val="1"/>
+      <w:numFmt w:val="decimal"/>
+      <w:lvlText w:val="%7."/>
+      <w:lvlJc w:val="left"/>
+      <w:pPr>
+        <w:ind w:left="5040" w:hanging="360"/>
+      </w:pPr>
+      <w:rPr>
+        <w:u w:val="none"/>
+      </w:rPr>
+    </w:lvl>
+    <w:lvl w:ilvl="7">
+      <w:start w:val="1"/>
+      <w:numFmt w:val="lowerLetter"/>
+      <w:lvlText w:val="%8."/>
+      <w:lvlJc w:val="left"/>
+      <w:pPr>
+        <w:ind w:left="5760" w:hanging="360"/>
+      </w:pPr>
+      <w:rPr>
+        <w:u w:val="none"/>
+      </w:rPr>
+    </w:lvl>
+    <w:lvl w:ilvl="8">
+      <w:start w:val="1"/>
+      <w:numFmt w:val="lowerRoman"/>
+      <w:lvlText w:val="%9."/>
+      <w:lvlJc w:val="right"/>
+      <w:pPr>
+        <w:ind w:left="6480" w:hanging="360"/>
+      </w:pPr>
+      <w:rPr>
+        <w:u w:val="none"/>
+      </w:rPr>
+    </w:lvl>
+  </w:abstractNum>
+  <w:abstractNum w:abstractNumId="4" w15:restartNumberingAfterBreak="0">
+    <w:nsid w:val="726E2914"/>
+    <w:multiLevelType w:val="multilevel"/>
+    <w:tmpl w:val="4F6C6F84"/>
     <w:lvl w:ilvl="0">
       <w:start w:val="1"/>
       <w:numFmt w:val="bullet"/>
@@ -4442,117 +3855,10 @@
       </w:rPr>
     </w:lvl>
   </w:abstractNum>
-  <w:abstractNum w:abstractNumId="5">
-    <w:lvl w:ilvl="0">
-      <w:start w:val="1"/>
-      <w:numFmt w:val="decimal"/>
-      <w:lvlText w:val="%1)"/>
-      <w:lvlJc w:val="left"/>
-      <w:pPr>
-        <w:ind w:left="720" w:hanging="360"/>
-      </w:pPr>
-      <w:rPr>
-        <w:u w:val="none"/>
-      </w:rPr>
-    </w:lvl>
-    <w:lvl w:ilvl="1">
-      <w:start w:val="1"/>
-      <w:numFmt w:val="lowerLetter"/>
-      <w:lvlText w:val="%2)"/>
-      <w:lvlJc w:val="left"/>
-      <w:pPr>
-        <w:ind w:left="1440" w:hanging="360"/>
-      </w:pPr>
-      <w:rPr>
-        <w:u w:val="none"/>
-      </w:rPr>
-    </w:lvl>
-    <w:lvl w:ilvl="2">
-      <w:start w:val="1"/>
-      <w:numFmt w:val="lowerRoman"/>
-      <w:lvlText w:val="%3)"/>
-      <w:lvlJc w:val="right"/>
-      <w:pPr>
-        <w:ind w:left="2160" w:hanging="360"/>
-      </w:pPr>
-      <w:rPr>
-        <w:u w:val="none"/>
-      </w:rPr>
-    </w:lvl>
-    <w:lvl w:ilvl="3">
-      <w:start w:val="1"/>
-      <w:numFmt w:val="decimal"/>
-      <w:lvlText w:val="(%4)"/>
-      <w:lvlJc w:val="left"/>
-      <w:pPr>
-        <w:ind w:left="2880" w:hanging="360"/>
-      </w:pPr>
-      <w:rPr>
-        <w:u w:val="none"/>
-      </w:rPr>
-    </w:lvl>
-    <w:lvl w:ilvl="4">
-      <w:start w:val="1"/>
-      <w:numFmt w:val="lowerLetter"/>
-      <w:lvlText w:val="(%5)"/>
-      <w:lvlJc w:val="left"/>
-      <w:pPr>
-        <w:ind w:left="3600" w:hanging="360"/>
-      </w:pPr>
-      <w:rPr>
-        <w:u w:val="none"/>
-      </w:rPr>
-    </w:lvl>
-    <w:lvl w:ilvl="5">
-      <w:start w:val="1"/>
-      <w:numFmt w:val="lowerRoman"/>
-      <w:lvlText w:val="(%6)"/>
-      <w:lvlJc w:val="right"/>
-      <w:pPr>
-        <w:ind w:left="4320" w:hanging="360"/>
-      </w:pPr>
-      <w:rPr>
-        <w:u w:val="none"/>
-      </w:rPr>
-    </w:lvl>
-    <w:lvl w:ilvl="6">
-      <w:start w:val="1"/>
-      <w:numFmt w:val="decimal"/>
-      <w:lvlText w:val="%7."/>
-      <w:lvlJc w:val="left"/>
-      <w:pPr>
-        <w:ind w:left="5040" w:hanging="360"/>
-      </w:pPr>
-      <w:rPr>
-        <w:u w:val="none"/>
-      </w:rPr>
-    </w:lvl>
-    <w:lvl w:ilvl="7">
-      <w:start w:val="1"/>
-      <w:numFmt w:val="lowerLetter"/>
-      <w:lvlText w:val="%8."/>
-      <w:lvlJc w:val="left"/>
-      <w:pPr>
-        <w:ind w:left="5760" w:hanging="360"/>
-      </w:pPr>
-      <w:rPr>
-        <w:u w:val="none"/>
-      </w:rPr>
-    </w:lvl>
-    <w:lvl w:ilvl="8">
-      <w:start w:val="1"/>
-      <w:numFmt w:val="lowerRoman"/>
-      <w:lvlText w:val="%9."/>
-      <w:lvlJc w:val="right"/>
-      <w:pPr>
-        <w:ind w:left="6480" w:hanging="360"/>
-      </w:pPr>
-      <w:rPr>
-        <w:u w:val="none"/>
-      </w:rPr>
-    </w:lvl>
-  </w:abstractNum>
-  <w:abstractNum w:abstractNumId="6">
+  <w:abstractNum w:abstractNumId="5" w15:restartNumberingAfterBreak="0">
+    <w:nsid w:val="7534276E"/>
+    <w:multiLevelType w:val="multilevel"/>
+    <w:tmpl w:val="D010A472"/>
     <w:lvl w:ilvl="0">
       <w:start w:val="1"/>
       <w:numFmt w:val="bullet"/>
@@ -4662,36 +3968,36 @@
       </w:rPr>
     </w:lvl>
   </w:abstractNum>
-  <w:num w:numId="1">
+  <w:num w:numId="1" w16cid:durableId="1641614745">
+    <w:abstractNumId w:val="3"/>
+  </w:num>
+  <w:num w:numId="2" w16cid:durableId="731150241">
+    <w:abstractNumId w:val="4"/>
+  </w:num>
+  <w:num w:numId="3" w16cid:durableId="1536384410">
+    <w:abstractNumId w:val="5"/>
+  </w:num>
+  <w:num w:numId="4" w16cid:durableId="732966185">
     <w:abstractNumId w:val="1"/>
   </w:num>
-  <w:num w:numId="2">
+  <w:num w:numId="5" w16cid:durableId="1277784867">
+    <w:abstractNumId w:val="0"/>
+  </w:num>
+  <w:num w:numId="6" w16cid:durableId="1771703077">
     <w:abstractNumId w:val="2"/>
-  </w:num>
-  <w:num w:numId="3">
-    <w:abstractNumId w:val="3"/>
-  </w:num>
-  <w:num w:numId="4">
-    <w:abstractNumId w:val="4"/>
-  </w:num>
-  <w:num w:numId="5">
-    <w:abstractNumId w:val="5"/>
-  </w:num>
-  <w:num w:numId="6">
-    <w:abstractNumId w:val="6"/>
   </w:num>
 </w:numbering>
 </file>
 
 <file path=word/styles.xml><?xml version="1.0" encoding="utf-8"?>
-<w:styles xmlns:mc="http://schemas.openxmlformats.org/markup-compatibility/2006" xmlns:o="urn:schemas-microsoft-com:office:office" xmlns:r="http://schemas.openxmlformats.org/officeDocument/2006/relationships" xmlns:m="http://schemas.openxmlformats.org/officeDocument/2006/math" xmlns:v="urn:schemas-microsoft-com:vml" xmlns:wp="http://schemas.openxmlformats.org/drawingml/2006/wordprocessingDrawing" xmlns:w10="urn:schemas-microsoft-com:office:word" xmlns:w="http://schemas.openxmlformats.org/wordprocessingml/2006/main" xmlns:wne="http://schemas.microsoft.com/office/word/2006/wordml" xmlns:sl="http://schemas.openxmlformats.org/schemaLibrary/2006/main" xmlns:a="http://schemas.openxmlformats.org/drawingml/2006/main" xmlns:pic="http://schemas.openxmlformats.org/drawingml/2006/picture" xmlns:c="http://schemas.openxmlformats.org/drawingml/2006/chart" xmlns:lc="http://schemas.openxmlformats.org/drawingml/2006/lockedCanvas" xmlns:dgm="http://schemas.openxmlformats.org/drawingml/2006/diagram" xmlns:wps="http://schemas.microsoft.com/office/word/2010/wordprocessingShape" xmlns:wpg="http://schemas.microsoft.com/office/word/2010/wordprocessingGroup" xmlns:w14="http://schemas.microsoft.com/office/word/2010/wordml" xmlns:w15="http://schemas.microsoft.com/office/word/2012/wordml" xmlns:w16="http://schemas.microsoft.com/office/word/2018/wordml" xmlns:w16cex="http://schemas.microsoft.com/office/word/2018/wordml/cex" xmlns:w16cid="http://schemas.microsoft.com/office/word/2016/wordml/cid" xmlns="http://schemas.microsoft.com/office/tasks/2019/documenttasks" xmlns:cr="http://schemas.microsoft.com/office/comments/2020/reactions">
+<w:styles xmlns:mc="http://schemas.openxmlformats.org/markup-compatibility/2006" xmlns:r="http://schemas.openxmlformats.org/officeDocument/2006/relationships" xmlns:w="http://schemas.openxmlformats.org/wordprocessingml/2006/main" xmlns:w14="http://schemas.microsoft.com/office/word/2010/wordml" xmlns:w15="http://schemas.microsoft.com/office/word/2012/wordml" xmlns:w16cex="http://schemas.microsoft.com/office/word/2018/wordml/cex" xmlns:w16cid="http://schemas.microsoft.com/office/word/2016/wordml/cid" xmlns:w16="http://schemas.microsoft.com/office/word/2018/wordml" xmlns:w16du="http://schemas.microsoft.com/office/word/2023/wordml/word16du" xmlns:w16sdtdh="http://schemas.microsoft.com/office/word/2020/wordml/sdtdatahash" xmlns:w16sdtfl="http://schemas.microsoft.com/office/word/2024/wordml/sdtformatlock" xmlns:w16se="http://schemas.microsoft.com/office/word/2015/wordml/symex" mc:Ignorable="w14 w15 w16se w16cid w16 w16cex w16sdtdh w16sdtfl w16du">
   <w:docDefaults>
     <w:rPrDefault>
       <w:rPr>
-        <w:rFonts w:ascii="Calibri" w:cs="Calibri" w:eastAsia="Calibri" w:hAnsi="Calibri"/>
+        <w:rFonts w:ascii="Calibri" w:eastAsia="Calibri" w:hAnsi="Calibri" w:cs="Calibri"/>
         <w:sz w:val="22"/>
         <w:szCs w:val="22"/>
-        <w:lang w:val="es-CL"/>
+        <w:lang w:val="es-CL" w:eastAsia="es-CL" w:bidi="ar-SA"/>
       </w:rPr>
     </w:rPrDefault>
     <w:pPrDefault>
@@ -4700,245 +4006,647 @@
       </w:pPr>
     </w:pPrDefault>
   </w:docDefaults>
-  <w:style w:type="table" w:styleId="TableNormal" w:default="1">
-    <w:name w:val="TableNormal"/>
-    <w:tblPr>
-      <w:tblCellMar>
-        <w:top w:w="100.0" w:type="dxa"/>
-        <w:left w:w="100.0" w:type="dxa"/>
-        <w:bottom w:w="100.0" w:type="dxa"/>
-        <w:right w:w="100.0" w:type="dxa"/>
-      </w:tblCellMar>
-    </w:tblPr>
-  </w:style>
-  <w:style w:type="paragraph" w:styleId="Normal" w:default="1">
-    <w:name w:val="normal"/>
-  </w:style>
-  <w:style w:type="paragraph" w:styleId="Heading1">
+  <w:latentStyles w:defLockedState="0" w:defUIPriority="99" w:defSemiHidden="0" w:defUnhideWhenUsed="0" w:defQFormat="0" w:count="376">
+    <w:lsdException w:name="Normal" w:uiPriority="0" w:qFormat="1"/>
+    <w:lsdException w:name="heading 1" w:uiPriority="9" w:qFormat="1"/>
+    <w:lsdException w:name="heading 2" w:semiHidden="1" w:uiPriority="9" w:unhideWhenUsed="1" w:qFormat="1"/>
+    <w:lsdException w:name="heading 3" w:semiHidden="1" w:uiPriority="9" w:unhideWhenUsed="1" w:qFormat="1"/>
+    <w:lsdException w:name="heading 4" w:semiHidden="1" w:uiPriority="9" w:unhideWhenUsed="1" w:qFormat="1"/>
+    <w:lsdException w:name="heading 5" w:semiHidden="1" w:uiPriority="9" w:unhideWhenUsed="1" w:qFormat="1"/>
+    <w:lsdException w:name="heading 6" w:semiHidden="1" w:uiPriority="9" w:unhideWhenUsed="1" w:qFormat="1"/>
+    <w:lsdException w:name="heading 7" w:semiHidden="1" w:uiPriority="9" w:unhideWhenUsed="1" w:qFormat="1"/>
+    <w:lsdException w:name="heading 8" w:semiHidden="1" w:uiPriority="9" w:unhideWhenUsed="1" w:qFormat="1"/>
+    <w:lsdException w:name="heading 9" w:semiHidden="1" w:uiPriority="9" w:unhideWhenUsed="1" w:qFormat="1"/>
+    <w:lsdException w:name="index 1" w:semiHidden="1" w:unhideWhenUsed="1"/>
+    <w:lsdException w:name="index 2" w:semiHidden="1" w:unhideWhenUsed="1"/>
+    <w:lsdException w:name="index 3" w:semiHidden="1" w:unhideWhenUsed="1"/>
+    <w:lsdException w:name="index 4" w:semiHidden="1" w:unhideWhenUsed="1"/>
+    <w:lsdException w:name="index 5" w:semiHidden="1" w:unhideWhenUsed="1"/>
+    <w:lsdException w:name="index 6" w:semiHidden="1" w:unhideWhenUsed="1"/>
+    <w:lsdException w:name="index 7" w:semiHidden="1" w:unhideWhenUsed="1"/>
+    <w:lsdException w:name="index 8" w:semiHidden="1" w:unhideWhenUsed="1"/>
+    <w:lsdException w:name="index 9" w:semiHidden="1" w:unhideWhenUsed="1"/>
+    <w:lsdException w:name="toc 1" w:semiHidden="1" w:uiPriority="39" w:unhideWhenUsed="1"/>
+    <w:lsdException w:name="toc 2" w:semiHidden="1" w:uiPriority="39" w:unhideWhenUsed="1"/>
+    <w:lsdException w:name="toc 3" w:semiHidden="1" w:uiPriority="39" w:unhideWhenUsed="1"/>
+    <w:lsdException w:name="toc 4" w:semiHidden="1" w:uiPriority="39" w:unhideWhenUsed="1"/>
+    <w:lsdException w:name="toc 5" w:semiHidden="1" w:uiPriority="39" w:unhideWhenUsed="1"/>
+    <w:lsdException w:name="toc 6" w:semiHidden="1" w:uiPriority="39" w:unhideWhenUsed="1"/>
+    <w:lsdException w:name="toc 7" w:semiHidden="1" w:uiPriority="39" w:unhideWhenUsed="1"/>
+    <w:lsdException w:name="toc 8" w:semiHidden="1" w:uiPriority="39" w:unhideWhenUsed="1"/>
+    <w:lsdException w:name="toc 9" w:semiHidden="1" w:uiPriority="39" w:unhideWhenUsed="1"/>
+    <w:lsdException w:name="Normal Indent" w:semiHidden="1" w:unhideWhenUsed="1"/>
+    <w:lsdException w:name="footnote text" w:semiHidden="1" w:unhideWhenUsed="1"/>
+    <w:lsdException w:name="annotation text" w:semiHidden="1" w:unhideWhenUsed="1"/>
+    <w:lsdException w:name="header" w:semiHidden="1" w:unhideWhenUsed="1"/>
+    <w:lsdException w:name="footer" w:semiHidden="1" w:unhideWhenUsed="1"/>
+    <w:lsdException w:name="index heading" w:semiHidden="1" w:unhideWhenUsed="1"/>
+    <w:lsdException w:name="caption" w:semiHidden="1" w:uiPriority="35" w:unhideWhenUsed="1" w:qFormat="1"/>
+    <w:lsdException w:name="table of figures" w:semiHidden="1" w:unhideWhenUsed="1"/>
+    <w:lsdException w:name="envelope address" w:semiHidden="1" w:unhideWhenUsed="1"/>
+    <w:lsdException w:name="envelope return" w:semiHidden="1" w:unhideWhenUsed="1"/>
+    <w:lsdException w:name="footnote reference" w:semiHidden="1" w:unhideWhenUsed="1"/>
+    <w:lsdException w:name="annotation reference" w:semiHidden="1" w:unhideWhenUsed="1"/>
+    <w:lsdException w:name="line number" w:semiHidden="1" w:unhideWhenUsed="1"/>
+    <w:lsdException w:name="page number" w:semiHidden="1" w:unhideWhenUsed="1"/>
+    <w:lsdException w:name="endnote reference" w:semiHidden="1" w:unhideWhenUsed="1"/>
+    <w:lsdException w:name="endnote text" w:semiHidden="1" w:unhideWhenUsed="1"/>
+    <w:lsdException w:name="table of authorities" w:semiHidden="1" w:unhideWhenUsed="1"/>
+    <w:lsdException w:name="macro" w:semiHidden="1" w:unhideWhenUsed="1"/>
+    <w:lsdException w:name="toa heading" w:semiHidden="1" w:unhideWhenUsed="1"/>
+    <w:lsdException w:name="List" w:semiHidden="1" w:unhideWhenUsed="1"/>
+    <w:lsdException w:name="List Bullet" w:semiHidden="1" w:unhideWhenUsed="1"/>
+    <w:lsdException w:name="List Number" w:semiHidden="1" w:unhideWhenUsed="1"/>
+    <w:lsdException w:name="List 2" w:semiHidden="1" w:unhideWhenUsed="1"/>
+    <w:lsdException w:name="List 3" w:semiHidden="1" w:unhideWhenUsed="1"/>
+    <w:lsdException w:name="List 4" w:semiHidden="1" w:unhideWhenUsed="1"/>
+    <w:lsdException w:name="List 5" w:semiHidden="1" w:unhideWhenUsed="1"/>
+    <w:lsdException w:name="List Bullet 2" w:semiHidden="1" w:unhideWhenUsed="1"/>
+    <w:lsdException w:name="List Bullet 3" w:semiHidden="1" w:unhideWhenUsed="1"/>
+    <w:lsdException w:name="List Bullet 4" w:semiHidden="1" w:unhideWhenUsed="1"/>
+    <w:lsdException w:name="List Bullet 5" w:semiHidden="1" w:unhideWhenUsed="1"/>
+    <w:lsdException w:name="List Number 2" w:semiHidden="1" w:unhideWhenUsed="1"/>
+    <w:lsdException w:name="List Number 3" w:semiHidden="1" w:unhideWhenUsed="1"/>
+    <w:lsdException w:name="List Number 4" w:semiHidden="1" w:unhideWhenUsed="1"/>
+    <w:lsdException w:name="List Number 5" w:semiHidden="1" w:unhideWhenUsed="1"/>
+    <w:lsdException w:name="Title" w:uiPriority="10" w:qFormat="1"/>
+    <w:lsdException w:name="Closing" w:semiHidden="1" w:unhideWhenUsed="1"/>
+    <w:lsdException w:name="Signature" w:semiHidden="1" w:unhideWhenUsed="1"/>
+    <w:lsdException w:name="Default Paragraph Font" w:semiHidden="1" w:uiPriority="1" w:unhideWhenUsed="1"/>
+    <w:lsdException w:name="Body Text" w:semiHidden="1" w:unhideWhenUsed="1"/>
+    <w:lsdException w:name="Body Text Indent" w:semiHidden="1" w:unhideWhenUsed="1"/>
+    <w:lsdException w:name="List Continue" w:semiHidden="1" w:unhideWhenUsed="1"/>
+    <w:lsdException w:name="List Continue 2" w:semiHidden="1" w:unhideWhenUsed="1"/>
+    <w:lsdException w:name="List Continue 3" w:semiHidden="1" w:unhideWhenUsed="1"/>
+    <w:lsdException w:name="List Continue 4" w:semiHidden="1" w:unhideWhenUsed="1"/>
+    <w:lsdException w:name="List Continue 5" w:semiHidden="1" w:unhideWhenUsed="1"/>
+    <w:lsdException w:name="Message Header" w:semiHidden="1" w:unhideWhenUsed="1"/>
+    <w:lsdException w:name="Subtitle" w:uiPriority="11" w:qFormat="1"/>
+    <w:lsdException w:name="Salutation" w:semiHidden="1" w:unhideWhenUsed="1"/>
+    <w:lsdException w:name="Date" w:semiHidden="1" w:unhideWhenUsed="1"/>
+    <w:lsdException w:name="Body Text First Indent" w:semiHidden="1" w:unhideWhenUsed="1"/>
+    <w:lsdException w:name="Body Text First Indent 2" w:semiHidden="1" w:unhideWhenUsed="1"/>
+    <w:lsdException w:name="Note Heading" w:semiHidden="1" w:unhideWhenUsed="1"/>
+    <w:lsdException w:name="Body Text 2" w:semiHidden="1" w:unhideWhenUsed="1"/>
+    <w:lsdException w:name="Body Text 3" w:semiHidden="1" w:unhideWhenUsed="1"/>
+    <w:lsdException w:name="Body Text Indent 2" w:semiHidden="1" w:unhideWhenUsed="1"/>
+    <w:lsdException w:name="Body Text Indent 3" w:semiHidden="1" w:unhideWhenUsed="1"/>
+    <w:lsdException w:name="Block Text" w:semiHidden="1" w:unhideWhenUsed="1"/>
+    <w:lsdException w:name="Hyperlink" w:semiHidden="1" w:unhideWhenUsed="1"/>
+    <w:lsdException w:name="FollowedHyperlink" w:semiHidden="1" w:unhideWhenUsed="1"/>
+    <w:lsdException w:name="Strong" w:uiPriority="22" w:qFormat="1"/>
+    <w:lsdException w:name="Emphasis" w:uiPriority="20" w:qFormat="1"/>
+    <w:lsdException w:name="Document Map" w:semiHidden="1" w:unhideWhenUsed="1"/>
+    <w:lsdException w:name="Plain Text" w:semiHidden="1" w:unhideWhenUsed="1"/>
+    <w:lsdException w:name="E-mail Signature" w:semiHidden="1" w:unhideWhenUsed="1"/>
+    <w:lsdException w:name="HTML Top of Form" w:semiHidden="1" w:unhideWhenUsed="1"/>
+    <w:lsdException w:name="HTML Bottom of Form" w:semiHidden="1" w:unhideWhenUsed="1"/>
+    <w:lsdException w:name="Normal (Web)" w:semiHidden="1" w:unhideWhenUsed="1"/>
+    <w:lsdException w:name="HTML Acronym" w:semiHidden="1" w:unhideWhenUsed="1"/>
+    <w:lsdException w:name="HTML Address" w:semiHidden="1" w:unhideWhenUsed="1"/>
+    <w:lsdException w:name="HTML Cite" w:semiHidden="1" w:unhideWhenUsed="1"/>
+    <w:lsdException w:name="HTML Code" w:semiHidden="1" w:unhideWhenUsed="1"/>
+    <w:lsdException w:name="HTML Definition" w:semiHidden="1" w:unhideWhenUsed="1"/>
+    <w:lsdException w:name="HTML Keyboard" w:semiHidden="1" w:unhideWhenUsed="1"/>
+    <w:lsdException w:name="HTML Preformatted" w:semiHidden="1" w:unhideWhenUsed="1"/>
+    <w:lsdException w:name="HTML Sample" w:semiHidden="1" w:unhideWhenUsed="1"/>
+    <w:lsdException w:name="HTML Typewriter" w:semiHidden="1" w:unhideWhenUsed="1"/>
+    <w:lsdException w:name="HTML Variable" w:semiHidden="1" w:unhideWhenUsed="1"/>
+    <w:lsdException w:name="Normal Table" w:semiHidden="1" w:unhideWhenUsed="1"/>
+    <w:lsdException w:name="annotation subject" w:semiHidden="1" w:unhideWhenUsed="1"/>
+    <w:lsdException w:name="No List" w:semiHidden="1" w:unhideWhenUsed="1"/>
+    <w:lsdException w:name="Outline List 1" w:semiHidden="1" w:unhideWhenUsed="1"/>
+    <w:lsdException w:name="Outline List 2" w:semiHidden="1" w:unhideWhenUsed="1"/>
+    <w:lsdException w:name="Outline List 3" w:semiHidden="1" w:unhideWhenUsed="1"/>
+    <w:lsdException w:name="Table Simple 1" w:semiHidden="1" w:unhideWhenUsed="1"/>
+    <w:lsdException w:name="Table Simple 2" w:semiHidden="1" w:unhideWhenUsed="1"/>
+    <w:lsdException w:name="Table Simple 3" w:semiHidden="1" w:unhideWhenUsed="1"/>
+    <w:lsdException w:name="Table Classic 1" w:semiHidden="1" w:unhideWhenUsed="1"/>
+    <w:lsdException w:name="Table Classic 2" w:semiHidden="1" w:unhideWhenUsed="1"/>
+    <w:lsdException w:name="Table Classic 3" w:semiHidden="1" w:unhideWhenUsed="1"/>
+    <w:lsdException w:name="Table Classic 4" w:semiHidden="1" w:unhideWhenUsed="1"/>
+    <w:lsdException w:name="Table Colorful 1" w:semiHidden="1" w:unhideWhenUsed="1"/>
+    <w:lsdException w:name="Table Colorful 2" w:semiHidden="1" w:unhideWhenUsed="1"/>
+    <w:lsdException w:name="Table Colorful 3" w:semiHidden="1" w:unhideWhenUsed="1"/>
+    <w:lsdException w:name="Table Columns 1" w:semiHidden="1" w:unhideWhenUsed="1"/>
+    <w:lsdException w:name="Table Columns 2" w:semiHidden="1" w:unhideWhenUsed="1"/>
+    <w:lsdException w:name="Table Columns 3" w:semiHidden="1" w:unhideWhenUsed="1"/>
+    <w:lsdException w:name="Table Columns 4" w:semiHidden="1" w:unhideWhenUsed="1"/>
+    <w:lsdException w:name="Table Columns 5" w:semiHidden="1" w:unhideWhenUsed="1"/>
+    <w:lsdException w:name="Table Grid 1" w:semiHidden="1" w:unhideWhenUsed="1"/>
+    <w:lsdException w:name="Table Grid 2" w:semiHidden="1" w:unhideWhenUsed="1"/>
+    <w:lsdException w:name="Table Grid 3" w:semiHidden="1" w:unhideWhenUsed="1"/>
+    <w:lsdException w:name="Table Grid 4" w:semiHidden="1" w:unhideWhenUsed="1"/>
+    <w:lsdException w:name="Table Grid 5" w:semiHidden="1" w:unhideWhenUsed="1"/>
+    <w:lsdException w:name="Table Grid 6" w:semiHidden="1" w:unhideWhenUsed="1"/>
+    <w:lsdException w:name="Table Grid 7" w:semiHidden="1" w:unhideWhenUsed="1"/>
+    <w:lsdException w:name="Table Grid 8" w:semiHidden="1" w:unhideWhenUsed="1"/>
+    <w:lsdException w:name="Table List 1" w:semiHidden="1" w:unhideWhenUsed="1"/>
+    <w:lsdException w:name="Table List 2" w:semiHidden="1" w:unhideWhenUsed="1"/>
+    <w:lsdException w:name="Table List 3" w:semiHidden="1" w:unhideWhenUsed="1"/>
+    <w:lsdException w:name="Table List 4" w:semiHidden="1" w:unhideWhenUsed="1"/>
+    <w:lsdException w:name="Table List 5" w:semiHidden="1" w:unhideWhenUsed="1"/>
+    <w:lsdException w:name="Table List 6" w:semiHidden="1" w:unhideWhenUsed="1"/>
+    <w:lsdException w:name="Table List 7" w:semiHidden="1" w:unhideWhenUsed="1"/>
+    <w:lsdException w:name="Table List 8" w:semiHidden="1" w:unhideWhenUsed="1"/>
+    <w:lsdException w:name="Table 3D effects 1" w:semiHidden="1" w:unhideWhenUsed="1"/>
+    <w:lsdException w:name="Table 3D effects 2" w:semiHidden="1" w:unhideWhenUsed="1"/>
+    <w:lsdException w:name="Table 3D effects 3" w:semiHidden="1" w:unhideWhenUsed="1"/>
+    <w:lsdException w:name="Table Contemporary" w:semiHidden="1" w:unhideWhenUsed="1"/>
+    <w:lsdException w:name="Table Elegant" w:semiHidden="1" w:unhideWhenUsed="1"/>
+    <w:lsdException w:name="Table Professional" w:semiHidden="1" w:unhideWhenUsed="1"/>
+    <w:lsdException w:name="Table Subtle 1" w:semiHidden="1" w:unhideWhenUsed="1"/>
+    <w:lsdException w:name="Table Subtle 2" w:semiHidden="1" w:unhideWhenUsed="1"/>
+    <w:lsdException w:name="Table Web 1" w:semiHidden="1" w:unhideWhenUsed="1"/>
+    <w:lsdException w:name="Table Web 2" w:semiHidden="1" w:unhideWhenUsed="1"/>
+    <w:lsdException w:name="Table Web 3" w:semiHidden="1" w:unhideWhenUsed="1"/>
+    <w:lsdException w:name="Balloon Text" w:semiHidden="1" w:unhideWhenUsed="1"/>
+    <w:lsdException w:name="Table Grid" w:uiPriority="39"/>
+    <w:lsdException w:name="Table Theme" w:semiHidden="1" w:unhideWhenUsed="1"/>
+    <w:lsdException w:name="Placeholder Text" w:semiHidden="1"/>
+    <w:lsdException w:name="No Spacing" w:uiPriority="1" w:qFormat="1"/>
+    <w:lsdException w:name="Light Shading" w:uiPriority="60"/>
+    <w:lsdException w:name="Light List" w:uiPriority="61"/>
+    <w:lsdException w:name="Light Grid" w:uiPriority="62"/>
+    <w:lsdException w:name="Medium Shading 1" w:uiPriority="63"/>
+    <w:lsdException w:name="Medium Shading 2" w:uiPriority="64"/>
+    <w:lsdException w:name="Medium List 1" w:uiPriority="65"/>
+    <w:lsdException w:name="Medium List 2" w:uiPriority="66"/>
+    <w:lsdException w:name="Medium Grid 1" w:uiPriority="67"/>
+    <w:lsdException w:name="Medium Grid 2" w:uiPriority="68"/>
+    <w:lsdException w:name="Medium Grid 3" w:uiPriority="69"/>
+    <w:lsdException w:name="Dark List" w:uiPriority="70"/>
+    <w:lsdException w:name="Colorful Shading" w:uiPriority="71"/>
+    <w:lsdException w:name="Colorful List" w:uiPriority="72"/>
+    <w:lsdException w:name="Colorful Grid" w:uiPriority="73"/>
+    <w:lsdException w:name="Light Shading Accent 1" w:uiPriority="60"/>
+    <w:lsdException w:name="Light List Accent 1" w:uiPriority="61"/>
+    <w:lsdException w:name="Light Grid Accent 1" w:uiPriority="62"/>
+    <w:lsdException w:name="Medium Shading 1 Accent 1" w:uiPriority="63"/>
+    <w:lsdException w:name="Medium Shading 2 Accent 1" w:uiPriority="64"/>
+    <w:lsdException w:name="Medium List 1 Accent 1" w:uiPriority="65"/>
+    <w:lsdException w:name="Revision" w:semiHidden="1"/>
+    <w:lsdException w:name="List Paragraph" w:uiPriority="34" w:qFormat="1"/>
+    <w:lsdException w:name="Quote" w:uiPriority="29" w:qFormat="1"/>
+    <w:lsdException w:name="Intense Quote" w:uiPriority="30" w:qFormat="1"/>
+    <w:lsdException w:name="Medium List 2 Accent 1" w:uiPriority="66"/>
+    <w:lsdException w:name="Medium Grid 1 Accent 1" w:uiPriority="67"/>
+    <w:lsdException w:name="Medium Grid 2 Accent 1" w:uiPriority="68"/>
+    <w:lsdException w:name="Medium Grid 3 Accent 1" w:uiPriority="69"/>
+    <w:lsdException w:name="Dark List Accent 1" w:uiPriority="70"/>
+    <w:lsdException w:name="Colorful Shading Accent 1" w:uiPriority="71"/>
+    <w:lsdException w:name="Colorful List Accent 1" w:uiPriority="72"/>
+    <w:lsdException w:name="Colorful Grid Accent 1" w:uiPriority="73"/>
+    <w:lsdException w:name="Light Shading Accent 2" w:uiPriority="60"/>
+    <w:lsdException w:name="Light List Accent 2" w:uiPriority="61"/>
+    <w:lsdException w:name="Light Grid Accent 2" w:uiPriority="62"/>
+    <w:lsdException w:name="Medium Shading 1 Accent 2" w:uiPriority="63"/>
+    <w:lsdException w:name="Medium Shading 2 Accent 2" w:uiPriority="64"/>
+    <w:lsdException w:name="Medium List 1 Accent 2" w:uiPriority="65"/>
+    <w:lsdException w:name="Medium List 2 Accent 2" w:uiPriority="66"/>
+    <w:lsdException w:name="Medium Grid 1 Accent 2" w:uiPriority="67"/>
+    <w:lsdException w:name="Medium Grid 2 Accent 2" w:uiPriority="68"/>
+    <w:lsdException w:name="Medium Grid 3 Accent 2" w:uiPriority="69"/>
+    <w:lsdException w:name="Dark List Accent 2" w:uiPriority="70"/>
+    <w:lsdException w:name="Colorful Shading Accent 2" w:uiPriority="71"/>
+    <w:lsdException w:name="Colorful List Accent 2" w:uiPriority="72"/>
+    <w:lsdException w:name="Colorful Grid Accent 2" w:uiPriority="73"/>
+    <w:lsdException w:name="Light Shading Accent 3" w:uiPriority="60"/>
+    <w:lsdException w:name="Light List Accent 3" w:uiPriority="61"/>
+    <w:lsdException w:name="Light Grid Accent 3" w:uiPriority="62"/>
+    <w:lsdException w:name="Medium Shading 1 Accent 3" w:uiPriority="63"/>
+    <w:lsdException w:name="Medium Shading 2 Accent 3" w:uiPriority="64"/>
+    <w:lsdException w:name="Medium List 1 Accent 3" w:uiPriority="65"/>
+    <w:lsdException w:name="Medium List 2 Accent 3" w:uiPriority="66"/>
+    <w:lsdException w:name="Medium Grid 1 Accent 3" w:uiPriority="67"/>
+    <w:lsdException w:name="Medium Grid 2 Accent 3" w:uiPriority="68"/>
+    <w:lsdException w:name="Medium Grid 3 Accent 3" w:uiPriority="69"/>
+    <w:lsdException w:name="Dark List Accent 3" w:uiPriority="70"/>
+    <w:lsdException w:name="Colorful Shading Accent 3" w:uiPriority="71"/>
+    <w:lsdException w:name="Colorful List Accent 3" w:uiPriority="72"/>
+    <w:lsdException w:name="Colorful Grid Accent 3" w:uiPriority="73"/>
+    <w:lsdException w:name="Light Shading Accent 4" w:uiPriority="60"/>
+    <w:lsdException w:name="Light List Accent 4" w:uiPriority="61"/>
+    <w:lsdException w:name="Light Grid Accent 4" w:uiPriority="62"/>
+    <w:lsdException w:name="Medium Shading 1 Accent 4" w:uiPriority="63"/>
+    <w:lsdException w:name="Medium Shading 2 Accent 4" w:uiPriority="64"/>
+    <w:lsdException w:name="Medium List 1 Accent 4" w:uiPriority="65"/>
+    <w:lsdException w:name="Medium List 2 Accent 4" w:uiPriority="66"/>
+    <w:lsdException w:name="Medium Grid 1 Accent 4" w:uiPriority="67"/>
+    <w:lsdException w:name="Medium Grid 2 Accent 4" w:uiPriority="68"/>
+    <w:lsdException w:name="Medium Grid 3 Accent 4" w:uiPriority="69"/>
+    <w:lsdException w:name="Dark List Accent 4" w:uiPriority="70"/>
+    <w:lsdException w:name="Colorful Shading Accent 4" w:uiPriority="71"/>
+    <w:lsdException w:name="Colorful List Accent 4" w:uiPriority="72"/>
+    <w:lsdException w:name="Colorful Grid Accent 4" w:uiPriority="73"/>
+    <w:lsdException w:name="Light Shading Accent 5" w:uiPriority="60"/>
+    <w:lsdException w:name="Light List Accent 5" w:uiPriority="61"/>
+    <w:lsdException w:name="Light Grid Accent 5" w:uiPriority="62"/>
+    <w:lsdException w:name="Medium Shading 1 Accent 5" w:uiPriority="63"/>
+    <w:lsdException w:name="Medium Shading 2 Accent 5" w:uiPriority="64"/>
+    <w:lsdException w:name="Medium List 1 Accent 5" w:uiPriority="65"/>
+    <w:lsdException w:name="Medium List 2 Accent 5" w:uiPriority="66"/>
+    <w:lsdException w:name="Medium Grid 1 Accent 5" w:uiPriority="67"/>
+    <w:lsdException w:name="Medium Grid 2 Accent 5" w:uiPriority="68"/>
+    <w:lsdException w:name="Medium Grid 3 Accent 5" w:uiPriority="69"/>
+    <w:lsdException w:name="Dark List Accent 5" w:uiPriority="70"/>
+    <w:lsdException w:name="Colorful Shading Accent 5" w:uiPriority="71"/>
+    <w:lsdException w:name="Colorful List Accent 5" w:uiPriority="72"/>
+    <w:lsdException w:name="Colorful Grid Accent 5" w:uiPriority="73"/>
+    <w:lsdException w:name="Light Shading Accent 6" w:uiPriority="60"/>
+    <w:lsdException w:name="Light List Accent 6" w:uiPriority="61"/>
+    <w:lsdException w:name="Light Grid Accent 6" w:uiPriority="62"/>
+    <w:lsdException w:name="Medium Shading 1 Accent 6" w:uiPriority="63"/>
+    <w:lsdException w:name="Medium Shading 2 Accent 6" w:uiPriority="64"/>
+    <w:lsdException w:name="Medium List 1 Accent 6" w:uiPriority="65"/>
+    <w:lsdException w:name="Medium List 2 Accent 6" w:uiPriority="66"/>
+    <w:lsdException w:name="Medium Grid 1 Accent 6" w:uiPriority="67"/>
+    <w:lsdException w:name="Medium Grid 2 Accent 6" w:uiPriority="68"/>
+    <w:lsdException w:name="Medium Grid 3 Accent 6" w:uiPriority="69"/>
+    <w:lsdException w:name="Dark List Accent 6" w:uiPriority="70"/>
+    <w:lsdException w:name="Colorful Shading Accent 6" w:uiPriority="71"/>
+    <w:lsdException w:name="Colorful List Accent 6" w:uiPriority="72"/>
+    <w:lsdException w:name="Colorful Grid Accent 6" w:uiPriority="73"/>
+    <w:lsdException w:name="Subtle Emphasis" w:uiPriority="19" w:qFormat="1"/>
+    <w:lsdException w:name="Intense Emphasis" w:uiPriority="21" w:qFormat="1"/>
+    <w:lsdException w:name="Subtle Reference" w:uiPriority="31" w:qFormat="1"/>
+    <w:lsdException w:name="Intense Reference" w:uiPriority="32" w:qFormat="1"/>
+    <w:lsdException w:name="Book Title" w:uiPriority="33" w:qFormat="1"/>
+    <w:lsdException w:name="Bibliography" w:semiHidden="1" w:uiPriority="37" w:unhideWhenUsed="1"/>
+    <w:lsdException w:name="TOC Heading" w:semiHidden="1" w:uiPriority="39" w:unhideWhenUsed="1" w:qFormat="1"/>
+    <w:lsdException w:name="Plain Table 1" w:uiPriority="41"/>
+    <w:lsdException w:name="Plain Table 2" w:uiPriority="42"/>
+    <w:lsdException w:name="Plain Table 3" w:uiPriority="43"/>
+    <w:lsdException w:name="Plain Table 4" w:uiPriority="44"/>
+    <w:lsdException w:name="Plain Table 5" w:uiPriority="45"/>
+    <w:lsdException w:name="Grid Table Light" w:uiPriority="40"/>
+    <w:lsdException w:name="Grid Table 1 Light" w:uiPriority="46"/>
+    <w:lsdException w:name="Grid Table 2" w:uiPriority="47"/>
+    <w:lsdException w:name="Grid Table 3" w:uiPriority="48"/>
+    <w:lsdException w:name="Grid Table 4" w:uiPriority="49"/>
+    <w:lsdException w:name="Grid Table 5 Dark" w:uiPriority="50"/>
+    <w:lsdException w:name="Grid Table 6 Colorful" w:uiPriority="51"/>
+    <w:lsdException w:name="Grid Table 7 Colorful" w:uiPriority="52"/>
+    <w:lsdException w:name="Grid Table 1 Light Accent 1" w:uiPriority="46"/>
+    <w:lsdException w:name="Grid Table 2 Accent 1" w:uiPriority="47"/>
+    <w:lsdException w:name="Grid Table 3 Accent 1" w:uiPriority="48"/>
+    <w:lsdException w:name="Grid Table 4 Accent 1" w:uiPriority="49"/>
+    <w:lsdException w:name="Grid Table 5 Dark Accent 1" w:uiPriority="50"/>
+    <w:lsdException w:name="Grid Table 6 Colorful Accent 1" w:uiPriority="51"/>
+    <w:lsdException w:name="Grid Table 7 Colorful Accent 1" w:uiPriority="52"/>
+    <w:lsdException w:name="Grid Table 1 Light Accent 2" w:uiPriority="46"/>
+    <w:lsdException w:name="Grid Table 2 Accent 2" w:uiPriority="47"/>
+    <w:lsdException w:name="Grid Table 3 Accent 2" w:uiPriority="48"/>
+    <w:lsdException w:name="Grid Table 4 Accent 2" w:uiPriority="49"/>
+    <w:lsdException w:name="Grid Table 5 Dark Accent 2" w:uiPriority="50"/>
+    <w:lsdException w:name="Grid Table 6 Colorful Accent 2" w:uiPriority="51"/>
+    <w:lsdException w:name="Grid Table 7 Colorful Accent 2" w:uiPriority="52"/>
+    <w:lsdException w:name="Grid Table 1 Light Accent 3" w:uiPriority="46"/>
+    <w:lsdException w:name="Grid Table 2 Accent 3" w:uiPriority="47"/>
+    <w:lsdException w:name="Grid Table 3 Accent 3" w:uiPriority="48"/>
+    <w:lsdException w:name="Grid Table 4 Accent 3" w:uiPriority="49"/>
+    <w:lsdException w:name="Grid Table 5 Dark Accent 3" w:uiPriority="50"/>
+    <w:lsdException w:name="Grid Table 6 Colorful Accent 3" w:uiPriority="51"/>
+    <w:lsdException w:name="Grid Table 7 Colorful Accent 3" w:uiPriority="52"/>
+    <w:lsdException w:name="Grid Table 1 Light Accent 4" w:uiPriority="46"/>
+    <w:lsdException w:name="Grid Table 2 Accent 4" w:uiPriority="47"/>
+    <w:lsdException w:name="Grid Table 3 Accent 4" w:uiPriority="48"/>
+    <w:lsdException w:name="Grid Table 4 Accent 4" w:uiPriority="49"/>
+    <w:lsdException w:name="Grid Table 5 Dark Accent 4" w:uiPriority="50"/>
+    <w:lsdException w:name="Grid Table 6 Colorful Accent 4" w:uiPriority="51"/>
+    <w:lsdException w:name="Grid Table 7 Colorful Accent 4" w:uiPriority="52"/>
+    <w:lsdException w:name="Grid Table 1 Light Accent 5" w:uiPriority="46"/>
+    <w:lsdException w:name="Grid Table 2 Accent 5" w:uiPriority="47"/>
+    <w:lsdException w:name="Grid Table 3 Accent 5" w:uiPriority="48"/>
+    <w:lsdException w:name="Grid Table 4 Accent 5" w:uiPriority="49"/>
+    <w:lsdException w:name="Grid Table 5 Dark Accent 5" w:uiPriority="50"/>
+    <w:lsdException w:name="Grid Table 6 Colorful Accent 5" w:uiPriority="51"/>
+    <w:lsdException w:name="Grid Table 7 Colorful Accent 5" w:uiPriority="52"/>
+    <w:lsdException w:name="Grid Table 1 Light Accent 6" w:uiPriority="46"/>
+    <w:lsdException w:name="Grid Table 2 Accent 6" w:uiPriority="47"/>
+    <w:lsdException w:name="Grid Table 3 Accent 6" w:uiPriority="48"/>
+    <w:lsdException w:name="Grid Table 4 Accent 6" w:uiPriority="49"/>
+    <w:lsdException w:name="Grid Table 5 Dark Accent 6" w:uiPriority="50"/>
+    <w:lsdException w:name="Grid Table 6 Colorful Accent 6" w:uiPriority="51"/>
+    <w:lsdException w:name="Grid Table 7 Colorful Accent 6" w:uiPriority="52"/>
+    <w:lsdException w:name="List Table 1 Light" w:uiPriority="46"/>
+    <w:lsdException w:name="List Table 2" w:uiPriority="47"/>
+    <w:lsdException w:name="List Table 3" w:uiPriority="48"/>
+    <w:lsdException w:name="List Table 4" w:uiPriority="49"/>
+    <w:lsdException w:name="List Table 5 Dark" w:uiPriority="50"/>
+    <w:lsdException w:name="List Table 6 Colorful" w:uiPriority="51"/>
+    <w:lsdException w:name="List Table 7 Colorful" w:uiPriority="52"/>
+    <w:lsdException w:name="List Table 1 Light Accent 1" w:uiPriority="46"/>
+    <w:lsdException w:name="List Table 2 Accent 1" w:uiPriority="47"/>
+    <w:lsdException w:name="List Table 3 Accent 1" w:uiPriority="48"/>
+    <w:lsdException w:name="List Table 4 Accent 1" w:uiPriority="49"/>
+    <w:lsdException w:name="List Table 5 Dark Accent 1" w:uiPriority="50"/>
+    <w:lsdException w:name="List Table 6 Colorful Accent 1" w:uiPriority="51"/>
+    <w:lsdException w:name="List Table 7 Colorful Accent 1" w:uiPriority="52"/>
+    <w:lsdException w:name="List Table 1 Light Accent 2" w:uiPriority="46"/>
+    <w:lsdException w:name="List Table 2 Accent 2" w:uiPriority="47"/>
+    <w:lsdException w:name="List Table 3 Accent 2" w:uiPriority="48"/>
+    <w:lsdException w:name="List Table 4 Accent 2" w:uiPriority="49"/>
+    <w:lsdException w:name="List Table 5 Dark Accent 2" w:uiPriority="50"/>
+    <w:lsdException w:name="List Table 6 Colorful Accent 2" w:uiPriority="51"/>
+    <w:lsdException w:name="List Table 7 Colorful Accent 2" w:uiPriority="52"/>
+    <w:lsdException w:name="List Table 1 Light Accent 3" w:uiPriority="46"/>
+    <w:lsdException w:name="List Table 2 Accent 3" w:uiPriority="47"/>
+    <w:lsdException w:name="List Table 3 Accent 3" w:uiPriority="48"/>
+    <w:lsdException w:name="List Table 4 Accent 3" w:uiPriority="49"/>
+    <w:lsdException w:name="List Table 5 Dark Accent 3" w:uiPriority="50"/>
+    <w:lsdException w:name="List Table 6 Colorful Accent 3" w:uiPriority="51"/>
+    <w:lsdException w:name="List Table 7 Colorful Accent 3" w:uiPriority="52"/>
+    <w:lsdException w:name="List Table 1 Light Accent 4" w:uiPriority="46"/>
+    <w:lsdException w:name="List Table 2 Accent 4" w:uiPriority="47"/>
+    <w:lsdException w:name="List Table 3 Accent 4" w:uiPriority="48"/>
+    <w:lsdException w:name="List Table 4 Accent 4" w:uiPriority="49"/>
+    <w:lsdException w:name="List Table 5 Dark Accent 4" w:uiPriority="50"/>
+    <w:lsdException w:name="List Table 6 Colorful Accent 4" w:uiPriority="51"/>
+    <w:lsdException w:name="List Table 7 Colorful Accent 4" w:uiPriority="52"/>
+    <w:lsdException w:name="List Table 1 Light Accent 5" w:uiPriority="46"/>
+    <w:lsdException w:name="List Table 2 Accent 5" w:uiPriority="47"/>
+    <w:lsdException w:name="List Table 3 Accent 5" w:uiPriority="48"/>
+    <w:lsdException w:name="List Table 4 Accent 5" w:uiPriority="49"/>
+    <w:lsdException w:name="List Table 5 Dark Accent 5" w:uiPriority="50"/>
+    <w:lsdException w:name="List Table 6 Colorful Accent 5" w:uiPriority="51"/>
+    <w:lsdException w:name="List Table 7 Colorful Accent 5" w:uiPriority="52"/>
+    <w:lsdException w:name="List Table 1 Light Accent 6" w:uiPriority="46"/>
+    <w:lsdException w:name="List Table 2 Accent 6" w:uiPriority="47"/>
+    <w:lsdException w:name="List Table 3 Accent 6" w:uiPriority="48"/>
+    <w:lsdException w:name="List Table 4 Accent 6" w:uiPriority="49"/>
+    <w:lsdException w:name="List Table 5 Dark Accent 6" w:uiPriority="50"/>
+    <w:lsdException w:name="List Table 6 Colorful Accent 6" w:uiPriority="51"/>
+    <w:lsdException w:name="List Table 7 Colorful Accent 6" w:uiPriority="52"/>
+    <w:lsdException w:name="Mention" w:semiHidden="1" w:unhideWhenUsed="1"/>
+    <w:lsdException w:name="Smart Hyperlink" w:semiHidden="1" w:unhideWhenUsed="1"/>
+    <w:lsdException w:name="Hashtag" w:semiHidden="1" w:unhideWhenUsed="1"/>
+    <w:lsdException w:name="Unresolved Mention" w:semiHidden="1" w:unhideWhenUsed="1"/>
+    <w:lsdException w:name="Smart Link" w:semiHidden="1" w:unhideWhenUsed="1"/>
+  </w:latentStyles>
+  <w:style w:type="paragraph" w:default="1" w:styleId="Normal">
+    <w:name w:val="Normal"/>
+    <w:qFormat/>
+  </w:style>
+  <w:style w:type="paragraph" w:styleId="Ttulo1">
     <w:name w:val="heading 1"/>
     <w:basedOn w:val="Normal"/>
     <w:next w:val="Normal"/>
+    <w:uiPriority w:val="9"/>
+    <w:qFormat/>
     <w:pPr>
-      <w:keepNext w:val="1"/>
-      <w:keepLines w:val="1"/>
-      <w:spacing w:after="0" w:before="480" w:lineRule="auto"/>
+      <w:keepNext/>
+      <w:keepLines/>
+      <w:spacing w:before="480" w:after="0"/>
+      <w:outlineLvl w:val="0"/>
     </w:pPr>
     <w:rPr>
-      <w:rFonts w:ascii="Cambria" w:cs="Cambria" w:eastAsia="Cambria" w:hAnsi="Cambria"/>
-      <w:b w:val="1"/>
-      <w:bCs w:val="1"/>
+      <w:rFonts w:ascii="Cambria" w:eastAsia="Cambria" w:hAnsi="Cambria" w:cs="Cambria"/>
+      <w:b/>
+      <w:bCs/>
       <w:color w:val="366091"/>
       <w:sz w:val="28"/>
       <w:szCs w:val="28"/>
     </w:rPr>
   </w:style>
-  <w:style w:type="paragraph" w:styleId="Heading2">
+  <w:style w:type="paragraph" w:styleId="Ttulo2">
     <w:name w:val="heading 2"/>
     <w:basedOn w:val="Normal"/>
     <w:next w:val="Normal"/>
+    <w:uiPriority w:val="9"/>
+    <w:unhideWhenUsed/>
+    <w:qFormat/>
     <w:pPr>
-      <w:keepNext w:val="1"/>
-      <w:keepLines w:val="1"/>
-      <w:spacing w:after="0" w:before="200" w:lineRule="auto"/>
+      <w:keepNext/>
+      <w:keepLines/>
+      <w:spacing w:before="200" w:after="0"/>
+      <w:outlineLvl w:val="1"/>
     </w:pPr>
     <w:rPr>
-      <w:rFonts w:ascii="Cambria" w:cs="Cambria" w:eastAsia="Cambria" w:hAnsi="Cambria"/>
-      <w:b w:val="1"/>
-      <w:bCs w:val="1"/>
-      <w:color w:val="4f81bd"/>
+      <w:rFonts w:ascii="Cambria" w:eastAsia="Cambria" w:hAnsi="Cambria" w:cs="Cambria"/>
+      <w:b/>
+      <w:bCs/>
+      <w:color w:val="4F81BD"/>
       <w:sz w:val="26"/>
       <w:szCs w:val="26"/>
     </w:rPr>
   </w:style>
-  <w:style w:type="paragraph" w:styleId="Heading3">
+  <w:style w:type="paragraph" w:styleId="Ttulo3">
     <w:name w:val="heading 3"/>
     <w:basedOn w:val="Normal"/>
     <w:next w:val="Normal"/>
+    <w:uiPriority w:val="9"/>
+    <w:semiHidden/>
+    <w:unhideWhenUsed/>
+    <w:qFormat/>
     <w:pPr>
-      <w:keepNext w:val="1"/>
-      <w:keepLines w:val="0"/>
+      <w:keepNext/>
       <w:widowControl w:val="0"/>
-      <w:spacing w:after="60" w:before="120" w:lineRule="auto"/>
+      <w:spacing w:before="120" w:after="60"/>
       <w:jc w:val="both"/>
+      <w:outlineLvl w:val="2"/>
     </w:pPr>
     <w:rPr>
-      <w:rFonts w:ascii="Arial" w:cs="Arial" w:eastAsia="Arial" w:hAnsi="Arial"/>
-      <w:b w:val="0"/>
-      <w:bCs w:val="0"/>
-      <w:i w:val="1"/>
-      <w:iCs w:val="1"/>
+      <w:rFonts w:ascii="Arial" w:eastAsia="Arial" w:hAnsi="Arial" w:cs="Arial"/>
+      <w:i/>
+      <w:iCs/>
       <w:color w:val="000000"/>
       <w:sz w:val="20"/>
       <w:szCs w:val="20"/>
     </w:rPr>
   </w:style>
-  <w:style w:type="paragraph" w:styleId="Heading4">
+  <w:style w:type="paragraph" w:styleId="Ttulo4">
     <w:name w:val="heading 4"/>
     <w:basedOn w:val="Normal"/>
     <w:next w:val="Normal"/>
+    <w:uiPriority w:val="9"/>
+    <w:semiHidden/>
+    <w:unhideWhenUsed/>
+    <w:qFormat/>
     <w:pPr>
-      <w:keepNext w:val="1"/>
-      <w:keepLines w:val="0"/>
+      <w:keepNext/>
       <w:widowControl w:val="0"/>
-      <w:spacing w:after="60" w:before="120" w:lineRule="auto"/>
+      <w:spacing w:before="120" w:after="60"/>
       <w:jc w:val="both"/>
+      <w:outlineLvl w:val="3"/>
     </w:pPr>
     <w:rPr>
-      <w:rFonts w:ascii="Arial" w:cs="Arial" w:eastAsia="Arial" w:hAnsi="Arial"/>
-      <w:b w:val="0"/>
-      <w:bCs w:val="0"/>
+      <w:rFonts w:ascii="Arial" w:eastAsia="Arial" w:hAnsi="Arial" w:cs="Arial"/>
       <w:color w:val="000000"/>
       <w:sz w:val="20"/>
       <w:szCs w:val="20"/>
     </w:rPr>
   </w:style>
-  <w:style w:type="paragraph" w:styleId="Heading5">
+  <w:style w:type="paragraph" w:styleId="Ttulo5">
     <w:name w:val="heading 5"/>
     <w:basedOn w:val="Normal"/>
     <w:next w:val="Normal"/>
+    <w:uiPriority w:val="9"/>
+    <w:semiHidden/>
+    <w:unhideWhenUsed/>
+    <w:qFormat/>
     <w:pPr>
       <w:widowControl w:val="0"/>
-      <w:spacing w:after="60" w:before="240" w:lineRule="auto"/>
+      <w:spacing w:before="240" w:after="60"/>
       <w:ind w:left="2880"/>
       <w:jc w:val="both"/>
+      <w:outlineLvl w:val="4"/>
     </w:pPr>
     <w:rPr>
-      <w:rFonts w:ascii="Verdana" w:cs="Verdana" w:eastAsia="Verdana" w:hAnsi="Verdana"/>
+      <w:rFonts w:ascii="Verdana" w:eastAsia="Verdana" w:hAnsi="Verdana" w:cs="Verdana"/>
     </w:rPr>
   </w:style>
-  <w:style w:type="paragraph" w:styleId="Heading6">
+  <w:style w:type="paragraph" w:styleId="Ttulo6">
     <w:name w:val="heading 6"/>
     <w:basedOn w:val="Normal"/>
     <w:next w:val="Normal"/>
+    <w:uiPriority w:val="9"/>
+    <w:semiHidden/>
+    <w:unhideWhenUsed/>
+    <w:qFormat/>
     <w:pPr>
       <w:widowControl w:val="0"/>
-      <w:spacing w:after="60" w:before="240" w:lineRule="auto"/>
+      <w:spacing w:before="240" w:after="60"/>
       <w:ind w:left="2880"/>
       <w:jc w:val="both"/>
+      <w:outlineLvl w:val="5"/>
     </w:pPr>
     <w:rPr>
-      <w:rFonts w:ascii="Verdana" w:cs="Verdana" w:eastAsia="Verdana" w:hAnsi="Verdana"/>
-      <w:i w:val="1"/>
-      <w:iCs w:val="1"/>
+      <w:rFonts w:ascii="Verdana" w:eastAsia="Verdana" w:hAnsi="Verdana" w:cs="Verdana"/>
+      <w:i/>
+      <w:iCs/>
     </w:rPr>
   </w:style>
-  <w:style w:type="paragraph" w:styleId="Title">
+  <w:style w:type="paragraph" w:styleId="Ttulo7">
+    <w:name w:val="heading 7"/>
+    <w:basedOn w:val="Normal"/>
+    <w:next w:val="Normal"/>
+    <w:link w:val="Ttulo7Car"/>
+    <w:qFormat/>
+    <w:rsid w:val="000A2611"/>
+    <w:pPr>
+      <w:widowControl w:val="0"/>
+      <w:spacing w:before="240" w:after="60" w:line="240" w:lineRule="atLeast"/>
+      <w:ind w:left="2880"/>
+      <w:jc w:val="both"/>
+      <w:outlineLvl w:val="6"/>
+    </w:pPr>
+    <w:rPr>
+      <w:rFonts w:ascii="Verdana" w:eastAsia="Times New Roman" w:hAnsi="Verdana" w:cs="Times New Roman"/>
+      <w:sz w:val="20"/>
+      <w:szCs w:val="20"/>
+      <w:lang w:val="en-US"/>
+    </w:rPr>
+  </w:style>
+  <w:style w:type="paragraph" w:styleId="Ttulo8">
+    <w:name w:val="heading 8"/>
+    <w:basedOn w:val="Normal"/>
+    <w:next w:val="Normal"/>
+    <w:link w:val="Ttulo8Car"/>
+    <w:qFormat/>
+    <w:rsid w:val="000A2611"/>
+    <w:pPr>
+      <w:widowControl w:val="0"/>
+      <w:spacing w:before="240" w:after="60" w:line="240" w:lineRule="atLeast"/>
+      <w:ind w:left="2880"/>
+      <w:jc w:val="both"/>
+      <w:outlineLvl w:val="7"/>
+    </w:pPr>
+    <w:rPr>
+      <w:rFonts w:ascii="Verdana" w:eastAsia="Times New Roman" w:hAnsi="Verdana" w:cs="Times New Roman"/>
+      <w:i/>
+      <w:sz w:val="20"/>
+      <w:szCs w:val="20"/>
+      <w:lang w:val="en-US"/>
+    </w:rPr>
+  </w:style>
+  <w:style w:type="paragraph" w:styleId="Ttulo9">
+    <w:name w:val="heading 9"/>
+    <w:basedOn w:val="Normal"/>
+    <w:next w:val="Normal"/>
+    <w:link w:val="Ttulo9Car"/>
+    <w:qFormat/>
+    <w:rsid w:val="000A2611"/>
+    <w:pPr>
+      <w:widowControl w:val="0"/>
+      <w:spacing w:before="240" w:after="60" w:line="240" w:lineRule="atLeast"/>
+      <w:ind w:left="2880"/>
+      <w:jc w:val="both"/>
+      <w:outlineLvl w:val="8"/>
+    </w:pPr>
+    <w:rPr>
+      <w:rFonts w:ascii="Verdana" w:eastAsia="Times New Roman" w:hAnsi="Verdana" w:cs="Times New Roman"/>
+      <w:b/>
+      <w:i/>
+      <w:sz w:val="18"/>
+      <w:szCs w:val="20"/>
+      <w:lang w:val="en-US"/>
+    </w:rPr>
+  </w:style>
+  <w:style w:type="character" w:default="1" w:styleId="Fuentedeprrafopredeter">
+    <w:name w:val="Default Paragraph Font"/>
+    <w:uiPriority w:val="1"/>
+    <w:semiHidden/>
+    <w:unhideWhenUsed/>
+  </w:style>
+  <w:style w:type="table" w:default="1" w:styleId="Tablanormal">
+    <w:name w:val="Normal Table"/>
+    <w:uiPriority w:val="99"/>
+    <w:semiHidden/>
+    <w:unhideWhenUsed/>
+    <w:tblPr>
+      <w:tblInd w:w="0" w:type="dxa"/>
+      <w:tblCellMar>
+        <w:top w:w="0" w:type="dxa"/>
+        <w:left w:w="108" w:type="dxa"/>
+        <w:bottom w:w="0" w:type="dxa"/>
+        <w:right w:w="108" w:type="dxa"/>
+      </w:tblCellMar>
+    </w:tblPr>
+  </w:style>
+  <w:style w:type="numbering" w:default="1" w:styleId="Sinlista">
+    <w:name w:val="No List"/>
+    <w:uiPriority w:val="99"/>
+    <w:semiHidden/>
+    <w:unhideWhenUsed/>
+  </w:style>
+  <w:style w:type="table" w:customStyle="1" w:styleId="TableNormal">
+    <w:name w:val="TableNormal"/>
+    <w:tblPr>
+      <w:tblCellMar>
+        <w:top w:w="100" w:type="dxa"/>
+        <w:left w:w="100" w:type="dxa"/>
+        <w:bottom w:w="100" w:type="dxa"/>
+        <w:right w:w="100" w:type="dxa"/>
+      </w:tblCellMar>
+    </w:tblPr>
+  </w:style>
+  <w:style w:type="paragraph" w:styleId="Ttulo">
     <w:name w:val="Title"/>
     <w:basedOn w:val="Normal"/>
     <w:next w:val="Normal"/>
+    <w:uiPriority w:val="10"/>
+    <w:qFormat/>
     <w:pPr>
       <w:spacing w:after="0" w:line="240" w:lineRule="auto"/>
       <w:jc w:val="center"/>
     </w:pPr>
     <w:rPr>
-      <w:rFonts w:ascii="Arial" w:cs="Arial" w:eastAsia="Arial" w:hAnsi="Arial"/>
-      <w:b w:val="1"/>
-      <w:bCs w:val="1"/>
+      <w:rFonts w:ascii="Arial" w:eastAsia="Arial" w:hAnsi="Arial" w:cs="Arial"/>
+      <w:b/>
+      <w:bCs/>
       <w:sz w:val="36"/>
       <w:szCs w:val="36"/>
     </w:rPr>
   </w:style>
-  <w:style w:type="paragraph" w:styleId="Ttulo7">
-    <w:name w:val="heading 7"/>
-    <w:basedOn w:val="Normal"/>
-    <w:next w:val="Normal"/>
-    <w:link w:val="Ttulo7Car"/>
-    <w:qFormat w:val="1"/>
-    <w:rsid w:val="000A2611"/>
-    <w:pPr>
-      <w:widowControl w:val="0"/>
-      <w:spacing w:after="60" w:before="240" w:line="240" w:lineRule="atLeast"/>
-      <w:ind w:left="2880"/>
-      <w:jc w:val="both"/>
-      <w:outlineLvl w:val="6"/>
-    </w:pPr>
-    <w:rPr>
-      <w:rFonts w:ascii="Verdana" w:cs="Times New Roman" w:eastAsia="Times New Roman" w:hAnsi="Verdana"/>
-      <w:sz w:val="20"/>
-      <w:szCs w:val="20"/>
-      <w:lang w:val="en-US"/>
-    </w:rPr>
-  </w:style>
-  <w:style w:type="paragraph" w:styleId="Ttulo8">
-    <w:name w:val="heading 8"/>
-    <w:basedOn w:val="Normal"/>
-    <w:next w:val="Normal"/>
-    <w:link w:val="Ttulo8Car"/>
-    <w:qFormat w:val="1"/>
-    <w:rsid w:val="000A2611"/>
-    <w:pPr>
-      <w:widowControl w:val="0"/>
-      <w:spacing w:after="60" w:before="240" w:line="240" w:lineRule="atLeast"/>
-      <w:ind w:left="2880"/>
-      <w:jc w:val="both"/>
-      <w:outlineLvl w:val="7"/>
-    </w:pPr>
-    <w:rPr>
-      <w:rFonts w:ascii="Verdana" w:cs="Times New Roman" w:eastAsia="Times New Roman" w:hAnsi="Verdana"/>
-      <w:i w:val="1"/>
-      <w:sz w:val="20"/>
-      <w:szCs w:val="20"/>
-      <w:lang w:val="en-US"/>
-    </w:rPr>
-  </w:style>
-  <w:style w:type="paragraph" w:styleId="Ttulo9">
-    <w:name w:val="heading 9"/>
-    <w:basedOn w:val="Normal"/>
-    <w:next w:val="Normal"/>
-    <w:link w:val="Ttulo9Car"/>
-    <w:qFormat w:val="1"/>
-    <w:rsid w:val="000A2611"/>
-    <w:pPr>
-      <w:widowControl w:val="0"/>
-      <w:spacing w:after="60" w:before="240" w:line="240" w:lineRule="atLeast"/>
-      <w:ind w:left="2880"/>
-      <w:jc w:val="both"/>
-      <w:outlineLvl w:val="8"/>
-    </w:pPr>
-    <w:rPr>
-      <w:rFonts w:ascii="Verdana" w:cs="Times New Roman" w:eastAsia="Times New Roman" w:hAnsi="Verdana"/>
-      <w:b w:val="1"/>
-      <w:i w:val="1"/>
-      <w:sz w:val="18"/>
-      <w:szCs w:val="20"/>
-      <w:lang w:val="en-US"/>
-    </w:rPr>
-  </w:style>
-  <w:style w:type="character" w:styleId="Fuentedeprrafopredeter" w:default="1">
-    <w:name w:val="Default Paragraph Font"/>
-    <w:uiPriority w:val="1"/>
-    <w:semiHidden w:val="1"/>
-    <w:unhideWhenUsed w:val="1"/>
-  </w:style>
-  <w:style w:type="table" w:styleId="Tablanormal" w:default="1">
-    <w:name w:val="Normal Table"/>
-    <w:uiPriority w:val="99"/>
-    <w:semiHidden w:val="1"/>
-    <w:unhideWhenUsed w:val="1"/>
-    <w:tblPr>
-      <w:tblInd w:w="0.0" w:type="dxa"/>
-      <w:tblCellMar>
-        <w:top w:w="0.0" w:type="dxa"/>
-        <w:left w:w="108.0" w:type="dxa"/>
-        <w:bottom w:w="0.0" w:type="dxa"/>
-        <w:right w:w="108.0" w:type="dxa"/>
-      </w:tblCellMar>
-    </w:tblPr>
-  </w:style>
-  <w:style w:type="numbering" w:styleId="Sinlista" w:default="1">
-    <w:name w:val="No List"/>
-    <w:uiPriority w:val="99"/>
-    <w:semiHidden w:val="1"/>
-    <w:unhideWhenUsed w:val="1"/>
-  </w:style>
-  <w:style w:type="table" w:styleId="TableNormal" w:customStyle="1">
+  <w:style w:type="table" w:customStyle="1" w:styleId="TableNormal0">
     <w:name w:val="Table Normal"/>
     <w:tblPr>
       <w:tblCellMar>
-        <w:top w:w="0.0" w:type="dxa"/>
-        <w:left w:w="0.0" w:type="dxa"/>
-        <w:bottom w:w="0.0" w:type="dxa"/>
-        <w:right w:w="0.0" w:type="dxa"/>
+        <w:top w:w="0" w:type="dxa"/>
+        <w:left w:w="0" w:type="dxa"/>
+        <w:bottom w:w="0" w:type="dxa"/>
+        <w:right w:w="0" w:type="dxa"/>
       </w:tblCellMar>
     </w:tblPr>
   </w:style>
@@ -4946,24 +4654,24 @@
     <w:name w:val="List Paragraph"/>
     <w:basedOn w:val="Normal"/>
     <w:uiPriority w:val="34"/>
-    <w:qFormat w:val="1"/>
+    <w:qFormat/>
     <w:rsid w:val="00403D57"/>
     <w:pPr>
       <w:ind w:left="720"/>
-      <w:contextualSpacing w:val="1"/>
+      <w:contextualSpacing/>
     </w:pPr>
   </w:style>
   <w:style w:type="paragraph" w:styleId="NormalWeb">
     <w:name w:val="Normal (Web)"/>
     <w:basedOn w:val="Normal"/>
     <w:uiPriority w:val="99"/>
-    <w:unhideWhenUsed w:val="1"/>
+    <w:unhideWhenUsed/>
     <w:rsid w:val="00B83719"/>
     <w:pPr>
-      <w:spacing w:after="100" w:afterAutospacing="1" w:before="100" w:beforeAutospacing="1" w:line="240" w:lineRule="auto"/>
+      <w:spacing w:before="100" w:beforeAutospacing="1" w:after="100" w:afterAutospacing="1" w:line="240" w:lineRule="auto"/>
     </w:pPr>
     <w:rPr>
-      <w:rFonts w:ascii="Times New Roman" w:cs="Times New Roman" w:eastAsia="Times New Roman" w:hAnsi="Times New Roman"/>
+      <w:rFonts w:ascii="Times New Roman" w:eastAsia="Times New Roman" w:hAnsi="Times New Roman" w:cs="Times New Roman"/>
       <w:sz w:val="24"/>
       <w:szCs w:val="24"/>
     </w:rPr>
@@ -4978,12 +4686,12 @@
     </w:pPr>
     <w:tblPr>
       <w:tblBorders>
-        <w:top w:color="auto" w:space="0" w:sz="4" w:val="single"/>
-        <w:left w:color="auto" w:space="0" w:sz="4" w:val="single"/>
-        <w:bottom w:color="auto" w:space="0" w:sz="4" w:val="single"/>
-        <w:right w:color="auto" w:space="0" w:sz="4" w:val="single"/>
-        <w:insideH w:color="auto" w:space="0" w:sz="4" w:val="single"/>
-        <w:insideV w:color="auto" w:space="0" w:sz="4" w:val="single"/>
+        <w:top w:val="single" w:sz="4" w:space="0" w:color="auto"/>
+        <w:left w:val="single" w:sz="4" w:space="0" w:color="auto"/>
+        <w:bottom w:val="single" w:sz="4" w:space="0" w:color="auto"/>
+        <w:right w:val="single" w:sz="4" w:space="0" w:color="auto"/>
+        <w:insideH w:val="single" w:sz="4" w:space="0" w:color="auto"/>
+        <w:insideV w:val="single" w:sz="4" w:space="0" w:color="auto"/>
       </w:tblBorders>
     </w:tblPr>
   </w:style>
@@ -4992,7 +4700,7 @@
     <w:basedOn w:val="Normal"/>
     <w:link w:val="EncabezadoCar"/>
     <w:uiPriority w:val="99"/>
-    <w:unhideWhenUsed w:val="1"/>
+    <w:unhideWhenUsed/>
     <w:rsid w:val="001A7D2F"/>
     <w:pPr>
       <w:tabs>
@@ -5002,7 +4710,7 @@
       <w:spacing w:after="0" w:line="240" w:lineRule="auto"/>
     </w:pPr>
   </w:style>
-  <w:style w:type="character" w:styleId="EncabezadoCar" w:customStyle="1">
+  <w:style w:type="character" w:customStyle="1" w:styleId="EncabezadoCar">
     <w:name w:val="Encabezado Car"/>
     <w:basedOn w:val="Fuentedeprrafopredeter"/>
     <w:link w:val="Encabezado"/>
@@ -5014,7 +4722,7 @@
     <w:basedOn w:val="Normal"/>
     <w:link w:val="PiedepginaCar"/>
     <w:uiPriority w:val="99"/>
-    <w:unhideWhenUsed w:val="1"/>
+    <w:unhideWhenUsed/>
     <w:rsid w:val="001A7D2F"/>
     <w:pPr>
       <w:tabs>
@@ -5024,7 +4732,7 @@
       <w:spacing w:after="0" w:line="240" w:lineRule="auto"/>
     </w:pPr>
   </w:style>
-  <w:style w:type="character" w:styleId="PiedepginaCar" w:customStyle="1">
+  <w:style w:type="character" w:customStyle="1" w:styleId="PiedepginaCar">
     <w:name w:val="Pie de página Car"/>
     <w:basedOn w:val="Fuentedeprrafopredeter"/>
     <w:link w:val="Piedepgina"/>
@@ -5036,46 +4744,45 @@
     <w:basedOn w:val="Normal"/>
     <w:link w:val="TextodegloboCar"/>
     <w:uiPriority w:val="99"/>
-    <w:semiHidden w:val="1"/>
-    <w:unhideWhenUsed w:val="1"/>
+    <w:semiHidden/>
+    <w:unhideWhenUsed/>
     <w:rsid w:val="001A7D2F"/>
     <w:pPr>
       <w:spacing w:after="0" w:line="240" w:lineRule="auto"/>
     </w:pPr>
     <w:rPr>
-      <w:rFonts w:ascii="Tahoma" w:cs="Tahoma" w:hAnsi="Tahoma"/>
+      <w:rFonts w:ascii="Tahoma" w:hAnsi="Tahoma" w:cs="Tahoma"/>
       <w:sz w:val="16"/>
       <w:szCs w:val="16"/>
     </w:rPr>
   </w:style>
-  <w:style w:type="character" w:styleId="TextodegloboCar" w:customStyle="1">
+  <w:style w:type="character" w:customStyle="1" w:styleId="TextodegloboCar">
     <w:name w:val="Texto de globo Car"/>
     <w:basedOn w:val="Fuentedeprrafopredeter"/>
     <w:link w:val="Textodeglobo"/>
     <w:uiPriority w:val="99"/>
-    <w:semiHidden w:val="1"/>
+    <w:semiHidden/>
     <w:rsid w:val="001A7D2F"/>
     <w:rPr>
-      <w:rFonts w:ascii="Tahoma" w:cs="Tahoma" w:hAnsi="Tahoma"/>
+      <w:rFonts w:ascii="Tahoma" w:hAnsi="Tahoma" w:cs="Tahoma"/>
       <w:sz w:val="16"/>
       <w:szCs w:val="16"/>
     </w:rPr>
   </w:style>
-  <w:style w:type="character" w:styleId="TtuloCar" w:customStyle="1">
+  <w:style w:type="character" w:customStyle="1" w:styleId="TtuloCar">
     <w:name w:val="Título Car"/>
     <w:basedOn w:val="Fuentedeprrafopredeter"/>
-    <w:link w:val="Ttulo"/>
     <w:rsid w:val="005F3456"/>
     <w:rPr>
-      <w:rFonts w:ascii="Arial" w:cs="Arial" w:eastAsia="Times New Roman" w:hAnsi="Arial"/>
-      <w:b w:val="1"/>
-      <w:bCs w:val="1"/>
+      <w:rFonts w:ascii="Arial" w:eastAsia="Times New Roman" w:hAnsi="Arial" w:cs="Arial"/>
+      <w:b/>
+      <w:bCs/>
       <w:sz w:val="36"/>
       <w:szCs w:val="36"/>
-      <w:lang w:eastAsia="es-ES" w:val="es-ES"/>
+      <w:lang w:val="es-ES" w:eastAsia="es-ES"/>
     </w:rPr>
   </w:style>
-  <w:style w:type="paragraph" w:styleId="tabletext" w:customStyle="1">
+  <w:style w:type="paragraph" w:customStyle="1" w:styleId="tabletext">
     <w:name w:val="tabletext"/>
     <w:basedOn w:val="Normal"/>
     <w:rsid w:val="005F3456"/>
@@ -5083,17 +4790,17 @@
       <w:spacing w:after="120" w:line="240" w:lineRule="atLeast"/>
     </w:pPr>
     <w:rPr>
-      <w:rFonts w:ascii="Arial" w:cs="Times New Roman" w:eastAsia="Times New Roman" w:hAnsi="Arial"/>
+      <w:rFonts w:ascii="Arial" w:eastAsia="Times New Roman" w:hAnsi="Arial" w:cs="Times New Roman"/>
       <w:sz w:val="20"/>
       <w:szCs w:val="20"/>
-      <w:lang w:eastAsia="es-ES" w:val="es-ES"/>
+      <w:lang w:val="es-ES" w:eastAsia="es-ES"/>
     </w:rPr>
   </w:style>
   <w:style w:type="paragraph" w:styleId="Sinespaciado">
     <w:name w:val="No Spacing"/>
     <w:link w:val="SinespaciadoCar"/>
     <w:uiPriority w:val="1"/>
-    <w:qFormat w:val="1"/>
+    <w:qFormat/>
     <w:rsid w:val="009E382B"/>
     <w:pPr>
       <w:spacing w:after="0" w:line="240" w:lineRule="auto"/>
@@ -5103,7 +4810,7 @@
       <w:lang w:val="es-ES"/>
     </w:rPr>
   </w:style>
-  <w:style w:type="character" w:styleId="SinespaciadoCar" w:customStyle="1">
+  <w:style w:type="character" w:customStyle="1" w:styleId="SinespaciadoCar">
     <w:name w:val="Sin espaciado Car"/>
     <w:basedOn w:val="Fuentedeprrafopredeter"/>
     <w:link w:val="Sinespaciado"/>
@@ -5114,72 +4821,66 @@
       <w:lang w:val="es-ES"/>
     </w:rPr>
   </w:style>
-  <w:style w:type="paragraph" w:styleId="Estilo1" w:customStyle="1">
+  <w:style w:type="paragraph" w:customStyle="1" w:styleId="Estilo1">
     <w:name w:val="Estilo1"/>
     <w:basedOn w:val="Normal"/>
     <w:link w:val="Estilo1Car"/>
-    <w:qFormat w:val="1"/>
+    <w:qFormat/>
     <w:rsid w:val="00616CDB"/>
     <w:rPr>
-      <w:rFonts w:ascii="Times New Roman" w:cs="Times New Roman" w:hAnsi="Times New Roman"/>
+      <w:rFonts w:ascii="Times New Roman" w:hAnsi="Times New Roman" w:cs="Times New Roman"/>
       <w:sz w:val="24"/>
       <w:szCs w:val="24"/>
       <w:u w:val="single"/>
     </w:rPr>
   </w:style>
-  <w:style w:type="character" w:styleId="Ttulo1Car" w:customStyle="1">
+  <w:style w:type="character" w:customStyle="1" w:styleId="Ttulo1Car">
     <w:name w:val="Título 1 Car"/>
     <w:basedOn w:val="Fuentedeprrafopredeter"/>
-    <w:link w:val="Ttulo1"/>
     <w:uiPriority w:val="9"/>
     <w:rsid w:val="00616CDB"/>
     <w:rPr>
-      <w:rFonts w:asciiTheme="majorHAnsi" w:cstheme="majorBidi" w:eastAsiaTheme="majorEastAsia" w:hAnsiTheme="majorHAnsi"/>
-      <w:b w:val="1"/>
-      <w:bCs w:val="1"/>
-      <w:color w:val="365f91" w:themeColor="accent1" w:themeShade="0000BF"/>
+      <w:rFonts w:asciiTheme="majorHAnsi" w:eastAsiaTheme="majorEastAsia" w:hAnsiTheme="majorHAnsi" w:cstheme="majorBidi"/>
+      <w:b/>
+      <w:bCs/>
+      <w:color w:val="365F91" w:themeColor="accent1" w:themeShade="BF"/>
       <w:sz w:val="28"/>
       <w:szCs w:val="28"/>
     </w:rPr>
   </w:style>
-  <w:style w:type="character" w:styleId="Estilo1Car" w:customStyle="1">
+  <w:style w:type="character" w:customStyle="1" w:styleId="Estilo1Car">
     <w:name w:val="Estilo1 Car"/>
     <w:basedOn w:val="Fuentedeprrafopredeter"/>
     <w:link w:val="Estilo1"/>
     <w:rsid w:val="00616CDB"/>
     <w:rPr>
-      <w:rFonts w:ascii="Times New Roman" w:cs="Times New Roman" w:hAnsi="Times New Roman"/>
+      <w:rFonts w:ascii="Times New Roman" w:hAnsi="Times New Roman" w:cs="Times New Roman"/>
       <w:sz w:val="24"/>
       <w:szCs w:val="24"/>
       <w:u w:val="single"/>
     </w:rPr>
   </w:style>
-  <w:style w:type="character" w:styleId="Ttulo2Car" w:customStyle="1">
+  <w:style w:type="character" w:customStyle="1" w:styleId="Ttulo2Car">
     <w:name w:val="Título 2 Car"/>
     <w:basedOn w:val="Fuentedeprrafopredeter"/>
-    <w:link w:val="Ttulo2"/>
     <w:uiPriority w:val="9"/>
     <w:rsid w:val="00616CDB"/>
     <w:rPr>
-      <w:rFonts w:asciiTheme="majorHAnsi" w:cstheme="majorBidi" w:eastAsiaTheme="majorEastAsia" w:hAnsiTheme="majorHAnsi"/>
-      <w:b w:val="1"/>
-      <w:bCs w:val="1"/>
-      <w:color w:val="4f81bd" w:themeColor="accent1"/>
+      <w:rFonts w:asciiTheme="majorHAnsi" w:eastAsiaTheme="majorEastAsia" w:hAnsiTheme="majorHAnsi" w:cstheme="majorBidi"/>
+      <w:b/>
+      <w:bCs/>
+      <w:color w:val="4F81BD" w:themeColor="accent1"/>
       <w:sz w:val="26"/>
       <w:szCs w:val="26"/>
     </w:rPr>
   </w:style>
   <w:style w:type="paragraph" w:styleId="TtuloTDC">
     <w:name w:val="TOC Heading"/>
-    <w:basedOn w:val="Ttulo1"/>
     <w:next w:val="Normal"/>
     <w:uiPriority w:val="39"/>
-    <w:unhideWhenUsed w:val="1"/>
-    <w:qFormat w:val="1"/>
+    <w:unhideWhenUsed/>
+    <w:qFormat/>
     <w:rsid w:val="00005FA5"/>
-    <w:pPr>
-      <w:outlineLvl w:val="9"/>
-    </w:pPr>
     <w:rPr>
       <w:lang w:val="es-ES"/>
     </w:rPr>
@@ -5188,9 +4889,9 @@
     <w:name w:val="toc 1"/>
     <w:basedOn w:val="Normal"/>
     <w:next w:val="Normal"/>
-    <w:autoRedefine w:val="1"/>
+    <w:autoRedefine/>
     <w:uiPriority w:val="39"/>
-    <w:unhideWhenUsed w:val="1"/>
+    <w:unhideWhenUsed/>
     <w:rsid w:val="00005FA5"/>
     <w:pPr>
       <w:spacing w:after="100"/>
@@ -5200,9 +4901,9 @@
     <w:name w:val="toc 2"/>
     <w:basedOn w:val="Normal"/>
     <w:next w:val="Normal"/>
-    <w:autoRedefine w:val="1"/>
+    <w:autoRedefine/>
     <w:uiPriority w:val="39"/>
-    <w:unhideWhenUsed w:val="1"/>
+    <w:unhideWhenUsed/>
     <w:rsid w:val="00005FA5"/>
     <w:pPr>
       <w:spacing w:after="100"/>
@@ -5213,14 +4914,14 @@
     <w:name w:val="Hyperlink"/>
     <w:basedOn w:val="Fuentedeprrafopredeter"/>
     <w:uiPriority w:val="99"/>
-    <w:unhideWhenUsed w:val="1"/>
+    <w:unhideWhenUsed/>
     <w:rsid w:val="00005FA5"/>
     <w:rPr>
-      <w:color w:val="0000ff" w:themeColor="hyperlink"/>
+      <w:color w:val="0000FF" w:themeColor="hyperlink"/>
       <w:u w:val="single"/>
     </w:rPr>
   </w:style>
-  <w:style w:type="paragraph" w:styleId="TableText0" w:customStyle="1">
+  <w:style w:type="paragraph" w:customStyle="1" w:styleId="TableText0">
     <w:name w:val="Table Text"/>
     <w:basedOn w:val="Normal"/>
     <w:rsid w:val="002D4AD6"/>
@@ -5229,96 +4930,92 @@
       <w:jc w:val="center"/>
     </w:pPr>
     <w:rPr>
-      <w:rFonts w:ascii="Times New Roman" w:cs="Times New Roman" w:eastAsia="Times New Roman" w:hAnsi="Times New Roman"/>
-      <w:b w:val="1"/>
-      <w:bCs w:val="1"/>
+      <w:rFonts w:ascii="Times New Roman" w:eastAsia="Times New Roman" w:hAnsi="Times New Roman" w:cs="Times New Roman"/>
+      <w:b/>
+      <w:bCs/>
       <w:sz w:val="20"/>
       <w:szCs w:val="24"/>
       <w:lang w:val="es-CO"/>
     </w:rPr>
   </w:style>
-  <w:style w:type="character" w:styleId="Ttulo3Car" w:customStyle="1">
+  <w:style w:type="character" w:customStyle="1" w:styleId="Ttulo3Car">
     <w:name w:val="Título 3 Car"/>
     <w:basedOn w:val="Fuentedeprrafopredeter"/>
-    <w:link w:val="Ttulo3"/>
     <w:rsid w:val="000A2611"/>
     <w:rPr>
-      <w:rFonts w:ascii="Arial" w:cs="Times New Roman" w:eastAsia="Times New Roman" w:hAnsi="Arial"/>
-      <w:i w:val="1"/>
+      <w:rFonts w:ascii="Arial" w:eastAsia="Times New Roman" w:hAnsi="Arial" w:cs="Times New Roman"/>
+      <w:i/>
       <w:sz w:val="20"/>
       <w:szCs w:val="20"/>
       <w:lang w:val="en-US"/>
     </w:rPr>
   </w:style>
-  <w:style w:type="character" w:styleId="Ttulo4Car" w:customStyle="1">
+  <w:style w:type="character" w:customStyle="1" w:styleId="Ttulo4Car">
     <w:name w:val="Título 4 Car"/>
     <w:basedOn w:val="Fuentedeprrafopredeter"/>
-    <w:link w:val="Ttulo4"/>
     <w:rsid w:val="000A2611"/>
     <w:rPr>
-      <w:rFonts w:ascii="Arial" w:cs="Times New Roman" w:eastAsia="Times New Roman" w:hAnsi="Arial"/>
+      <w:rFonts w:ascii="Arial" w:eastAsia="Times New Roman" w:hAnsi="Arial" w:cs="Times New Roman"/>
       <w:sz w:val="20"/>
       <w:szCs w:val="20"/>
       <w:lang w:val="en-US"/>
     </w:rPr>
   </w:style>
-  <w:style w:type="character" w:styleId="Ttulo5Car" w:customStyle="1">
+  <w:style w:type="character" w:customStyle="1" w:styleId="Ttulo5Car">
     <w:name w:val="Título 5 Car"/>
     <w:basedOn w:val="Fuentedeprrafopredeter"/>
-    <w:link w:val="Ttulo5"/>
     <w:rsid w:val="000A2611"/>
     <w:rPr>
-      <w:rFonts w:ascii="Verdana" w:cs="Times New Roman" w:eastAsia="Times New Roman" w:hAnsi="Verdana"/>
+      <w:rFonts w:ascii="Verdana" w:eastAsia="Times New Roman" w:hAnsi="Verdana" w:cs="Times New Roman"/>
       <w:szCs w:val="20"/>
       <w:lang w:val="en-US"/>
     </w:rPr>
   </w:style>
-  <w:style w:type="character" w:styleId="Ttulo6Car" w:customStyle="1">
+  <w:style w:type="character" w:customStyle="1" w:styleId="Ttulo6Car">
     <w:name w:val="Título 6 Car"/>
     <w:basedOn w:val="Fuentedeprrafopredeter"/>
-    <w:link w:val="Ttulo6"/>
     <w:rsid w:val="000A2611"/>
     <w:rPr>
-      <w:rFonts w:ascii="Verdana" w:cs="Times New Roman" w:eastAsia="Times New Roman" w:hAnsi="Verdana"/>
-      <w:i w:val="1"/>
+      <w:rFonts w:ascii="Verdana" w:eastAsia="Times New Roman" w:hAnsi="Verdana" w:cs="Times New Roman"/>
+      <w:i/>
       <w:szCs w:val="20"/>
       <w:lang w:val="en-US"/>
     </w:rPr>
   </w:style>
-  <w:style w:type="character" w:styleId="Ttulo7Car" w:customStyle="1">
+  <w:style w:type="character" w:customStyle="1" w:styleId="Ttulo7Car">
     <w:name w:val="Título 7 Car"/>
     <w:basedOn w:val="Fuentedeprrafopredeter"/>
     <w:link w:val="Ttulo7"/>
     <w:rsid w:val="000A2611"/>
     <w:rPr>
-      <w:rFonts w:ascii="Verdana" w:cs="Times New Roman" w:eastAsia="Times New Roman" w:hAnsi="Verdana"/>
+      <w:rFonts w:ascii="Verdana" w:eastAsia="Times New Roman" w:hAnsi="Verdana" w:cs="Times New Roman"/>
       <w:sz w:val="20"/>
       <w:szCs w:val="20"/>
       <w:lang w:val="en-US"/>
     </w:rPr>
   </w:style>
-  <w:style w:type="character" w:styleId="Ttulo8Car" w:customStyle="1">
+  <w:style w:type="character" w:customStyle="1" w:styleId="Ttulo8Car">
     <w:name w:val="Título 8 Car"/>
     <w:basedOn w:val="Fuentedeprrafopredeter"/>
     <w:link w:val="Ttulo8"/>
     <w:rsid w:val="000A2611"/>
     <w:rPr>
-      <w:rFonts w:ascii="Verdana" w:cs="Times New Roman" w:eastAsia="Times New Roman" w:hAnsi="Verdana"/>
-      <w:i w:val="1"/>
+      <w:rFonts w:ascii="Verdana" w:eastAsia="Times New Roman" w:hAnsi="Verdana" w:cs="Times New Roman"/>
+      <w:i/>
       <w:sz w:val="20"/>
       <w:szCs w:val="20"/>
       <w:lang w:val="en-US"/>
     </w:rPr>
   </w:style>
-  <w:style w:type="character" w:styleId="Ttulo9Car" w:customStyle="1">
+  <w:style w:type="character" w:customStyle="1" w:styleId="Ttulo9Car">
     <w:name w:val="Título 9 Car"/>
     <w:basedOn w:val="Fuentedeprrafopredeter"/>
     <w:link w:val="Ttulo9"/>
     <w:rsid w:val="000A2611"/>
     <w:rPr>
-      <w:rFonts w:ascii="Verdana" w:cs="Times New Roman" w:eastAsia="Times New Roman" w:hAnsi="Verdana"/>
-      <w:b w:val="1"/>
-      <w:i w:val="1"/>
+      <w:rFonts w:ascii="Verdana" w:eastAsia="Times New Roman" w:hAnsi="Verdana" w:cs="Times New Roman"/>
+      <w:b/>
+      <w:i/>
       <w:sz w:val="18"/>
       <w:szCs w:val="20"/>
       <w:lang w:val="en-US"/>
@@ -5330,33 +5027,33 @@
     <w:link w:val="TextoindependienteCar"/>
     <w:rsid w:val="000A2611"/>
     <w:pPr>
-      <w:keepLines w:val="1"/>
+      <w:keepLines/>
       <w:widowControl w:val="0"/>
       <w:spacing w:after="120" w:line="240" w:lineRule="atLeast"/>
       <w:ind w:left="720"/>
       <w:jc w:val="both"/>
     </w:pPr>
     <w:rPr>
-      <w:rFonts w:ascii="Verdana" w:cs="Times New Roman" w:eastAsia="Times New Roman" w:hAnsi="Verdana"/>
+      <w:rFonts w:ascii="Verdana" w:eastAsia="Times New Roman" w:hAnsi="Verdana" w:cs="Times New Roman"/>
       <w:sz w:val="20"/>
       <w:szCs w:val="20"/>
       <w:lang w:val="en-US"/>
     </w:rPr>
   </w:style>
-  <w:style w:type="character" w:styleId="TextoindependienteCar" w:customStyle="1">
+  <w:style w:type="character" w:customStyle="1" w:styleId="TextoindependienteCar">
     <w:name w:val="Texto independiente Car"/>
     <w:basedOn w:val="Fuentedeprrafopredeter"/>
     <w:link w:val="Textoindependiente"/>
     <w:rsid w:val="000A2611"/>
     <w:rPr>
-      <w:rFonts w:ascii="Verdana" w:cs="Times New Roman" w:eastAsia="Times New Roman" w:hAnsi="Verdana"/>
+      <w:rFonts w:ascii="Verdana" w:eastAsia="Times New Roman" w:hAnsi="Verdana" w:cs="Times New Roman"/>
       <w:sz w:val="20"/>
       <w:szCs w:val="20"/>
       <w:lang w:val="en-US"/>
     </w:rPr>
   </w:style>
-  <w:style w:type="table" w:styleId="a" w:customStyle="1">
-    <w:basedOn w:val="TableNormal"/>
+  <w:style w:type="table" w:customStyle="1" w:styleId="a">
+    <w:basedOn w:val="TableNormal0"/>
     <w:pPr>
       <w:spacing w:after="0" w:line="240" w:lineRule="auto"/>
     </w:pPr>
@@ -5364,41 +5061,35 @@
       <w:tblStyleRowBandSize w:val="1"/>
       <w:tblStyleColBandSize w:val="1"/>
       <w:tblCellMar>
-        <w:top w:w="0.0" w:type="dxa"/>
-        <w:left w:w="108.0" w:type="dxa"/>
-        <w:bottom w:w="0.0" w:type="dxa"/>
-        <w:right w:w="108.0" w:type="dxa"/>
+        <w:left w:w="108" w:type="dxa"/>
+        <w:right w:w="108" w:type="dxa"/>
       </w:tblCellMar>
     </w:tblPr>
   </w:style>
-  <w:style w:type="table" w:styleId="a0" w:customStyle="1">
-    <w:basedOn w:val="TableNormal"/>
+  <w:style w:type="table" w:customStyle="1" w:styleId="a0">
+    <w:basedOn w:val="TableNormal0"/>
     <w:tblPr>
       <w:tblStyleRowBandSize w:val="1"/>
       <w:tblStyleColBandSize w:val="1"/>
       <w:tblCellMar>
-        <w:top w:w="0.0" w:type="dxa"/>
-        <w:left w:w="115.0" w:type="dxa"/>
-        <w:bottom w:w="0.0" w:type="dxa"/>
-        <w:right w:w="115.0" w:type="dxa"/>
+        <w:left w:w="115" w:type="dxa"/>
+        <w:right w:w="115" w:type="dxa"/>
       </w:tblCellMar>
     </w:tblPr>
   </w:style>
-  <w:style w:type="table" w:styleId="a1" w:customStyle="1">
-    <w:basedOn w:val="TableNormal"/>
+  <w:style w:type="table" w:customStyle="1" w:styleId="a1">
+    <w:basedOn w:val="TableNormal0"/>
     <w:tblPr>
       <w:tblStyleRowBandSize w:val="1"/>
       <w:tblStyleColBandSize w:val="1"/>
       <w:tblCellMar>
-        <w:top w:w="0.0" w:type="dxa"/>
-        <w:left w:w="115.0" w:type="dxa"/>
-        <w:bottom w:w="0.0" w:type="dxa"/>
-        <w:right w:w="115.0" w:type="dxa"/>
+        <w:left w:w="115" w:type="dxa"/>
+        <w:right w:w="115" w:type="dxa"/>
       </w:tblCellMar>
     </w:tblPr>
   </w:style>
-  <w:style w:type="table" w:styleId="a2" w:customStyle="1">
-    <w:basedOn w:val="TableNormal"/>
+  <w:style w:type="table" w:customStyle="1" w:styleId="a2">
+    <w:basedOn w:val="TableNormal0"/>
     <w:pPr>
       <w:spacing w:after="0" w:line="240" w:lineRule="auto"/>
     </w:pPr>
@@ -5406,15 +5097,13 @@
       <w:tblStyleRowBandSize w:val="1"/>
       <w:tblStyleColBandSize w:val="1"/>
       <w:tblCellMar>
-        <w:top w:w="0.0" w:type="dxa"/>
-        <w:left w:w="108.0" w:type="dxa"/>
-        <w:bottom w:w="0.0" w:type="dxa"/>
-        <w:right w:w="108.0" w:type="dxa"/>
+        <w:left w:w="108" w:type="dxa"/>
+        <w:right w:w="108" w:type="dxa"/>
       </w:tblCellMar>
     </w:tblPr>
   </w:style>
-  <w:style w:type="table" w:styleId="a3" w:customStyle="1">
-    <w:basedOn w:val="TableNormal"/>
+  <w:style w:type="table" w:customStyle="1" w:styleId="a3">
+    <w:basedOn w:val="TableNormal0"/>
     <w:pPr>
       <w:spacing w:after="0" w:line="240" w:lineRule="auto"/>
     </w:pPr>
@@ -5422,33 +5111,33 @@
       <w:tblStyleRowBandSize w:val="1"/>
       <w:tblStyleColBandSize w:val="1"/>
       <w:tblCellMar>
-        <w:top w:w="0.0" w:type="dxa"/>
-        <w:left w:w="108.0" w:type="dxa"/>
-        <w:bottom w:w="0.0" w:type="dxa"/>
-        <w:right w:w="108.0" w:type="dxa"/>
+        <w:left w:w="108" w:type="dxa"/>
+        <w:right w:w="108" w:type="dxa"/>
       </w:tblCellMar>
     </w:tblPr>
   </w:style>
-  <w:style w:type="paragraph" w:styleId="Subtitle">
+  <w:style w:type="paragraph" w:styleId="Subttulo">
     <w:name w:val="Subtitle"/>
     <w:basedOn w:val="Normal"/>
     <w:next w:val="Normal"/>
+    <w:uiPriority w:val="11"/>
+    <w:qFormat/>
     <w:pPr>
-      <w:keepNext w:val="1"/>
-      <w:keepLines w:val="1"/>
-      <w:spacing w:after="80" w:before="360" w:lineRule="auto"/>
+      <w:keepNext/>
+      <w:keepLines/>
+      <w:spacing w:before="360" w:after="80"/>
     </w:pPr>
     <w:rPr>
-      <w:rFonts w:ascii="Georgia" w:cs="Georgia" w:eastAsia="Georgia" w:hAnsi="Georgia"/>
-      <w:i w:val="1"/>
-      <w:iCs w:val="1"/>
+      <w:rFonts w:ascii="Georgia" w:eastAsia="Georgia" w:hAnsi="Georgia" w:cs="Georgia"/>
+      <w:i/>
+      <w:iCs/>
       <w:color w:val="666666"/>
       <w:sz w:val="48"/>
       <w:szCs w:val="48"/>
     </w:rPr>
   </w:style>
-  <w:style w:type="table" w:styleId="Table1">
-    <w:basedOn w:val="TableNormal"/>
+  <w:style w:type="table" w:customStyle="1" w:styleId="a4">
+    <w:basedOn w:val="TableNormal0"/>
     <w:pPr>
       <w:spacing w:after="0" w:line="240" w:lineRule="auto"/>
     </w:pPr>
@@ -5456,41 +5145,35 @@
       <w:tblStyleRowBandSize w:val="1"/>
       <w:tblStyleColBandSize w:val="1"/>
       <w:tblCellMar>
-        <w:top w:w="0.0" w:type="dxa"/>
-        <w:left w:w="108.0" w:type="dxa"/>
-        <w:bottom w:w="0.0" w:type="dxa"/>
-        <w:right w:w="108.0" w:type="dxa"/>
+        <w:left w:w="108" w:type="dxa"/>
+        <w:right w:w="108" w:type="dxa"/>
       </w:tblCellMar>
     </w:tblPr>
   </w:style>
-  <w:style w:type="table" w:styleId="Table2">
-    <w:basedOn w:val="TableNormal"/>
+  <w:style w:type="table" w:customStyle="1" w:styleId="a5">
+    <w:basedOn w:val="TableNormal0"/>
     <w:tblPr>
       <w:tblStyleRowBandSize w:val="1"/>
       <w:tblStyleColBandSize w:val="1"/>
       <w:tblCellMar>
-        <w:top w:w="0.0" w:type="dxa"/>
-        <w:left w:w="115.0" w:type="dxa"/>
-        <w:bottom w:w="0.0" w:type="dxa"/>
-        <w:right w:w="115.0" w:type="dxa"/>
+        <w:left w:w="115" w:type="dxa"/>
+        <w:right w:w="115" w:type="dxa"/>
       </w:tblCellMar>
     </w:tblPr>
   </w:style>
-  <w:style w:type="table" w:styleId="Table3">
-    <w:basedOn w:val="TableNormal"/>
+  <w:style w:type="table" w:customStyle="1" w:styleId="a6">
+    <w:basedOn w:val="TableNormal0"/>
     <w:tblPr>
       <w:tblStyleRowBandSize w:val="1"/>
       <w:tblStyleColBandSize w:val="1"/>
       <w:tblCellMar>
-        <w:top w:w="0.0" w:type="dxa"/>
-        <w:left w:w="115.0" w:type="dxa"/>
-        <w:bottom w:w="0.0" w:type="dxa"/>
-        <w:right w:w="115.0" w:type="dxa"/>
+        <w:left w:w="115" w:type="dxa"/>
+        <w:right w:w="115" w:type="dxa"/>
       </w:tblCellMar>
     </w:tblPr>
   </w:style>
-  <w:style w:type="table" w:styleId="Table4">
-    <w:basedOn w:val="TableNormal"/>
+  <w:style w:type="table" w:customStyle="1" w:styleId="a7">
+    <w:basedOn w:val="TableNormal0"/>
     <w:pPr>
       <w:spacing w:after="0" w:line="240" w:lineRule="auto"/>
     </w:pPr>
@@ -5498,15 +5181,13 @@
       <w:tblStyleRowBandSize w:val="1"/>
       <w:tblStyleColBandSize w:val="1"/>
       <w:tblCellMar>
-        <w:top w:w="0.0" w:type="dxa"/>
-        <w:left w:w="108.0" w:type="dxa"/>
-        <w:bottom w:w="0.0" w:type="dxa"/>
-        <w:right w:w="108.0" w:type="dxa"/>
+        <w:left w:w="108" w:type="dxa"/>
+        <w:right w:w="108" w:type="dxa"/>
       </w:tblCellMar>
     </w:tblPr>
   </w:style>
-  <w:style w:type="table" w:styleId="Table5">
-    <w:basedOn w:val="TableNormal"/>
+  <w:style w:type="table" w:customStyle="1" w:styleId="a8">
+    <w:basedOn w:val="TableNormal0"/>
     <w:pPr>
       <w:spacing w:after="0" w:line="240" w:lineRule="auto"/>
     </w:pPr>
@@ -5514,10 +5195,8 @@
       <w:tblStyleRowBandSize w:val="1"/>
       <w:tblStyleColBandSize w:val="1"/>
       <w:tblCellMar>
-        <w:top w:w="0.0" w:type="dxa"/>
-        <w:left w:w="108.0" w:type="dxa"/>
-        <w:bottom w:w="0.0" w:type="dxa"/>
-        <w:right w:w="108.0" w:type="dxa"/>
+        <w:left w:w="108" w:type="dxa"/>
+        <w:right w:w="108" w:type="dxa"/>
       </w:tblCellMar>
     </w:tblPr>
   </w:style>
@@ -5809,17 +5488,17 @@
 </a:theme>
 </file>
 
-<file path=customXML/item1.xml><?xml version="1.0" encoding="utf-8"?>
+<file path=customXml/item1.xml><?xml version="1.0" encoding="utf-8"?>
 <go:gDocsCustomXmlDataStorage xmlns:go="http://customooxmlschemas.google.com/" xmlns:r="http://schemas.openxmlformats.org/officeDocument/2006/relationships" uri="GoogleDocsCustomDataVersion2">
   <go:docsCustomData xmlns:go="http://customooxmlschemas.google.com/" roundtripDataSignature="AMtx7mgB/e3OFlw3rKeODiW1p8J0Ki54VQ==">CgMxLjAyCGguZ2pkZ3hzMgloLjMwajB6bGwyCWguMWZvYjl0ZTIOaC51M29icGc5bm03NmgyCWguM3pueXNoNzIOaC5ya2pwZWx4eTRoejMyCWguMmV0OTJwMDIOaC51bWIzM3dnOWwzYmcyCGgudHlqY3d0MgloLjNkeTZ2a204AHIhMXRSVXVGTGhIUWJJeDA1eGZ5NVlfdGhKSng0dmlzYURJ</go:docsCustomData>
 </go:gDocsCustomXmlDataStorage>
 </file>
 
-<file path=customXML/itemProps1.xml><?xml version="1.0" encoding="utf-8"?>
+<file path=customXml/itemProps1.xml><?xml version="1.0" encoding="utf-8"?>
 <ds:datastoreItem xmlns:ds="http://schemas.openxmlformats.org/officeDocument/2006/customXml" ds:itemID="{11111111-1234-1234-1234-123412341234}">
   <ds:schemaRefs>
+    <ds:schemaRef ds:uri="http://customooxmlschemas.google.com/"/>
     <ds:schemaRef ds:uri="http://schemas.openxmlformats.org/officeDocument/2006/relationships"/>
-    <ds:schemaRef ds:uri="http://customooxmlschemas.google.com/"/>
   </ds:schemaRefs>
 </ds:datastoreItem>
 </file>